--- a/Отчёт 5 день.docx
+++ b/Отчёт 5 день.docx
@@ -47,6 +47,7 @@
       <w:r>
         <w:rPr>
           <w:rFonts w:ascii="Times New Roman" w:hAnsi="Times New Roman" w:cs="Times New Roman"/>
+          <w:noProof/>
           <w:sz w:val="28"/>
           <w:szCs w:val="28"/>
         </w:rPr>
@@ -55,84 +56,6 @@
             <wp:extent cx="5940425" cy="3399155"/>
             <wp:effectExtent l="0" t="0" r="3175" b="0"/>
             <wp:docPr id="1" name="Рисунок 1"/>
-            <wp:cNvGraphicFramePr>
-              <a:graphicFrameLocks xmlns:a="http://schemas.openxmlformats.org/drawingml/2006/main" noChangeAspect="1"/>
-            </wp:cNvGraphicFramePr>
-            <a:graphic xmlns:a="http://schemas.openxmlformats.org/drawingml/2006/main">
-              <a:graphicData uri="http://schemas.openxmlformats.org/drawingml/2006/picture">
-                <pic:pic xmlns:pic="http://schemas.openxmlformats.org/drawingml/2006/picture">
-                  <pic:nvPicPr>
-                    <pic:cNvPr id="1" name=""/>
-                    <pic:cNvPicPr/>
-                  </pic:nvPicPr>
-                  <pic:blipFill>
-                    <a:blip r:embed="rId4"/>
-                    <a:stretch>
-                      <a:fillRect/>
-                    </a:stretch>
-                  </pic:blipFill>
-                  <pic:spPr>
-                    <a:xfrm>
-                      <a:off x="0" y="0"/>
-                      <a:ext cx="5940425" cy="3399155"/>
-                    </a:xfrm>
-                    <a:prstGeom prst="rect">
-                      <a:avLst/>
-                    </a:prstGeom>
-                  </pic:spPr>
-                </pic:pic>
-              </a:graphicData>
-            </a:graphic>
-          </wp:inline>
-        </w:drawing>
-      </w:r>
-    </w:p>
-    <w:p>
-      <w:pPr>
-        <w:rPr>
-          <w:rFonts w:ascii="Times New Roman" w:hAnsi="Times New Roman" w:cs="Times New Roman"/>
-          <w:sz w:val="28"/>
-          <w:szCs w:val="28"/>
-        </w:rPr>
-      </w:pPr>
-    </w:p>
-    <w:p>
-      <w:pPr>
-        <w:rPr>
-          <w:rFonts w:ascii="Times New Roman" w:hAnsi="Times New Roman" w:cs="Times New Roman"/>
-          <w:sz w:val="28"/>
-          <w:szCs w:val="28"/>
-        </w:rPr>
-      </w:pPr>
-      <w:r>
-        <w:rPr>
-          <w:rFonts w:ascii="Times New Roman" w:hAnsi="Times New Roman" w:cs="Times New Roman"/>
-          <w:sz w:val="28"/>
-          <w:szCs w:val="28"/>
-        </w:rPr>
-        <w:t>2. Блок схема ПМ</w:t>
-      </w:r>
-    </w:p>
-    <w:p>
-      <w:pPr>
-        <w:rPr>
-          <w:rFonts w:ascii="Times New Roman" w:hAnsi="Times New Roman" w:cs="Times New Roman"/>
-          <w:sz w:val="28"/>
-          <w:szCs w:val="28"/>
-          <w:lang w:val="en-US"/>
-        </w:rPr>
-      </w:pPr>
-      <w:r>
-        <w:rPr>
-          <w:rFonts w:ascii="Times New Roman" w:hAnsi="Times New Roman" w:cs="Times New Roman"/>
-          <w:sz w:val="28"/>
-          <w:szCs w:val="28"/>
-        </w:rPr>
-        <w:drawing>
-          <wp:inline distT="0" distB="0" distL="0" distR="0" wp14:anchorId="4BD4F6B2" wp14:editId="4408EB2C">
-            <wp:extent cx="4857750" cy="4229100"/>
-            <wp:effectExtent l="0" t="0" r="0" b="0"/>
-            <wp:docPr id="2" name="Рисунок 2"/>
             <wp:cNvGraphicFramePr>
               <a:graphicFrameLocks xmlns:a="http://schemas.openxmlformats.org/drawingml/2006/main" noChangeAspect="1"/>
             </wp:cNvGraphicFramePr>
@@ -152,7 +75,7 @@
                   <pic:spPr>
                     <a:xfrm>
                       <a:off x="0" y="0"/>
-                      <a:ext cx="4857750" cy="4229100"/>
+                      <a:ext cx="5940425" cy="3399155"/>
                     </a:xfrm>
                     <a:prstGeom prst="rect">
                       <a:avLst/>
@@ -173,14 +96,22 @@
           <w:szCs w:val="28"/>
         </w:rPr>
       </w:pPr>
-      <w:r>
-        <w:rPr>
-          <w:rFonts w:ascii="Times New Roman" w:hAnsi="Times New Roman" w:cs="Times New Roman"/>
-          <w:sz w:val="28"/>
-          <w:szCs w:val="28"/>
-        </w:rPr>
-        <w:lastRenderedPageBreak/>
-        <w:t>3. Процесс установки</w:t>
+    </w:p>
+    <w:p>
+      <w:pPr>
+        <w:rPr>
+          <w:rFonts w:ascii="Times New Roman" w:hAnsi="Times New Roman" w:cs="Times New Roman"/>
+          <w:sz w:val="28"/>
+          <w:szCs w:val="28"/>
+        </w:rPr>
+      </w:pPr>
+      <w:r>
+        <w:rPr>
+          <w:rFonts w:ascii="Times New Roman" w:hAnsi="Times New Roman" w:cs="Times New Roman"/>
+          <w:sz w:val="28"/>
+          <w:szCs w:val="28"/>
+        </w:rPr>
+        <w:t>2. Блок схема ПМ</w:t>
       </w:r>
     </w:p>
     <w:p>
@@ -195,15 +126,15 @@
       <w:r>
         <w:rPr>
           <w:rFonts w:ascii="Times New Roman" w:hAnsi="Times New Roman" w:cs="Times New Roman"/>
-          <w:sz w:val="28"/>
-          <w:szCs w:val="28"/>
-          <w:lang w:val="en-US"/>
+          <w:noProof/>
+          <w:sz w:val="28"/>
+          <w:szCs w:val="28"/>
         </w:rPr>
         <w:drawing>
-          <wp:inline distT="0" distB="0" distL="0" distR="0" wp14:anchorId="45EF0C5E" wp14:editId="060FB0B8">
-            <wp:extent cx="4829175" cy="3413202"/>
+          <wp:inline distT="0" distB="0" distL="0" distR="0" wp14:anchorId="4BD4F6B2" wp14:editId="4408EB2C">
+            <wp:extent cx="4857750" cy="4229100"/>
             <wp:effectExtent l="0" t="0" r="0" b="0"/>
-            <wp:docPr id="3" name="Рисунок 3"/>
+            <wp:docPr id="2" name="Рисунок 2"/>
             <wp:cNvGraphicFramePr>
               <a:graphicFrameLocks xmlns:a="http://schemas.openxmlformats.org/drawingml/2006/main" noChangeAspect="1"/>
             </wp:cNvGraphicFramePr>
@@ -223,7 +154,7 @@
                   <pic:spPr>
                     <a:xfrm>
                       <a:off x="0" y="0"/>
-                      <a:ext cx="4829948" cy="3413748"/>
+                      <a:ext cx="4857750" cy="4229100"/>
                     </a:xfrm>
                     <a:prstGeom prst="rect">
                       <a:avLst/>
@@ -250,7 +181,8 @@
           <w:sz w:val="28"/>
           <w:szCs w:val="28"/>
         </w:rPr>
-        <w:t>4. Настройка сети</w:t>
+        <w:lastRenderedPageBreak/>
+        <w:t>3. Процесс установки</w:t>
       </w:r>
     </w:p>
     <w:p>
@@ -262,28 +194,19 @@
           <w:lang w:val="en-US"/>
         </w:rPr>
       </w:pPr>
-    </w:p>
-    <w:p>
-      <w:pPr>
-        <w:rPr>
-          <w:rFonts w:ascii="Times New Roman" w:hAnsi="Times New Roman" w:cs="Times New Roman"/>
+      <w:r>
+        <w:rPr>
+          <w:rFonts w:ascii="Times New Roman" w:hAnsi="Times New Roman" w:cs="Times New Roman"/>
+          <w:noProof/>
           <w:sz w:val="28"/>
           <w:szCs w:val="28"/>
           <w:lang w:val="en-US"/>
         </w:rPr>
-      </w:pPr>
-      <w:r>
-        <w:rPr>
-          <w:rFonts w:ascii="Times New Roman" w:hAnsi="Times New Roman" w:cs="Times New Roman"/>
-          <w:sz w:val="28"/>
-          <w:szCs w:val="28"/>
-          <w:lang w:val="en-US"/>
-        </w:rPr>
         <w:drawing>
-          <wp:inline distT="0" distB="0" distL="0" distR="0" wp14:anchorId="3B2A45C7" wp14:editId="3574A853">
-            <wp:extent cx="4895850" cy="3631459"/>
-            <wp:effectExtent l="0" t="0" r="0" b="7620"/>
-            <wp:docPr id="4" name="Рисунок 4"/>
+          <wp:inline distT="0" distB="0" distL="0" distR="0" wp14:anchorId="45EF0C5E" wp14:editId="060FB0B8">
+            <wp:extent cx="4829175" cy="3413202"/>
+            <wp:effectExtent l="0" t="0" r="0" b="0"/>
+            <wp:docPr id="3" name="Рисунок 3"/>
             <wp:cNvGraphicFramePr>
               <a:graphicFrameLocks xmlns:a="http://schemas.openxmlformats.org/drawingml/2006/main" noChangeAspect="1"/>
             </wp:cNvGraphicFramePr>
@@ -303,7 +226,7 @@
                   <pic:spPr>
                     <a:xfrm>
                       <a:off x="0" y="0"/>
-                      <a:ext cx="4900255" cy="3634726"/>
+                      <a:ext cx="4829948" cy="3413748"/>
                     </a:xfrm>
                     <a:prstGeom prst="rect">
                       <a:avLst/>
@@ -322,6 +245,23 @@
           <w:rFonts w:ascii="Times New Roman" w:hAnsi="Times New Roman" w:cs="Times New Roman"/>
           <w:sz w:val="28"/>
           <w:szCs w:val="28"/>
+        </w:rPr>
+      </w:pPr>
+      <w:r>
+        <w:rPr>
+          <w:rFonts w:ascii="Times New Roman" w:hAnsi="Times New Roman" w:cs="Times New Roman"/>
+          <w:sz w:val="28"/>
+          <w:szCs w:val="28"/>
+        </w:rPr>
+        <w:t>4. Настройка сети</w:t>
+      </w:r>
+    </w:p>
+    <w:p>
+      <w:pPr>
+        <w:rPr>
+          <w:rFonts w:ascii="Times New Roman" w:hAnsi="Times New Roman" w:cs="Times New Roman"/>
+          <w:sz w:val="28"/>
+          <w:szCs w:val="28"/>
           <w:lang w:val="en-US"/>
         </w:rPr>
       </w:pPr>
@@ -335,56 +275,19 @@
           <w:lang w:val="en-US"/>
         </w:rPr>
       </w:pPr>
-    </w:p>
-    <w:p>
-      <w:pPr>
-        <w:rPr>
-          <w:rFonts w:ascii="Times New Roman" w:hAnsi="Times New Roman" w:cs="Times New Roman"/>
+      <w:r>
+        <w:rPr>
+          <w:rFonts w:ascii="Times New Roman" w:hAnsi="Times New Roman" w:cs="Times New Roman"/>
+          <w:noProof/>
           <w:sz w:val="28"/>
           <w:szCs w:val="28"/>
           <w:lang w:val="en-US"/>
         </w:rPr>
-      </w:pPr>
-    </w:p>
-    <w:p>
-      <w:pPr>
-        <w:rPr>
-          <w:rFonts w:ascii="Times New Roman" w:hAnsi="Times New Roman" w:cs="Times New Roman"/>
-          <w:sz w:val="28"/>
-          <w:szCs w:val="28"/>
-        </w:rPr>
-      </w:pPr>
-      <w:r>
-        <w:rPr>
-          <w:rFonts w:ascii="Times New Roman" w:hAnsi="Times New Roman" w:cs="Times New Roman"/>
-          <w:sz w:val="28"/>
-          <w:szCs w:val="28"/>
-        </w:rPr>
-        <w:lastRenderedPageBreak/>
-        <w:t>5. Учётная запись</w:t>
-      </w:r>
-    </w:p>
-    <w:p>
-      <w:pPr>
-        <w:rPr>
-          <w:rFonts w:ascii="Times New Roman" w:hAnsi="Times New Roman" w:cs="Times New Roman"/>
-          <w:sz w:val="28"/>
-          <w:szCs w:val="28"/>
-          <w:lang w:val="en-US"/>
-        </w:rPr>
-      </w:pPr>
-      <w:r>
-        <w:rPr>
-          <w:rFonts w:ascii="Times New Roman" w:hAnsi="Times New Roman" w:cs="Times New Roman"/>
-          <w:sz w:val="28"/>
-          <w:szCs w:val="28"/>
-          <w:lang w:val="en-US"/>
-        </w:rPr>
         <w:drawing>
-          <wp:inline distT="0" distB="0" distL="0" distR="0" wp14:anchorId="63D3A744" wp14:editId="40BF7E53">
-            <wp:extent cx="4752975" cy="3455370"/>
-            <wp:effectExtent l="0" t="0" r="0" b="0"/>
-            <wp:docPr id="5" name="Рисунок 5"/>
+          <wp:inline distT="0" distB="0" distL="0" distR="0" wp14:anchorId="3B2A45C7" wp14:editId="3574A853">
+            <wp:extent cx="4895850" cy="3631459"/>
+            <wp:effectExtent l="0" t="0" r="0" b="7620"/>
+            <wp:docPr id="4" name="Рисунок 4"/>
             <wp:cNvGraphicFramePr>
               <a:graphicFrameLocks xmlns:a="http://schemas.openxmlformats.org/drawingml/2006/main" noChangeAspect="1"/>
             </wp:cNvGraphicFramePr>
@@ -404,7 +307,7 @@
                   <pic:spPr>
                     <a:xfrm>
                       <a:off x="0" y="0"/>
-                      <a:ext cx="4755256" cy="3457028"/>
+                      <a:ext cx="4900255" cy="3634726"/>
                     </a:xfrm>
                     <a:prstGeom prst="rect">
                       <a:avLst/>
@@ -423,38 +326,70 @@
           <w:rFonts w:ascii="Times New Roman" w:hAnsi="Times New Roman" w:cs="Times New Roman"/>
           <w:sz w:val="28"/>
           <w:szCs w:val="28"/>
-        </w:rPr>
-      </w:pPr>
-      <w:r>
-        <w:rPr>
-          <w:rFonts w:ascii="Times New Roman" w:hAnsi="Times New Roman" w:cs="Times New Roman"/>
-          <w:sz w:val="28"/>
-          <w:szCs w:val="28"/>
-        </w:rPr>
-        <w:t>6. Окно сервера</w:t>
-      </w:r>
-    </w:p>
-    <w:p>
-      <w:pPr>
-        <w:rPr>
-          <w:rFonts w:ascii="Times New Roman" w:hAnsi="Times New Roman" w:cs="Times New Roman"/>
-          <w:sz w:val="28"/>
-          <w:szCs w:val="28"/>
           <w:lang w:val="en-US"/>
         </w:rPr>
       </w:pPr>
-      <w:r>
+    </w:p>
+    <w:p>
+      <w:pPr>
         <w:rPr>
           <w:rFonts w:ascii="Times New Roman" w:hAnsi="Times New Roman" w:cs="Times New Roman"/>
           <w:sz w:val="28"/>
           <w:szCs w:val="28"/>
           <w:lang w:val="en-US"/>
         </w:rPr>
+      </w:pPr>
+    </w:p>
+    <w:p>
+      <w:pPr>
+        <w:rPr>
+          <w:rFonts w:ascii="Times New Roman" w:hAnsi="Times New Roman" w:cs="Times New Roman"/>
+          <w:sz w:val="28"/>
+          <w:szCs w:val="28"/>
+          <w:lang w:val="en-US"/>
+        </w:rPr>
+      </w:pPr>
+    </w:p>
+    <w:p>
+      <w:pPr>
+        <w:rPr>
+          <w:rFonts w:ascii="Times New Roman" w:hAnsi="Times New Roman" w:cs="Times New Roman"/>
+          <w:sz w:val="28"/>
+          <w:szCs w:val="28"/>
+        </w:rPr>
+      </w:pPr>
+      <w:r>
+        <w:rPr>
+          <w:rFonts w:ascii="Times New Roman" w:hAnsi="Times New Roman" w:cs="Times New Roman"/>
+          <w:sz w:val="28"/>
+          <w:szCs w:val="28"/>
+        </w:rPr>
+        <w:lastRenderedPageBreak/>
+        <w:t>5. Учётная запись</w:t>
+      </w:r>
+    </w:p>
+    <w:p>
+      <w:pPr>
+        <w:rPr>
+          <w:rFonts w:ascii="Times New Roman" w:hAnsi="Times New Roman" w:cs="Times New Roman"/>
+          <w:sz w:val="28"/>
+          <w:szCs w:val="28"/>
+          <w:lang w:val="en-US"/>
+        </w:rPr>
+      </w:pPr>
+      <w:r>
+        <w:rPr>
+          <w:rFonts w:ascii="Times New Roman" w:hAnsi="Times New Roman" w:cs="Times New Roman"/>
+          <w:noProof/>
+          <w:sz w:val="28"/>
+          <w:szCs w:val="28"/>
+          <w:lang w:val="en-US"/>
+        </w:rPr>
         <w:drawing>
-          <wp:inline distT="0" distB="0" distL="0" distR="0" wp14:anchorId="31E4176E" wp14:editId="1DF14365">
-            <wp:extent cx="4524375" cy="4282559"/>
-            <wp:effectExtent l="0" t="0" r="0" b="3810"/>
-            <wp:docPr id="6" name="Рисунок 6"/>
+          <wp:inline distT="0" distB="0" distL="0" distR="0" wp14:anchorId="63D3A744" wp14:editId="40BF7E53">
+            <wp:extent cx="4752975" cy="3455370"/>
+            <wp:effectExtent l="0" t="0" r="0" b="0"/>
+            <wp:docPr id="5" name="Рисунок 5"/>
             <wp:cNvGraphicFramePr>
               <a:graphicFrameLocks xmlns:a="http://schemas.openxmlformats.org/drawingml/2006/main" noChangeAspect="1"/>
             </wp:cNvGraphicFramePr>
@@ -474,7 +409,7 @@
                   <pic:spPr>
                     <a:xfrm>
                       <a:off x="0" y="0"/>
-                      <a:ext cx="4526851" cy="4284903"/>
+                      <a:ext cx="4755256" cy="3457028"/>
                     </a:xfrm>
                     <a:prstGeom prst="rect">
                       <a:avLst/>
@@ -493,68 +428,39 @@
           <w:rFonts w:ascii="Times New Roman" w:hAnsi="Times New Roman" w:cs="Times New Roman"/>
           <w:sz w:val="28"/>
           <w:szCs w:val="28"/>
+        </w:rPr>
+      </w:pPr>
+      <w:r>
+        <w:rPr>
+          <w:rFonts w:ascii="Times New Roman" w:hAnsi="Times New Roman" w:cs="Times New Roman"/>
+          <w:sz w:val="28"/>
+          <w:szCs w:val="28"/>
+        </w:rPr>
+        <w:t>6. Окно сервера</w:t>
+      </w:r>
+    </w:p>
+    <w:p>
+      <w:pPr>
+        <w:rPr>
+          <w:rFonts w:ascii="Times New Roman" w:hAnsi="Times New Roman" w:cs="Times New Roman"/>
+          <w:sz w:val="28"/>
+          <w:szCs w:val="28"/>
           <w:lang w:val="en-US"/>
         </w:rPr>
       </w:pPr>
-    </w:p>
-    <w:p>
-      <w:pPr>
-        <w:rPr>
-          <w:rFonts w:ascii="Times New Roman" w:hAnsi="Times New Roman" w:cs="Times New Roman"/>
+      <w:r>
+        <w:rPr>
+          <w:rFonts w:ascii="Times New Roman" w:hAnsi="Times New Roman" w:cs="Times New Roman"/>
+          <w:noProof/>
           <w:sz w:val="28"/>
           <w:szCs w:val="28"/>
           <w:lang w:val="en-US"/>
         </w:rPr>
-      </w:pPr>
-    </w:p>
-    <w:p>
-      <w:pPr>
-        <w:rPr>
-          <w:rFonts w:ascii="Times New Roman" w:hAnsi="Times New Roman" w:cs="Times New Roman"/>
-          <w:sz w:val="28"/>
-          <w:szCs w:val="28"/>
-        </w:rPr>
-      </w:pPr>
-      <w:r>
-        <w:rPr>
-          <w:rFonts w:ascii="Times New Roman" w:hAnsi="Times New Roman" w:cs="Times New Roman"/>
-          <w:sz w:val="28"/>
-          <w:szCs w:val="28"/>
-        </w:rPr>
-        <w:lastRenderedPageBreak/>
-        <w:t xml:space="preserve">7. </w:t>
-      </w:r>
-      <w:r>
-        <w:rPr>
-          <w:rFonts w:ascii="Times New Roman" w:hAnsi="Times New Roman" w:cs="Times New Roman"/>
-          <w:sz w:val="28"/>
-          <w:szCs w:val="28"/>
-          <w:lang w:val="en-US"/>
-        </w:rPr>
-        <w:t xml:space="preserve">IP </w:t>
-      </w:r>
-    </w:p>
-    <w:p>
-      <w:pPr>
-        <w:rPr>
-          <w:rFonts w:ascii="Times New Roman" w:hAnsi="Times New Roman" w:cs="Times New Roman"/>
-          <w:sz w:val="28"/>
-          <w:szCs w:val="28"/>
-          <w:lang w:val="en-US"/>
-        </w:rPr>
-      </w:pPr>
-      <w:r>
-        <w:rPr>
-          <w:rFonts w:ascii="Times New Roman" w:hAnsi="Times New Roman" w:cs="Times New Roman"/>
-          <w:sz w:val="28"/>
-          <w:szCs w:val="28"/>
-          <w:lang w:val="en-US"/>
-        </w:rPr>
         <w:drawing>
-          <wp:inline distT="0" distB="0" distL="0" distR="0" wp14:anchorId="4B2FDE9A" wp14:editId="25A0F51C">
-            <wp:extent cx="5940425" cy="2037715"/>
-            <wp:effectExtent l="0" t="0" r="3175" b="635"/>
-            <wp:docPr id="7" name="Рисунок 7"/>
+          <wp:inline distT="0" distB="0" distL="0" distR="0" wp14:anchorId="31E4176E" wp14:editId="1DF14365">
+            <wp:extent cx="4524375" cy="4282559"/>
+            <wp:effectExtent l="0" t="0" r="0" b="3810"/>
+            <wp:docPr id="6" name="Рисунок 6"/>
             <wp:cNvGraphicFramePr>
               <a:graphicFrameLocks xmlns:a="http://schemas.openxmlformats.org/drawingml/2006/main" noChangeAspect="1"/>
             </wp:cNvGraphicFramePr>
@@ -574,7 +480,7 @@
                   <pic:spPr>
                     <a:xfrm>
                       <a:off x="0" y="0"/>
-                      <a:ext cx="5940425" cy="2037715"/>
+                      <a:ext cx="4526851" cy="4284903"/>
                     </a:xfrm>
                     <a:prstGeom prst="rect">
                       <a:avLst/>
@@ -593,38 +499,69 @@
           <w:rFonts w:ascii="Times New Roman" w:hAnsi="Times New Roman" w:cs="Times New Roman"/>
           <w:sz w:val="28"/>
           <w:szCs w:val="28"/>
-        </w:rPr>
-      </w:pPr>
-      <w:r>
-        <w:rPr>
-          <w:rFonts w:ascii="Times New Roman" w:hAnsi="Times New Roman" w:cs="Times New Roman"/>
-          <w:sz w:val="28"/>
-          <w:szCs w:val="28"/>
-        </w:rPr>
-        <w:t>8. Зашёл на сервер</w:t>
-      </w:r>
-    </w:p>
-    <w:p>
-      <w:pPr>
-        <w:rPr>
-          <w:rFonts w:ascii="Times New Roman" w:hAnsi="Times New Roman" w:cs="Times New Roman"/>
-          <w:sz w:val="28"/>
-          <w:szCs w:val="28"/>
           <w:lang w:val="en-US"/>
         </w:rPr>
       </w:pPr>
-      <w:r>
+    </w:p>
+    <w:p>
+      <w:pPr>
         <w:rPr>
           <w:rFonts w:ascii="Times New Roman" w:hAnsi="Times New Roman" w:cs="Times New Roman"/>
           <w:sz w:val="28"/>
           <w:szCs w:val="28"/>
           <w:lang w:val="en-US"/>
         </w:rPr>
+      </w:pPr>
+    </w:p>
+    <w:p>
+      <w:pPr>
+        <w:rPr>
+          <w:rFonts w:ascii="Times New Roman" w:hAnsi="Times New Roman" w:cs="Times New Roman"/>
+          <w:sz w:val="28"/>
+          <w:szCs w:val="28"/>
+        </w:rPr>
+      </w:pPr>
+      <w:r>
+        <w:rPr>
+          <w:rFonts w:ascii="Times New Roman" w:hAnsi="Times New Roman" w:cs="Times New Roman"/>
+          <w:sz w:val="28"/>
+          <w:szCs w:val="28"/>
+        </w:rPr>
+        <w:lastRenderedPageBreak/>
+        <w:t xml:space="preserve">7. </w:t>
+      </w:r>
+      <w:r>
+        <w:rPr>
+          <w:rFonts w:ascii="Times New Roman" w:hAnsi="Times New Roman" w:cs="Times New Roman"/>
+          <w:sz w:val="28"/>
+          <w:szCs w:val="28"/>
+          <w:lang w:val="en-US"/>
+        </w:rPr>
+        <w:t xml:space="preserve">IP </w:t>
+      </w:r>
+    </w:p>
+    <w:p>
+      <w:pPr>
+        <w:rPr>
+          <w:rFonts w:ascii="Times New Roman" w:hAnsi="Times New Roman" w:cs="Times New Roman"/>
+          <w:sz w:val="28"/>
+          <w:szCs w:val="28"/>
+          <w:lang w:val="en-US"/>
+        </w:rPr>
+      </w:pPr>
+      <w:r>
+        <w:rPr>
+          <w:rFonts w:ascii="Times New Roman" w:hAnsi="Times New Roman" w:cs="Times New Roman"/>
+          <w:noProof/>
+          <w:sz w:val="28"/>
+          <w:szCs w:val="28"/>
+          <w:lang w:val="en-US"/>
+        </w:rPr>
         <w:drawing>
-          <wp:inline distT="0" distB="0" distL="0" distR="0" wp14:anchorId="60DC8B7E" wp14:editId="2F2C463C">
-            <wp:extent cx="5940425" cy="2895600"/>
-            <wp:effectExtent l="0" t="0" r="3175" b="0"/>
-            <wp:docPr id="8" name="Рисунок 8"/>
+          <wp:inline distT="0" distB="0" distL="0" distR="0" wp14:anchorId="4B2FDE9A" wp14:editId="25A0F51C">
+            <wp:extent cx="5940425" cy="2037715"/>
+            <wp:effectExtent l="0" t="0" r="3175" b="635"/>
+            <wp:docPr id="7" name="Рисунок 7"/>
             <wp:cNvGraphicFramePr>
               <a:graphicFrameLocks xmlns:a="http://schemas.openxmlformats.org/drawingml/2006/main" noChangeAspect="1"/>
             </wp:cNvGraphicFramePr>
@@ -644,7 +581,7 @@
                   <pic:spPr>
                     <a:xfrm>
                       <a:off x="0" y="0"/>
-                      <a:ext cx="5940425" cy="2895600"/>
+                      <a:ext cx="5940425" cy="2037715"/>
                     </a:xfrm>
                     <a:prstGeom prst="rect">
                       <a:avLst/>
@@ -663,47 +600,39 @@
           <w:rFonts w:ascii="Times New Roman" w:hAnsi="Times New Roman" w:cs="Times New Roman"/>
           <w:sz w:val="28"/>
           <w:szCs w:val="28"/>
+        </w:rPr>
+      </w:pPr>
+      <w:r>
+        <w:rPr>
+          <w:rFonts w:ascii="Times New Roman" w:hAnsi="Times New Roman" w:cs="Times New Roman"/>
+          <w:sz w:val="28"/>
+          <w:szCs w:val="28"/>
+        </w:rPr>
+        <w:t>8. Зашёл на сервер</w:t>
+      </w:r>
+    </w:p>
+    <w:p>
+      <w:pPr>
+        <w:rPr>
+          <w:rFonts w:ascii="Times New Roman" w:hAnsi="Times New Roman" w:cs="Times New Roman"/>
+          <w:sz w:val="28"/>
+          <w:szCs w:val="28"/>
           <w:lang w:val="en-US"/>
         </w:rPr>
       </w:pPr>
-    </w:p>
-    <w:p>
-      <w:pPr>
-        <w:rPr>
-          <w:rFonts w:ascii="Times New Roman" w:hAnsi="Times New Roman" w:cs="Times New Roman"/>
-          <w:sz w:val="28"/>
-          <w:szCs w:val="28"/>
-        </w:rPr>
-      </w:pPr>
-      <w:r>
-        <w:rPr>
-          <w:rFonts w:ascii="Times New Roman" w:hAnsi="Times New Roman" w:cs="Times New Roman"/>
-          <w:sz w:val="28"/>
-          <w:szCs w:val="28"/>
-        </w:rPr>
-        <w:t>9. Создана файловая система</w:t>
-      </w:r>
-    </w:p>
-    <w:p>
-      <w:pPr>
-        <w:rPr>
-          <w:rFonts w:ascii="Times New Roman" w:hAnsi="Times New Roman" w:cs="Times New Roman"/>
-          <w:sz w:val="28"/>
-          <w:szCs w:val="28"/>
-        </w:rPr>
-      </w:pPr>
-      <w:r>
-        <w:rPr>
-          <w:rFonts w:ascii="Times New Roman" w:hAnsi="Times New Roman" w:cs="Times New Roman"/>
-          <w:sz w:val="28"/>
-          <w:szCs w:val="28"/>
-        </w:rPr>
-        <w:lastRenderedPageBreak/>
+      <w:r>
+        <w:rPr>
+          <w:rFonts w:ascii="Times New Roman" w:hAnsi="Times New Roman" w:cs="Times New Roman"/>
+          <w:noProof/>
+          <w:sz w:val="28"/>
+          <w:szCs w:val="28"/>
+          <w:lang w:val="en-US"/>
+        </w:rPr>
         <w:drawing>
-          <wp:inline distT="0" distB="0" distL="0" distR="0" wp14:anchorId="55639BA5" wp14:editId="4B011D57">
-            <wp:extent cx="5940425" cy="3604895"/>
+          <wp:inline distT="0" distB="0" distL="0" distR="0" wp14:anchorId="60DC8B7E" wp14:editId="2F2C463C">
+            <wp:extent cx="5940425" cy="2895600"/>
             <wp:effectExtent l="0" t="0" r="3175" b="0"/>
-            <wp:docPr id="9" name="Рисунок 9"/>
+            <wp:docPr id="8" name="Рисунок 8"/>
             <wp:cNvGraphicFramePr>
               <a:graphicFrameLocks xmlns:a="http://schemas.openxmlformats.org/drawingml/2006/main" noChangeAspect="1"/>
             </wp:cNvGraphicFramePr>
@@ -723,7 +652,7 @@
                   <pic:spPr>
                     <a:xfrm>
                       <a:off x="0" y="0"/>
-                      <a:ext cx="5940425" cy="3604895"/>
+                      <a:ext cx="5940425" cy="2895600"/>
                     </a:xfrm>
                     <a:prstGeom prst="rect">
                       <a:avLst/>
@@ -742,36 +671,48 @@
           <w:rFonts w:ascii="Times New Roman" w:hAnsi="Times New Roman" w:cs="Times New Roman"/>
           <w:sz w:val="28"/>
           <w:szCs w:val="28"/>
-        </w:rPr>
-      </w:pPr>
-      <w:r>
-        <w:rPr>
-          <w:rFonts w:ascii="Times New Roman" w:hAnsi="Times New Roman" w:cs="Times New Roman"/>
-          <w:sz w:val="28"/>
-          <w:szCs w:val="28"/>
-        </w:rPr>
-        <w:t>10.Создана общая папка</w:t>
-      </w:r>
-    </w:p>
-    <w:p>
-      <w:pPr>
-        <w:rPr>
-          <w:rFonts w:ascii="Times New Roman" w:hAnsi="Times New Roman" w:cs="Times New Roman"/>
-          <w:sz w:val="28"/>
-          <w:szCs w:val="28"/>
-        </w:rPr>
-      </w:pPr>
-      <w:r>
-        <w:rPr>
-          <w:rFonts w:ascii="Times New Roman" w:hAnsi="Times New Roman" w:cs="Times New Roman"/>
-          <w:sz w:val="28"/>
-          <w:szCs w:val="28"/>
-        </w:rPr>
+          <w:lang w:val="en-US"/>
+        </w:rPr>
+      </w:pPr>
+    </w:p>
+    <w:p>
+      <w:pPr>
+        <w:rPr>
+          <w:rFonts w:ascii="Times New Roman" w:hAnsi="Times New Roman" w:cs="Times New Roman"/>
+          <w:sz w:val="28"/>
+          <w:szCs w:val="28"/>
+        </w:rPr>
+      </w:pPr>
+      <w:r>
+        <w:rPr>
+          <w:rFonts w:ascii="Times New Roman" w:hAnsi="Times New Roman" w:cs="Times New Roman"/>
+          <w:sz w:val="28"/>
+          <w:szCs w:val="28"/>
+        </w:rPr>
+        <w:t>9. Создана файловая система</w:t>
+      </w:r>
+    </w:p>
+    <w:p>
+      <w:pPr>
+        <w:rPr>
+          <w:rFonts w:ascii="Times New Roman" w:hAnsi="Times New Roman" w:cs="Times New Roman"/>
+          <w:sz w:val="28"/>
+          <w:szCs w:val="28"/>
+        </w:rPr>
+      </w:pPr>
+      <w:r>
+        <w:rPr>
+          <w:rFonts w:ascii="Times New Roman" w:hAnsi="Times New Roman" w:cs="Times New Roman"/>
+          <w:noProof/>
+          <w:sz w:val="28"/>
+          <w:szCs w:val="28"/>
+        </w:rPr>
+        <w:lastRenderedPageBreak/>
         <w:drawing>
-          <wp:inline distT="0" distB="0" distL="0" distR="0" wp14:anchorId="29104C97" wp14:editId="06DD313D">
-            <wp:extent cx="5381625" cy="3203663"/>
-            <wp:effectExtent l="0" t="0" r="0" b="0"/>
-            <wp:docPr id="10" name="Рисунок 10"/>
+          <wp:inline distT="0" distB="0" distL="0" distR="0" wp14:anchorId="55639BA5" wp14:editId="4B011D57">
+            <wp:extent cx="5940425" cy="3604895"/>
+            <wp:effectExtent l="0" t="0" r="3175" b="0"/>
+            <wp:docPr id="9" name="Рисунок 9"/>
             <wp:cNvGraphicFramePr>
               <a:graphicFrameLocks xmlns:a="http://schemas.openxmlformats.org/drawingml/2006/main" noChangeAspect="1"/>
             </wp:cNvGraphicFramePr>
@@ -791,7 +732,7 @@
                   <pic:spPr>
                     <a:xfrm>
                       <a:off x="0" y="0"/>
-                      <a:ext cx="5388425" cy="3207711"/>
+                      <a:ext cx="5940425" cy="3604895"/>
                     </a:xfrm>
                     <a:prstGeom prst="rect">
                       <a:avLst/>
@@ -818,28 +759,29 @@
           <w:sz w:val="28"/>
           <w:szCs w:val="28"/>
         </w:rPr>
-        <w:t>11.Папка доступна</w:t>
-      </w:r>
-    </w:p>
-    <w:p>
-      <w:pPr>
-        <w:rPr>
-          <w:rFonts w:ascii="Times New Roman" w:hAnsi="Times New Roman" w:cs="Times New Roman"/>
-          <w:sz w:val="28"/>
-          <w:szCs w:val="28"/>
-        </w:rPr>
-      </w:pPr>
-      <w:r>
-        <w:rPr>
-          <w:rFonts w:ascii="Times New Roman" w:hAnsi="Times New Roman" w:cs="Times New Roman"/>
+        <w:t>10.Создана общая папка</w:t>
+      </w:r>
+    </w:p>
+    <w:p>
+      <w:pPr>
+        <w:rPr>
+          <w:rFonts w:ascii="Times New Roman" w:hAnsi="Times New Roman" w:cs="Times New Roman"/>
+          <w:sz w:val="28"/>
+          <w:szCs w:val="28"/>
+        </w:rPr>
+      </w:pPr>
+      <w:r>
+        <w:rPr>
+          <w:rFonts w:ascii="Times New Roman" w:hAnsi="Times New Roman" w:cs="Times New Roman"/>
+          <w:noProof/>
           <w:sz w:val="28"/>
           <w:szCs w:val="28"/>
         </w:rPr>
         <w:drawing>
-          <wp:inline distT="0" distB="0" distL="0" distR="0" wp14:anchorId="20E8562A" wp14:editId="7531B099">
-            <wp:extent cx="5940425" cy="1377315"/>
-            <wp:effectExtent l="0" t="0" r="3175" b="0"/>
-            <wp:docPr id="11" name="Рисунок 11"/>
+          <wp:inline distT="0" distB="0" distL="0" distR="0" wp14:anchorId="29104C97" wp14:editId="06DD313D">
+            <wp:extent cx="5381625" cy="3203663"/>
+            <wp:effectExtent l="0" t="0" r="0" b="0"/>
+            <wp:docPr id="10" name="Рисунок 10"/>
             <wp:cNvGraphicFramePr>
               <a:graphicFrameLocks xmlns:a="http://schemas.openxmlformats.org/drawingml/2006/main" noChangeAspect="1"/>
             </wp:cNvGraphicFramePr>
@@ -859,7 +801,7 @@
                   <pic:spPr>
                     <a:xfrm>
                       <a:off x="0" y="0"/>
-                      <a:ext cx="5940425" cy="1377315"/>
+                      <a:ext cx="5388425" cy="3207711"/>
                     </a:xfrm>
                     <a:prstGeom prst="rect">
                       <a:avLst/>
@@ -886,35 +828,29 @@
           <w:sz w:val="28"/>
           <w:szCs w:val="28"/>
         </w:rPr>
-        <w:lastRenderedPageBreak/>
-        <w:t>12.</w:t>
-      </w:r>
-      <w:r>
-        <w:rPr>
+        <w:t>11.Папка доступна</w:t>
+      </w:r>
+    </w:p>
+    <w:p>
+      <w:pPr>
+        <w:rPr>
+          <w:rFonts w:ascii="Times New Roman" w:hAnsi="Times New Roman" w:cs="Times New Roman"/>
+          <w:sz w:val="28"/>
+          <w:szCs w:val="28"/>
+        </w:rPr>
+      </w:pPr>
+      <w:r>
+        <w:rPr>
+          <w:rFonts w:ascii="Times New Roman" w:hAnsi="Times New Roman" w:cs="Times New Roman"/>
           <w:noProof/>
-        </w:rPr>
-        <w:t xml:space="preserve"> </w:t>
-      </w:r>
-      <w:r>
-        <w:rPr>
-          <w:rFonts w:ascii="Times New Roman" w:hAnsi="Times New Roman" w:cs="Times New Roman"/>
-          <w:noProof/>
-          <w:sz w:val="28"/>
-          <w:szCs w:val="28"/>
-        </w:rPr>
-        <w:t>Создан пользователь</w:t>
-      </w:r>
-      <w:r>
-        <w:rPr>
-          <w:rFonts w:ascii="Times New Roman" w:hAnsi="Times New Roman" w:cs="Times New Roman"/>
           <w:sz w:val="28"/>
           <w:szCs w:val="28"/>
         </w:rPr>
         <w:drawing>
-          <wp:inline distT="0" distB="0" distL="0" distR="0" wp14:anchorId="13D9860D" wp14:editId="0F68DFD8">
-            <wp:extent cx="5940425" cy="3341370"/>
+          <wp:inline distT="0" distB="0" distL="0" distR="0" wp14:anchorId="20E8562A" wp14:editId="7531B099">
+            <wp:extent cx="5940425" cy="1377315"/>
             <wp:effectExtent l="0" t="0" r="3175" b="0"/>
-            <wp:docPr id="12" name="Рисунок 12"/>
+            <wp:docPr id="11" name="Рисунок 11"/>
             <wp:cNvGraphicFramePr>
               <a:graphicFrameLocks xmlns:a="http://schemas.openxmlformats.org/drawingml/2006/main" noChangeAspect="1"/>
             </wp:cNvGraphicFramePr>
@@ -934,7 +870,7 @@
                   <pic:spPr>
                     <a:xfrm>
                       <a:off x="0" y="0"/>
-                      <a:ext cx="5940425" cy="3341370"/>
+                      <a:ext cx="5940425" cy="1377315"/>
                     </a:xfrm>
                     <a:prstGeom prst="rect">
                       <a:avLst/>
@@ -953,48 +889,44 @@
           <w:rFonts w:ascii="Times New Roman" w:hAnsi="Times New Roman" w:cs="Times New Roman"/>
           <w:sz w:val="28"/>
           <w:szCs w:val="28"/>
-          <w:lang w:val="en-US"/>
-        </w:rPr>
-      </w:pPr>
-      <w:r>
-        <w:rPr>
-          <w:rFonts w:ascii="Times New Roman" w:hAnsi="Times New Roman" w:cs="Times New Roman"/>
-          <w:sz w:val="28"/>
-          <w:szCs w:val="28"/>
-        </w:rPr>
-        <w:t xml:space="preserve">13.Настройка </w:t>
-      </w:r>
-      <w:r>
-        <w:rPr>
-          <w:rFonts w:ascii="Times New Roman" w:hAnsi="Times New Roman" w:cs="Times New Roman"/>
-          <w:sz w:val="28"/>
-          <w:szCs w:val="28"/>
-          <w:lang w:val="en-US"/>
-        </w:rPr>
-        <w:t>SMB</w:t>
-      </w:r>
-    </w:p>
-    <w:p>
-      <w:pPr>
-        <w:rPr>
-          <w:rFonts w:ascii="Times New Roman" w:hAnsi="Times New Roman" w:cs="Times New Roman"/>
-          <w:sz w:val="28"/>
-          <w:szCs w:val="28"/>
-          <w:lang w:val="en-US"/>
-        </w:rPr>
-      </w:pPr>
-      <w:r>
-        <w:rPr>
-          <w:rFonts w:ascii="Times New Roman" w:hAnsi="Times New Roman" w:cs="Times New Roman"/>
-          <w:sz w:val="28"/>
-          <w:szCs w:val="28"/>
-          <w:lang w:val="en-US"/>
+        </w:rPr>
+      </w:pPr>
+      <w:r>
+        <w:rPr>
+          <w:rFonts w:ascii="Times New Roman" w:hAnsi="Times New Roman" w:cs="Times New Roman"/>
+          <w:sz w:val="28"/>
+          <w:szCs w:val="28"/>
+        </w:rPr>
+        <w:lastRenderedPageBreak/>
+        <w:t>12.</w:t>
+      </w:r>
+      <w:r>
+        <w:rPr>
+          <w:noProof/>
+        </w:rPr>
+        <w:t xml:space="preserve"> </w:t>
+      </w:r>
+      <w:r>
+        <w:rPr>
+          <w:rFonts w:ascii="Times New Roman" w:hAnsi="Times New Roman" w:cs="Times New Roman"/>
+          <w:noProof/>
+          <w:sz w:val="28"/>
+          <w:szCs w:val="28"/>
+        </w:rPr>
+        <w:t>Создан пользователь</w:t>
+      </w:r>
+      <w:r>
+        <w:rPr>
+          <w:rFonts w:ascii="Times New Roman" w:hAnsi="Times New Roman" w:cs="Times New Roman"/>
+          <w:noProof/>
+          <w:sz w:val="28"/>
+          <w:szCs w:val="28"/>
         </w:rPr>
         <w:drawing>
-          <wp:inline distT="0" distB="0" distL="0" distR="0" wp14:anchorId="0491C5B8" wp14:editId="3BA32231">
-            <wp:extent cx="5940425" cy="1623695"/>
+          <wp:inline distT="0" distB="0" distL="0" distR="0" wp14:anchorId="13D9860D" wp14:editId="0F68DFD8">
+            <wp:extent cx="5940425" cy="3341370"/>
             <wp:effectExtent l="0" t="0" r="3175" b="0"/>
-            <wp:docPr id="13" name="Рисунок 13"/>
+            <wp:docPr id="12" name="Рисунок 12"/>
             <wp:cNvGraphicFramePr>
               <a:graphicFrameLocks xmlns:a="http://schemas.openxmlformats.org/drawingml/2006/main" noChangeAspect="1"/>
             </wp:cNvGraphicFramePr>
@@ -1014,7 +946,7 @@
                   <pic:spPr>
                     <a:xfrm>
                       <a:off x="0" y="0"/>
-                      <a:ext cx="5940425" cy="1623695"/>
+                      <a:ext cx="5940425" cy="3341370"/>
                     </a:xfrm>
                     <a:prstGeom prst="rect">
                       <a:avLst/>
@@ -1033,37 +965,49 @@
           <w:rFonts w:ascii="Times New Roman" w:hAnsi="Times New Roman" w:cs="Times New Roman"/>
           <w:sz w:val="28"/>
           <w:szCs w:val="28"/>
-        </w:rPr>
-      </w:pPr>
-      <w:r>
-        <w:rPr>
-          <w:rFonts w:ascii="Times New Roman" w:hAnsi="Times New Roman" w:cs="Times New Roman"/>
-          <w:sz w:val="28"/>
-          <w:szCs w:val="28"/>
-        </w:rPr>
-        <w:t xml:space="preserve">14.Настройка </w:t>
-      </w:r>
-      <w:r>
-        <w:rPr>
-          <w:rFonts w:ascii="Times New Roman" w:hAnsi="Times New Roman" w:cs="Times New Roman"/>
-          <w:sz w:val="28"/>
-          <w:szCs w:val="28"/>
           <w:lang w:val="en-US"/>
         </w:rPr>
+      </w:pPr>
+      <w:r>
+        <w:rPr>
+          <w:rFonts w:ascii="Times New Roman" w:hAnsi="Times New Roman" w:cs="Times New Roman"/>
+          <w:sz w:val="28"/>
+          <w:szCs w:val="28"/>
+        </w:rPr>
+        <w:t xml:space="preserve">13.Настройка </w:t>
+      </w:r>
+      <w:r>
+        <w:rPr>
+          <w:rFonts w:ascii="Times New Roman" w:hAnsi="Times New Roman" w:cs="Times New Roman"/>
+          <w:sz w:val="28"/>
+          <w:szCs w:val="28"/>
+          <w:lang w:val="en-US"/>
+        </w:rPr>
         <w:t>SMB</w:t>
       </w:r>
-      <w:r>
+    </w:p>
+    <w:p>
+      <w:pPr>
         <w:rPr>
           <w:rFonts w:ascii="Times New Roman" w:hAnsi="Times New Roman" w:cs="Times New Roman"/>
           <w:sz w:val="28"/>
           <w:szCs w:val="28"/>
           <w:lang w:val="en-US"/>
         </w:rPr>
+      </w:pPr>
+      <w:r>
+        <w:rPr>
+          <w:rFonts w:ascii="Times New Roman" w:hAnsi="Times New Roman" w:cs="Times New Roman"/>
+          <w:noProof/>
+          <w:sz w:val="28"/>
+          <w:szCs w:val="28"/>
+          <w:lang w:val="en-US"/>
+        </w:rPr>
         <w:drawing>
-          <wp:inline distT="0" distB="0" distL="0" distR="0" wp14:anchorId="70A161C2" wp14:editId="2BA05322">
-            <wp:extent cx="5940425" cy="1290955"/>
-            <wp:effectExtent l="0" t="0" r="3175" b="4445"/>
-            <wp:docPr id="14" name="Рисунок 14"/>
+          <wp:inline distT="0" distB="0" distL="0" distR="0" wp14:anchorId="0491C5B8" wp14:editId="3BA32231">
+            <wp:extent cx="5940425" cy="1623695"/>
+            <wp:effectExtent l="0" t="0" r="3175" b="0"/>
+            <wp:docPr id="13" name="Рисунок 13"/>
             <wp:cNvGraphicFramePr>
               <a:graphicFrameLocks xmlns:a="http://schemas.openxmlformats.org/drawingml/2006/main" noChangeAspect="1"/>
             </wp:cNvGraphicFramePr>
@@ -1083,7 +1027,7 @@
                   <pic:spPr>
                     <a:xfrm>
                       <a:off x="0" y="0"/>
-                      <a:ext cx="5940425" cy="1290955"/>
+                      <a:ext cx="5940425" cy="1623695"/>
                     </a:xfrm>
                     <a:prstGeom prst="rect">
                       <a:avLst/>
@@ -1110,28 +1054,30 @@
           <w:sz w:val="28"/>
           <w:szCs w:val="28"/>
         </w:rPr>
-        <w:lastRenderedPageBreak/>
-        <w:t>15.подключился к папке в сети</w:t>
-      </w:r>
-      <w:r>
-        <w:rPr>
-          <w:rFonts w:ascii="Times New Roman" w:hAnsi="Times New Roman" w:cs="Times New Roman"/>
-          <w:sz w:val="28"/>
-          <w:szCs w:val="28"/>
-        </w:rPr>
-        <w:br/>
-      </w:r>
-      <w:r>
-        <w:rPr>
-          <w:rFonts w:ascii="Times New Roman" w:hAnsi="Times New Roman" w:cs="Times New Roman"/>
-          <w:sz w:val="28"/>
-          <w:szCs w:val="28"/>
+        <w:t xml:space="preserve">14.Настройка </w:t>
+      </w:r>
+      <w:r>
+        <w:rPr>
+          <w:rFonts w:ascii="Times New Roman" w:hAnsi="Times New Roman" w:cs="Times New Roman"/>
+          <w:sz w:val="28"/>
+          <w:szCs w:val="28"/>
+          <w:lang w:val="en-US"/>
+        </w:rPr>
+        <w:t>SMB</w:t>
+      </w:r>
+      <w:r>
+        <w:rPr>
+          <w:rFonts w:ascii="Times New Roman" w:hAnsi="Times New Roman" w:cs="Times New Roman"/>
+          <w:noProof/>
+          <w:sz w:val="28"/>
+          <w:szCs w:val="28"/>
+          <w:lang w:val="en-US"/>
         </w:rPr>
         <w:drawing>
-          <wp:inline distT="0" distB="0" distL="0" distR="0" wp14:anchorId="496310EB" wp14:editId="0613835B">
-            <wp:extent cx="5940425" cy="4267200"/>
-            <wp:effectExtent l="0" t="0" r="3175" b="0"/>
-            <wp:docPr id="15" name="Рисунок 15"/>
+          <wp:inline distT="0" distB="0" distL="0" distR="0" wp14:anchorId="70A161C2" wp14:editId="2BA05322">
+            <wp:extent cx="5940425" cy="1290955"/>
+            <wp:effectExtent l="0" t="0" r="3175" b="4445"/>
+            <wp:docPr id="14" name="Рисунок 14"/>
             <wp:cNvGraphicFramePr>
               <a:graphicFrameLocks xmlns:a="http://schemas.openxmlformats.org/drawingml/2006/main" noChangeAspect="1"/>
             </wp:cNvGraphicFramePr>
@@ -1151,7 +1097,7 @@
                   <pic:spPr>
                     <a:xfrm>
                       <a:off x="0" y="0"/>
-                      <a:ext cx="5940425" cy="4267200"/>
+                      <a:ext cx="5940425" cy="1290955"/>
                     </a:xfrm>
                     <a:prstGeom prst="rect">
                       <a:avLst/>
@@ -1178,34 +1124,29 @@
           <w:sz w:val="28"/>
           <w:szCs w:val="28"/>
         </w:rPr>
-        <w:t>16.</w:t>
-      </w:r>
-      <w:r>
-        <w:rPr>
+        <w:lastRenderedPageBreak/>
+        <w:t>15.подключился к папке в сети</w:t>
+      </w:r>
+      <w:r>
+        <w:rPr>
+          <w:rFonts w:ascii="Times New Roman" w:hAnsi="Times New Roman" w:cs="Times New Roman"/>
+          <w:sz w:val="28"/>
+          <w:szCs w:val="28"/>
+        </w:rPr>
+        <w:br/>
+      </w:r>
+      <w:r>
+        <w:rPr>
+          <w:rFonts w:ascii="Times New Roman" w:hAnsi="Times New Roman" w:cs="Times New Roman"/>
           <w:noProof/>
-        </w:rPr>
-        <w:t xml:space="preserve"> </w:t>
-      </w:r>
-      <w:r>
-        <w:rPr>
-          <w:rFonts w:ascii="Times New Roman" w:hAnsi="Times New Roman" w:cs="Times New Roman"/>
-          <w:noProof/>
-          <w:sz w:val="28"/>
-          <w:szCs w:val="28"/>
-        </w:rPr>
-        <w:t>Файлы успешно загружены в папку</w:t>
-      </w:r>
-      <w:r>
-        <w:rPr>
-          <w:rFonts w:ascii="Times New Roman" w:hAnsi="Times New Roman" w:cs="Times New Roman"/>
           <w:sz w:val="28"/>
           <w:szCs w:val="28"/>
         </w:rPr>
         <w:drawing>
-          <wp:inline distT="0" distB="0" distL="0" distR="0" wp14:anchorId="1C1DAA33" wp14:editId="0911888E">
-            <wp:extent cx="5940425" cy="1654810"/>
-            <wp:effectExtent l="0" t="0" r="3175" b="2540"/>
-            <wp:docPr id="16" name="Рисунок 16"/>
+          <wp:inline distT="0" distB="0" distL="0" distR="0" wp14:anchorId="496310EB" wp14:editId="0613835B">
+            <wp:extent cx="5940425" cy="4267200"/>
+            <wp:effectExtent l="0" t="0" r="3175" b="0"/>
+            <wp:docPr id="15" name="Рисунок 15"/>
             <wp:cNvGraphicFramePr>
               <a:graphicFrameLocks xmlns:a="http://schemas.openxmlformats.org/drawingml/2006/main" noChangeAspect="1"/>
             </wp:cNvGraphicFramePr>
@@ -1225,6 +1166,81 @@
                   <pic:spPr>
                     <a:xfrm>
                       <a:off x="0" y="0"/>
+                      <a:ext cx="5940425" cy="4267200"/>
+                    </a:xfrm>
+                    <a:prstGeom prst="rect">
+                      <a:avLst/>
+                    </a:prstGeom>
+                  </pic:spPr>
+                </pic:pic>
+              </a:graphicData>
+            </a:graphic>
+          </wp:inline>
+        </w:drawing>
+      </w:r>
+    </w:p>
+    <w:p>
+      <w:pPr>
+        <w:rPr>
+          <w:rFonts w:ascii="Times New Roman" w:hAnsi="Times New Roman" w:cs="Times New Roman"/>
+          <w:sz w:val="28"/>
+          <w:szCs w:val="28"/>
+        </w:rPr>
+      </w:pPr>
+      <w:r>
+        <w:rPr>
+          <w:rFonts w:ascii="Times New Roman" w:hAnsi="Times New Roman" w:cs="Times New Roman"/>
+          <w:sz w:val="28"/>
+          <w:szCs w:val="28"/>
+        </w:rPr>
+        <w:t>16.</w:t>
+      </w:r>
+      <w:r>
+        <w:rPr>
+          <w:noProof/>
+        </w:rPr>
+        <w:t xml:space="preserve"> </w:t>
+      </w:r>
+      <w:r>
+        <w:rPr>
+          <w:rFonts w:ascii="Times New Roman" w:hAnsi="Times New Roman" w:cs="Times New Roman"/>
+          <w:noProof/>
+          <w:sz w:val="28"/>
+          <w:szCs w:val="28"/>
+        </w:rPr>
+        <w:t>Файлы успешно загружены в папку</w:t>
+      </w:r>
+      <w:r>
+        <w:rPr>
+          <w:rFonts w:ascii="Times New Roman" w:hAnsi="Times New Roman" w:cs="Times New Roman"/>
+          <w:noProof/>
+          <w:sz w:val="28"/>
+          <w:szCs w:val="28"/>
+        </w:rPr>
+        <w:drawing>
+          <wp:inline distT="0" distB="0" distL="0" distR="0" wp14:anchorId="1C1DAA33" wp14:editId="0911888E">
+            <wp:extent cx="5940425" cy="1654810"/>
+            <wp:effectExtent l="0" t="0" r="3175" b="2540"/>
+            <wp:docPr id="16" name="Рисунок 16"/>
+            <wp:cNvGraphicFramePr>
+              <a:graphicFrameLocks xmlns:a="http://schemas.openxmlformats.org/drawingml/2006/main" noChangeAspect="1"/>
+            </wp:cNvGraphicFramePr>
+            <a:graphic xmlns:a="http://schemas.openxmlformats.org/drawingml/2006/main">
+              <a:graphicData uri="http://schemas.openxmlformats.org/drawingml/2006/picture">
+                <pic:pic xmlns:pic="http://schemas.openxmlformats.org/drawingml/2006/picture">
+                  <pic:nvPicPr>
+                    <pic:cNvPr id="1" name=""/>
+                    <pic:cNvPicPr/>
+                  </pic:nvPicPr>
+                  <pic:blipFill>
+                    <a:blip r:embed="rId20"/>
+                    <a:stretch>
+                      <a:fillRect/>
+                    </a:stretch>
+                  </pic:blipFill>
+                  <pic:spPr>
+                    <a:xfrm>
+                      <a:off x="0" y="0"/>
                       <a:ext cx="5940425" cy="1654810"/>
                     </a:xfrm>
                     <a:prstGeom prst="rect">
@@ -1252,15 +1268,3196 @@
           <w:sz w:val="28"/>
           <w:szCs w:val="28"/>
         </w:rPr>
+        <w:br w:type="page"/>
+      </w:r>
+    </w:p>
+    <w:p>
+      <w:pPr>
+        <w:pStyle w:val="3"/>
+        <w:shd w:val="clear" w:color="auto" w:fill="FFFFFF"/>
+        <w:spacing w:before="480" w:beforeAutospacing="0" w:after="240" w:afterAutospacing="0" w:line="450" w:lineRule="atLeast"/>
+        <w:rPr>
+          <w:color w:val="0F1115"/>
+          <w:sz w:val="28"/>
+          <w:szCs w:val="28"/>
+        </w:rPr>
+      </w:pPr>
+      <w:r>
+        <w:rPr>
+          <w:sz w:val="28"/>
+          <w:szCs w:val="28"/>
+        </w:rPr>
+        <w:lastRenderedPageBreak/>
+        <w:t xml:space="preserve">Руководство по установке ОС </w:t>
+      </w:r>
+      <w:proofErr w:type="spellStart"/>
+      <w:r>
+        <w:rPr>
+          <w:sz w:val="28"/>
+          <w:szCs w:val="28"/>
+          <w:lang w:val="en-US"/>
+        </w:rPr>
+        <w:t>openmediavault</w:t>
+      </w:r>
+      <w:proofErr w:type="spellEnd"/>
+      <w:r>
+        <w:rPr>
+          <w:sz w:val="28"/>
+          <w:szCs w:val="28"/>
+        </w:rPr>
         <w:br/>
       </w:r>
       <w:r>
         <w:rPr>
-          <w:rFonts w:ascii="Times New Roman" w:hAnsi="Times New Roman" w:cs="Times New Roman"/>
           <w:sz w:val="28"/>
           <w:szCs w:val="28"/>
         </w:rPr>
         <w:br/>
+      </w:r>
+      <w:r>
+        <w:rPr>
+          <w:color w:val="0F1115"/>
+          <w:sz w:val="28"/>
+          <w:szCs w:val="28"/>
+        </w:rPr>
+        <w:t>Шаг 1</w:t>
+      </w:r>
+      <w:proofErr w:type="gramStart"/>
+      <w:r>
+        <w:rPr>
+          <w:color w:val="0F1115"/>
+          <w:sz w:val="28"/>
+          <w:szCs w:val="28"/>
+        </w:rPr>
+        <w:t>: Скачиваем</w:t>
+      </w:r>
+      <w:proofErr w:type="gramEnd"/>
+      <w:r>
+        <w:rPr>
+          <w:color w:val="0F1115"/>
+          <w:sz w:val="28"/>
+          <w:szCs w:val="28"/>
+        </w:rPr>
+        <w:t xml:space="preserve"> и создаём виртуальную машину</w:t>
+      </w:r>
+    </w:p>
+    <w:p>
+      <w:pPr>
+        <w:numPr>
+          <w:ilvl w:val="0"/>
+          <w:numId w:val="1"/>
+        </w:numPr>
+        <w:shd w:val="clear" w:color="auto" w:fill="FFFFFF"/>
+        <w:spacing w:before="100" w:beforeAutospacing="1" w:after="120" w:line="240" w:lineRule="auto"/>
+        <w:rPr>
+          <w:rFonts w:ascii="Times New Roman" w:eastAsia="Times New Roman" w:hAnsi="Times New Roman" w:cs="Times New Roman"/>
+          <w:color w:val="0F1115"/>
+          <w:sz w:val="28"/>
+          <w:szCs w:val="28"/>
+          <w:lang w:eastAsia="ru-RU"/>
+        </w:rPr>
+      </w:pPr>
+      <w:r>
+        <w:rPr>
+          <w:rFonts w:ascii="Times New Roman" w:eastAsia="Times New Roman" w:hAnsi="Times New Roman" w:cs="Times New Roman"/>
+          <w:b/>
+          <w:bCs/>
+          <w:color w:val="0F1115"/>
+          <w:sz w:val="28"/>
+          <w:szCs w:val="28"/>
+          <w:lang w:eastAsia="ru-RU"/>
+        </w:rPr>
+        <w:t>Скачай</w:t>
+      </w:r>
+      <w:r>
+        <w:rPr>
+          <w:rFonts w:ascii="Times New Roman" w:eastAsia="Times New Roman" w:hAnsi="Times New Roman" w:cs="Times New Roman"/>
+          <w:color w:val="0F1115"/>
+          <w:sz w:val="28"/>
+          <w:szCs w:val="28"/>
+          <w:lang w:eastAsia="ru-RU"/>
+        </w:rPr>
+        <w:t> два файла:</w:t>
+      </w:r>
+    </w:p>
+    <w:p>
+      <w:pPr>
+        <w:numPr>
+          <w:ilvl w:val="1"/>
+          <w:numId w:val="1"/>
+        </w:numPr>
+        <w:shd w:val="clear" w:color="auto" w:fill="FFFFFF"/>
+        <w:spacing w:before="100" w:beforeAutospacing="1" w:after="0" w:line="240" w:lineRule="auto"/>
+        <w:rPr>
+          <w:rFonts w:ascii="Times New Roman" w:eastAsia="Times New Roman" w:hAnsi="Times New Roman" w:cs="Times New Roman"/>
+          <w:color w:val="0F1115"/>
+          <w:sz w:val="28"/>
+          <w:szCs w:val="28"/>
+          <w:lang w:eastAsia="ru-RU"/>
+        </w:rPr>
+      </w:pPr>
+      <w:r>
+        <w:rPr>
+          <w:rFonts w:ascii="Times New Roman" w:eastAsia="Times New Roman" w:hAnsi="Times New Roman" w:cs="Times New Roman"/>
+          <w:b/>
+          <w:bCs/>
+          <w:color w:val="0F1115"/>
+          <w:sz w:val="28"/>
+          <w:szCs w:val="28"/>
+          <w:lang w:eastAsia="ru-RU"/>
+        </w:rPr>
+        <w:t xml:space="preserve">Oracle </w:t>
+      </w:r>
+      <w:proofErr w:type="spellStart"/>
+      <w:r>
+        <w:rPr>
+          <w:rFonts w:ascii="Times New Roman" w:eastAsia="Times New Roman" w:hAnsi="Times New Roman" w:cs="Times New Roman"/>
+          <w:b/>
+          <w:bCs/>
+          <w:color w:val="0F1115"/>
+          <w:sz w:val="28"/>
+          <w:szCs w:val="28"/>
+          <w:lang w:eastAsia="ru-RU"/>
+        </w:rPr>
+        <w:t>VirtualBox</w:t>
+      </w:r>
+      <w:proofErr w:type="spellEnd"/>
+      <w:r>
+        <w:rPr>
+          <w:rFonts w:ascii="Times New Roman" w:eastAsia="Times New Roman" w:hAnsi="Times New Roman" w:cs="Times New Roman"/>
+          <w:color w:val="0F1115"/>
+          <w:sz w:val="28"/>
+          <w:szCs w:val="28"/>
+          <w:lang w:eastAsia="ru-RU"/>
+        </w:rPr>
+        <w:t> (с официального сайта).</w:t>
+      </w:r>
+    </w:p>
+    <w:p>
+      <w:pPr>
+        <w:numPr>
+          <w:ilvl w:val="1"/>
+          <w:numId w:val="1"/>
+        </w:numPr>
+        <w:shd w:val="clear" w:color="auto" w:fill="FFFFFF"/>
+        <w:spacing w:before="100" w:beforeAutospacing="1" w:after="0" w:line="240" w:lineRule="auto"/>
+        <w:rPr>
+          <w:rFonts w:ascii="Times New Roman" w:eastAsia="Times New Roman" w:hAnsi="Times New Roman" w:cs="Times New Roman"/>
+          <w:color w:val="0F1115"/>
+          <w:sz w:val="28"/>
+          <w:szCs w:val="28"/>
+          <w:lang w:eastAsia="ru-RU"/>
+        </w:rPr>
+      </w:pPr>
+      <w:r>
+        <w:rPr>
+          <w:rFonts w:ascii="Times New Roman" w:eastAsia="Times New Roman" w:hAnsi="Times New Roman" w:cs="Times New Roman"/>
+          <w:b/>
+          <w:bCs/>
+          <w:color w:val="0F1115"/>
+          <w:sz w:val="28"/>
+          <w:szCs w:val="28"/>
+          <w:lang w:eastAsia="ru-RU"/>
+        </w:rPr>
+        <w:t xml:space="preserve">Образ </w:t>
+      </w:r>
+      <w:proofErr w:type="spellStart"/>
+      <w:r>
+        <w:rPr>
+          <w:rFonts w:ascii="Times New Roman" w:eastAsia="Times New Roman" w:hAnsi="Times New Roman" w:cs="Times New Roman"/>
+          <w:b/>
+          <w:bCs/>
+          <w:color w:val="0F1115"/>
+          <w:sz w:val="28"/>
+          <w:szCs w:val="28"/>
+          <w:lang w:eastAsia="ru-RU"/>
+        </w:rPr>
+        <w:t>OpenMediaVault</w:t>
+      </w:r>
+      <w:proofErr w:type="spellEnd"/>
+      <w:r>
+        <w:rPr>
+          <w:rFonts w:ascii="Times New Roman" w:eastAsia="Times New Roman" w:hAnsi="Times New Roman" w:cs="Times New Roman"/>
+          <w:color w:val="0F1115"/>
+          <w:sz w:val="28"/>
+          <w:szCs w:val="28"/>
+          <w:lang w:eastAsia="ru-RU"/>
+        </w:rPr>
+        <w:t> (файл </w:t>
+      </w:r>
+      <w:r>
+        <w:rPr>
+          <w:rFonts w:ascii="Times New Roman" w:eastAsia="Times New Roman" w:hAnsi="Times New Roman" w:cs="Times New Roman"/>
+          <w:color w:val="0F1115"/>
+          <w:sz w:val="28"/>
+          <w:szCs w:val="28"/>
+          <w:shd w:val="clear" w:color="auto" w:fill="EBEEF2"/>
+          <w:lang w:eastAsia="ru-RU"/>
+        </w:rPr>
+        <w:t>.</w:t>
+      </w:r>
+      <w:proofErr w:type="spellStart"/>
+      <w:r>
+        <w:rPr>
+          <w:rFonts w:ascii="Times New Roman" w:eastAsia="Times New Roman" w:hAnsi="Times New Roman" w:cs="Times New Roman"/>
+          <w:color w:val="0F1115"/>
+          <w:sz w:val="28"/>
+          <w:szCs w:val="28"/>
+          <w:shd w:val="clear" w:color="auto" w:fill="EBEEF2"/>
+          <w:lang w:eastAsia="ru-RU"/>
+        </w:rPr>
+        <w:t>iso</w:t>
+      </w:r>
+      <w:proofErr w:type="spellEnd"/>
+      <w:r>
+        <w:rPr>
+          <w:rFonts w:ascii="Times New Roman" w:eastAsia="Times New Roman" w:hAnsi="Times New Roman" w:cs="Times New Roman"/>
+          <w:color w:val="0F1115"/>
+          <w:sz w:val="28"/>
+          <w:szCs w:val="28"/>
+          <w:lang w:eastAsia="ru-RU"/>
+        </w:rPr>
+        <w:t> с сайта</w:t>
+      </w:r>
+      <w:r>
+        <w:rPr>
+          <w:rFonts w:ascii="Times New Roman" w:eastAsia="Times New Roman" w:hAnsi="Times New Roman" w:cs="Times New Roman"/>
+          <w:color w:val="0F1115"/>
+          <w:sz w:val="28"/>
+          <w:szCs w:val="28"/>
+          <w:lang w:eastAsia="ru-RU"/>
+        </w:rPr>
+        <w:t>)</w:t>
+      </w:r>
+    </w:p>
+    <w:p>
+      <w:pPr>
+        <w:numPr>
+          <w:ilvl w:val="0"/>
+          <w:numId w:val="1"/>
+        </w:numPr>
+        <w:shd w:val="clear" w:color="auto" w:fill="FFFFFF"/>
+        <w:spacing w:before="100" w:beforeAutospacing="1" w:after="120" w:line="240" w:lineRule="auto"/>
+        <w:rPr>
+          <w:rFonts w:ascii="Times New Roman" w:eastAsia="Times New Roman" w:hAnsi="Times New Roman" w:cs="Times New Roman"/>
+          <w:color w:val="0F1115"/>
+          <w:sz w:val="28"/>
+          <w:szCs w:val="28"/>
+          <w:lang w:eastAsia="ru-RU"/>
+        </w:rPr>
+      </w:pPr>
+      <w:r>
+        <w:rPr>
+          <w:rFonts w:ascii="Times New Roman" w:eastAsia="Times New Roman" w:hAnsi="Times New Roman" w:cs="Times New Roman"/>
+          <w:b/>
+          <w:bCs/>
+          <w:color w:val="0F1115"/>
+          <w:sz w:val="28"/>
+          <w:szCs w:val="28"/>
+          <w:lang w:eastAsia="ru-RU"/>
+        </w:rPr>
+        <w:t>Создай новую VM</w:t>
+      </w:r>
+      <w:r>
+        <w:rPr>
+          <w:rFonts w:ascii="Times New Roman" w:eastAsia="Times New Roman" w:hAnsi="Times New Roman" w:cs="Times New Roman"/>
+          <w:color w:val="0F1115"/>
+          <w:sz w:val="28"/>
+          <w:szCs w:val="28"/>
+          <w:lang w:eastAsia="ru-RU"/>
+        </w:rPr>
+        <w:t xml:space="preserve"> в </w:t>
+      </w:r>
+      <w:proofErr w:type="spellStart"/>
+      <w:r>
+        <w:rPr>
+          <w:rFonts w:ascii="Times New Roman" w:eastAsia="Times New Roman" w:hAnsi="Times New Roman" w:cs="Times New Roman"/>
+          <w:color w:val="0F1115"/>
+          <w:sz w:val="28"/>
+          <w:szCs w:val="28"/>
+          <w:lang w:eastAsia="ru-RU"/>
+        </w:rPr>
+        <w:t>VirtualBox</w:t>
+      </w:r>
+      <w:proofErr w:type="spellEnd"/>
+      <w:r>
+        <w:rPr>
+          <w:rFonts w:ascii="Times New Roman" w:eastAsia="Times New Roman" w:hAnsi="Times New Roman" w:cs="Times New Roman"/>
+          <w:color w:val="0F1115"/>
+          <w:sz w:val="28"/>
+          <w:szCs w:val="28"/>
+          <w:lang w:eastAsia="ru-RU"/>
+        </w:rPr>
+        <w:t>:</w:t>
+      </w:r>
+    </w:p>
+    <w:p>
+      <w:pPr>
+        <w:numPr>
+          <w:ilvl w:val="1"/>
+          <w:numId w:val="1"/>
+        </w:numPr>
+        <w:shd w:val="clear" w:color="auto" w:fill="FFFFFF"/>
+        <w:spacing w:before="100" w:beforeAutospacing="1" w:after="0" w:line="240" w:lineRule="auto"/>
+        <w:rPr>
+          <w:rFonts w:ascii="Times New Roman" w:eastAsia="Times New Roman" w:hAnsi="Times New Roman" w:cs="Times New Roman"/>
+          <w:color w:val="0F1115"/>
+          <w:sz w:val="28"/>
+          <w:szCs w:val="28"/>
+          <w:lang w:eastAsia="ru-RU"/>
+        </w:rPr>
+      </w:pPr>
+      <w:r>
+        <w:rPr>
+          <w:rFonts w:ascii="Times New Roman" w:eastAsia="Times New Roman" w:hAnsi="Times New Roman" w:cs="Times New Roman"/>
+          <w:color w:val="0F1115"/>
+          <w:sz w:val="28"/>
+          <w:szCs w:val="28"/>
+          <w:lang w:eastAsia="ru-RU"/>
+        </w:rPr>
+        <w:t>Нажми </w:t>
+      </w:r>
+      <w:r>
+        <w:rPr>
+          <w:rFonts w:ascii="Times New Roman" w:eastAsia="Times New Roman" w:hAnsi="Times New Roman" w:cs="Times New Roman"/>
+          <w:i/>
+          <w:iCs/>
+          <w:color w:val="0F1115"/>
+          <w:sz w:val="28"/>
+          <w:szCs w:val="28"/>
+          <w:lang w:eastAsia="ru-RU"/>
+        </w:rPr>
+        <w:t>"Создать"</w:t>
+      </w:r>
+      <w:r>
+        <w:rPr>
+          <w:rFonts w:ascii="Times New Roman" w:eastAsia="Times New Roman" w:hAnsi="Times New Roman" w:cs="Times New Roman"/>
+          <w:color w:val="0F1115"/>
+          <w:sz w:val="28"/>
+          <w:szCs w:val="28"/>
+          <w:lang w:eastAsia="ru-RU"/>
+        </w:rPr>
+        <w:t>.</w:t>
+      </w:r>
+    </w:p>
+    <w:p>
+      <w:pPr>
+        <w:numPr>
+          <w:ilvl w:val="1"/>
+          <w:numId w:val="1"/>
+        </w:numPr>
+        <w:shd w:val="clear" w:color="auto" w:fill="FFFFFF"/>
+        <w:spacing w:before="100" w:beforeAutospacing="1" w:after="0" w:line="240" w:lineRule="auto"/>
+        <w:rPr>
+          <w:rFonts w:ascii="Times New Roman" w:eastAsia="Times New Roman" w:hAnsi="Times New Roman" w:cs="Times New Roman"/>
+          <w:color w:val="0F1115"/>
+          <w:sz w:val="28"/>
+          <w:szCs w:val="28"/>
+          <w:lang w:eastAsia="ru-RU"/>
+        </w:rPr>
+      </w:pPr>
+      <w:r>
+        <w:rPr>
+          <w:rFonts w:ascii="Times New Roman" w:eastAsia="Times New Roman" w:hAnsi="Times New Roman" w:cs="Times New Roman"/>
+          <w:b/>
+          <w:bCs/>
+          <w:color w:val="0F1115"/>
+          <w:sz w:val="28"/>
+          <w:szCs w:val="28"/>
+          <w:lang w:eastAsia="ru-RU"/>
+        </w:rPr>
+        <w:t>Имя:</w:t>
+      </w:r>
+      <w:r>
+        <w:rPr>
+          <w:rFonts w:ascii="Times New Roman" w:eastAsia="Times New Roman" w:hAnsi="Times New Roman" w:cs="Times New Roman"/>
+          <w:color w:val="0F1115"/>
+          <w:sz w:val="28"/>
+          <w:szCs w:val="28"/>
+          <w:lang w:eastAsia="ru-RU"/>
+        </w:rPr>
+        <w:t> </w:t>
+      </w:r>
+      <w:proofErr w:type="spellStart"/>
+      <w:r>
+        <w:rPr>
+          <w:rFonts w:ascii="Times New Roman" w:eastAsia="Times New Roman" w:hAnsi="Times New Roman" w:cs="Times New Roman"/>
+          <w:color w:val="000000" w:themeColor="text1"/>
+          <w:sz w:val="28"/>
+          <w:szCs w:val="28"/>
+          <w:highlight w:val="lightGray"/>
+          <w:shd w:val="clear" w:color="auto" w:fill="EBEEF2"/>
+          <w:lang w:eastAsia="ru-RU"/>
+        </w:rPr>
+        <w:t>OpenMediaVault</w:t>
+      </w:r>
+      <w:proofErr w:type="spellEnd"/>
+      <w:r>
+        <w:rPr>
+          <w:rFonts w:ascii="Times New Roman" w:eastAsia="Times New Roman" w:hAnsi="Times New Roman" w:cs="Times New Roman"/>
+          <w:color w:val="0F1115"/>
+          <w:sz w:val="28"/>
+          <w:szCs w:val="28"/>
+          <w:lang w:eastAsia="ru-RU"/>
+        </w:rPr>
+        <w:t> (или любое другое).</w:t>
+      </w:r>
+    </w:p>
+    <w:p>
+      <w:pPr>
+        <w:numPr>
+          <w:ilvl w:val="1"/>
+          <w:numId w:val="1"/>
+        </w:numPr>
+        <w:shd w:val="clear" w:color="auto" w:fill="FFFFFF"/>
+        <w:spacing w:before="100" w:beforeAutospacing="1" w:after="0" w:line="240" w:lineRule="auto"/>
+        <w:rPr>
+          <w:rFonts w:ascii="Times New Roman" w:eastAsia="Times New Roman" w:hAnsi="Times New Roman" w:cs="Times New Roman"/>
+          <w:color w:val="0F1115"/>
+          <w:sz w:val="28"/>
+          <w:szCs w:val="28"/>
+          <w:lang w:eastAsia="ru-RU"/>
+        </w:rPr>
+      </w:pPr>
+      <w:r>
+        <w:rPr>
+          <w:rFonts w:ascii="Times New Roman" w:eastAsia="Times New Roman" w:hAnsi="Times New Roman" w:cs="Times New Roman"/>
+          <w:b/>
+          <w:bCs/>
+          <w:color w:val="0F1115"/>
+          <w:sz w:val="28"/>
+          <w:szCs w:val="28"/>
+          <w:lang w:eastAsia="ru-RU"/>
+        </w:rPr>
+        <w:t>Папка ISO:</w:t>
+      </w:r>
+      <w:r>
+        <w:rPr>
+          <w:rFonts w:ascii="Times New Roman" w:eastAsia="Times New Roman" w:hAnsi="Times New Roman" w:cs="Times New Roman"/>
+          <w:color w:val="0F1115"/>
+          <w:sz w:val="28"/>
+          <w:szCs w:val="28"/>
+          <w:lang w:eastAsia="ru-RU"/>
+        </w:rPr>
+        <w:t> выбери скачанный образ OMV.</w:t>
+      </w:r>
+    </w:p>
+    <w:p>
+      <w:pPr>
+        <w:numPr>
+          <w:ilvl w:val="1"/>
+          <w:numId w:val="1"/>
+        </w:numPr>
+        <w:shd w:val="clear" w:color="auto" w:fill="FFFFFF"/>
+        <w:spacing w:before="100" w:beforeAutospacing="1" w:after="0" w:line="240" w:lineRule="auto"/>
+        <w:rPr>
+          <w:rFonts w:ascii="Times New Roman" w:eastAsia="Times New Roman" w:hAnsi="Times New Roman" w:cs="Times New Roman"/>
+          <w:color w:val="0F1115"/>
+          <w:sz w:val="28"/>
+          <w:szCs w:val="28"/>
+          <w:lang w:val="en-US" w:eastAsia="ru-RU"/>
+        </w:rPr>
+      </w:pPr>
+      <w:r>
+        <w:rPr>
+          <w:rFonts w:ascii="Times New Roman" w:eastAsia="Times New Roman" w:hAnsi="Times New Roman" w:cs="Times New Roman"/>
+          <w:b/>
+          <w:bCs/>
+          <w:color w:val="0F1115"/>
+          <w:sz w:val="28"/>
+          <w:szCs w:val="28"/>
+          <w:lang w:eastAsia="ru-RU"/>
+        </w:rPr>
+        <w:t>Тип</w:t>
+      </w:r>
+      <w:r>
+        <w:rPr>
+          <w:rFonts w:ascii="Times New Roman" w:eastAsia="Times New Roman" w:hAnsi="Times New Roman" w:cs="Times New Roman"/>
+          <w:b/>
+          <w:bCs/>
+          <w:color w:val="0F1115"/>
+          <w:sz w:val="28"/>
+          <w:szCs w:val="28"/>
+          <w:lang w:val="en-US" w:eastAsia="ru-RU"/>
+        </w:rPr>
+        <w:t>:</w:t>
+      </w:r>
+      <w:r>
+        <w:rPr>
+          <w:rFonts w:ascii="Times New Roman" w:eastAsia="Times New Roman" w:hAnsi="Times New Roman" w:cs="Times New Roman"/>
+          <w:color w:val="0F1115"/>
+          <w:sz w:val="28"/>
+          <w:szCs w:val="28"/>
+          <w:lang w:val="en-US" w:eastAsia="ru-RU"/>
+        </w:rPr>
+        <w:t> </w:t>
+      </w:r>
+      <w:r>
+        <w:rPr>
+          <w:rFonts w:ascii="Times New Roman" w:eastAsia="Times New Roman" w:hAnsi="Times New Roman" w:cs="Times New Roman"/>
+          <w:i/>
+          <w:iCs/>
+          <w:color w:val="0F1115"/>
+          <w:sz w:val="28"/>
+          <w:szCs w:val="28"/>
+          <w:lang w:val="en-US" w:eastAsia="ru-RU"/>
+        </w:rPr>
+        <w:t>Linux</w:t>
+      </w:r>
+      <w:r>
+        <w:rPr>
+          <w:rFonts w:ascii="Times New Roman" w:eastAsia="Times New Roman" w:hAnsi="Times New Roman" w:cs="Times New Roman"/>
+          <w:color w:val="0F1115"/>
+          <w:sz w:val="28"/>
+          <w:szCs w:val="28"/>
+          <w:lang w:val="en-US" w:eastAsia="ru-RU"/>
+        </w:rPr>
+        <w:t> → </w:t>
+      </w:r>
+      <w:r>
+        <w:rPr>
+          <w:rFonts w:ascii="Times New Roman" w:eastAsia="Times New Roman" w:hAnsi="Times New Roman" w:cs="Times New Roman"/>
+          <w:b/>
+          <w:bCs/>
+          <w:color w:val="0F1115"/>
+          <w:sz w:val="28"/>
+          <w:szCs w:val="28"/>
+          <w:lang w:eastAsia="ru-RU"/>
+        </w:rPr>
+        <w:t>Версия</w:t>
+      </w:r>
+      <w:r>
+        <w:rPr>
+          <w:rFonts w:ascii="Times New Roman" w:eastAsia="Times New Roman" w:hAnsi="Times New Roman" w:cs="Times New Roman"/>
+          <w:b/>
+          <w:bCs/>
+          <w:color w:val="0F1115"/>
+          <w:sz w:val="28"/>
+          <w:szCs w:val="28"/>
+          <w:lang w:val="en-US" w:eastAsia="ru-RU"/>
+        </w:rPr>
+        <w:t>:</w:t>
+      </w:r>
+      <w:r>
+        <w:rPr>
+          <w:rFonts w:ascii="Times New Roman" w:eastAsia="Times New Roman" w:hAnsi="Times New Roman" w:cs="Times New Roman"/>
+          <w:color w:val="0F1115"/>
+          <w:sz w:val="28"/>
+          <w:szCs w:val="28"/>
+          <w:lang w:val="en-US" w:eastAsia="ru-RU"/>
+        </w:rPr>
+        <w:t> *Debian (64-</w:t>
+      </w:r>
+      <w:proofErr w:type="gramStart"/>
+      <w:r>
+        <w:rPr>
+          <w:rFonts w:ascii="Times New Roman" w:eastAsia="Times New Roman" w:hAnsi="Times New Roman" w:cs="Times New Roman"/>
+          <w:color w:val="0F1115"/>
+          <w:sz w:val="28"/>
+          <w:szCs w:val="28"/>
+          <w:lang w:val="en-US" w:eastAsia="ru-RU"/>
+        </w:rPr>
+        <w:t>bit)*</w:t>
+      </w:r>
+      <w:proofErr w:type="gramEnd"/>
+      <w:r>
+        <w:rPr>
+          <w:rFonts w:ascii="Times New Roman" w:eastAsia="Times New Roman" w:hAnsi="Times New Roman" w:cs="Times New Roman"/>
+          <w:color w:val="0F1115"/>
+          <w:sz w:val="28"/>
+          <w:szCs w:val="28"/>
+          <w:lang w:val="en-US" w:eastAsia="ru-RU"/>
+        </w:rPr>
+        <w:t> .</w:t>
+      </w:r>
+    </w:p>
+    <w:p>
+      <w:pPr>
+        <w:numPr>
+          <w:ilvl w:val="0"/>
+          <w:numId w:val="1"/>
+        </w:numPr>
+        <w:shd w:val="clear" w:color="auto" w:fill="FFFFFF"/>
+        <w:spacing w:before="100" w:beforeAutospacing="1" w:after="120" w:line="240" w:lineRule="auto"/>
+        <w:rPr>
+          <w:rFonts w:ascii="Times New Roman" w:eastAsia="Times New Roman" w:hAnsi="Times New Roman" w:cs="Times New Roman"/>
+          <w:color w:val="0F1115"/>
+          <w:sz w:val="28"/>
+          <w:szCs w:val="28"/>
+          <w:lang w:eastAsia="ru-RU"/>
+        </w:rPr>
+      </w:pPr>
+      <w:r>
+        <w:rPr>
+          <w:rFonts w:ascii="Times New Roman" w:eastAsia="Times New Roman" w:hAnsi="Times New Roman" w:cs="Times New Roman"/>
+          <w:b/>
+          <w:bCs/>
+          <w:color w:val="0F1115"/>
+          <w:sz w:val="28"/>
+          <w:szCs w:val="28"/>
+          <w:lang w:eastAsia="ru-RU"/>
+        </w:rPr>
+        <w:t>Выдай ресурсы</w:t>
+      </w:r>
+      <w:r>
+        <w:rPr>
+          <w:rFonts w:ascii="Times New Roman" w:eastAsia="Times New Roman" w:hAnsi="Times New Roman" w:cs="Times New Roman"/>
+          <w:color w:val="0F1115"/>
+          <w:sz w:val="28"/>
+          <w:szCs w:val="28"/>
+          <w:lang w:eastAsia="ru-RU"/>
+        </w:rPr>
+        <w:t> </w:t>
+      </w:r>
+    </w:p>
+    <w:p>
+      <w:pPr>
+        <w:numPr>
+          <w:ilvl w:val="1"/>
+          <w:numId w:val="1"/>
+        </w:numPr>
+        <w:shd w:val="clear" w:color="auto" w:fill="FFFFFF"/>
+        <w:spacing w:before="100" w:beforeAutospacing="1" w:after="0" w:line="240" w:lineRule="auto"/>
+        <w:rPr>
+          <w:rFonts w:ascii="Times New Roman" w:eastAsia="Times New Roman" w:hAnsi="Times New Roman" w:cs="Times New Roman"/>
+          <w:color w:val="0F1115"/>
+          <w:sz w:val="28"/>
+          <w:szCs w:val="28"/>
+          <w:lang w:eastAsia="ru-RU"/>
+        </w:rPr>
+      </w:pPr>
+      <w:r>
+        <w:rPr>
+          <w:rFonts w:ascii="Times New Roman" w:eastAsia="Times New Roman" w:hAnsi="Times New Roman" w:cs="Times New Roman"/>
+          <w:b/>
+          <w:bCs/>
+          <w:color w:val="0F1115"/>
+          <w:sz w:val="28"/>
+          <w:szCs w:val="28"/>
+          <w:lang w:eastAsia="ru-RU"/>
+        </w:rPr>
+        <w:t>Оперативная память:</w:t>
+      </w:r>
+      <w:r>
+        <w:rPr>
+          <w:rFonts w:ascii="Times New Roman" w:eastAsia="Times New Roman" w:hAnsi="Times New Roman" w:cs="Times New Roman"/>
+          <w:color w:val="0F1115"/>
+          <w:sz w:val="28"/>
+          <w:szCs w:val="28"/>
+          <w:lang w:eastAsia="ru-RU"/>
+        </w:rPr>
+        <w:t> </w:t>
+      </w:r>
+      <w:r>
+        <w:rPr>
+          <w:rFonts w:ascii="Times New Roman" w:eastAsia="Times New Roman" w:hAnsi="Times New Roman" w:cs="Times New Roman"/>
+          <w:color w:val="0F1115"/>
+          <w:sz w:val="28"/>
+          <w:szCs w:val="28"/>
+          <w:shd w:val="clear" w:color="auto" w:fill="EBEEF2"/>
+          <w:lang w:val="en-US" w:eastAsia="ru-RU"/>
+        </w:rPr>
+        <w:t>4</w:t>
+      </w:r>
+      <w:r>
+        <w:rPr>
+          <w:rFonts w:ascii="Times New Roman" w:eastAsia="Times New Roman" w:hAnsi="Times New Roman" w:cs="Times New Roman"/>
+          <w:color w:val="0F1115"/>
+          <w:sz w:val="28"/>
+          <w:szCs w:val="28"/>
+          <w:shd w:val="clear" w:color="auto" w:fill="EBEEF2"/>
+          <w:lang w:eastAsia="ru-RU"/>
+        </w:rPr>
+        <w:t>048 MB</w:t>
+      </w:r>
+      <w:r>
+        <w:rPr>
+          <w:rFonts w:ascii="Times New Roman" w:eastAsia="Times New Roman" w:hAnsi="Times New Roman" w:cs="Times New Roman"/>
+          <w:color w:val="0F1115"/>
+          <w:sz w:val="28"/>
+          <w:szCs w:val="28"/>
+          <w:lang w:eastAsia="ru-RU"/>
+        </w:rPr>
+        <w:t> (2 ГБ).</w:t>
+      </w:r>
+    </w:p>
+    <w:p>
+      <w:pPr>
+        <w:numPr>
+          <w:ilvl w:val="1"/>
+          <w:numId w:val="1"/>
+        </w:numPr>
+        <w:shd w:val="clear" w:color="auto" w:fill="FFFFFF"/>
+        <w:spacing w:before="100" w:beforeAutospacing="1" w:after="0" w:line="240" w:lineRule="auto"/>
+        <w:rPr>
+          <w:rFonts w:ascii="Times New Roman" w:eastAsia="Times New Roman" w:hAnsi="Times New Roman" w:cs="Times New Roman"/>
+          <w:color w:val="0F1115"/>
+          <w:sz w:val="28"/>
+          <w:szCs w:val="28"/>
+          <w:lang w:eastAsia="ru-RU"/>
+        </w:rPr>
+      </w:pPr>
+      <w:r>
+        <w:rPr>
+          <w:rFonts w:ascii="Times New Roman" w:eastAsia="Times New Roman" w:hAnsi="Times New Roman" w:cs="Times New Roman"/>
+          <w:b/>
+          <w:bCs/>
+          <w:color w:val="0F1115"/>
+          <w:sz w:val="28"/>
+          <w:szCs w:val="28"/>
+          <w:lang w:eastAsia="ru-RU"/>
+        </w:rPr>
+        <w:t>Процессоры:</w:t>
+      </w:r>
+      <w:r>
+        <w:rPr>
+          <w:rFonts w:ascii="Times New Roman" w:eastAsia="Times New Roman" w:hAnsi="Times New Roman" w:cs="Times New Roman"/>
+          <w:color w:val="0F1115"/>
+          <w:sz w:val="28"/>
+          <w:szCs w:val="28"/>
+          <w:lang w:eastAsia="ru-RU"/>
+        </w:rPr>
+        <w:t> </w:t>
+      </w:r>
+      <w:r>
+        <w:rPr>
+          <w:rFonts w:ascii="Times New Roman" w:eastAsia="Times New Roman" w:hAnsi="Times New Roman" w:cs="Times New Roman"/>
+          <w:color w:val="0F1115"/>
+          <w:sz w:val="28"/>
+          <w:szCs w:val="28"/>
+          <w:shd w:val="clear" w:color="auto" w:fill="EBEEF2"/>
+          <w:lang w:val="en-US" w:eastAsia="ru-RU"/>
+        </w:rPr>
+        <w:t>3</w:t>
+      </w:r>
+      <w:r>
+        <w:rPr>
+          <w:rFonts w:ascii="Times New Roman" w:eastAsia="Times New Roman" w:hAnsi="Times New Roman" w:cs="Times New Roman"/>
+          <w:color w:val="0F1115"/>
+          <w:sz w:val="28"/>
+          <w:szCs w:val="28"/>
+          <w:shd w:val="clear" w:color="auto" w:fill="EBEEF2"/>
+          <w:lang w:eastAsia="ru-RU"/>
+        </w:rPr>
+        <w:t xml:space="preserve"> ядра</w:t>
+      </w:r>
+      <w:r>
+        <w:rPr>
+          <w:rFonts w:ascii="Times New Roman" w:eastAsia="Times New Roman" w:hAnsi="Times New Roman" w:cs="Times New Roman"/>
+          <w:color w:val="0F1115"/>
+          <w:sz w:val="28"/>
+          <w:szCs w:val="28"/>
+          <w:lang w:eastAsia="ru-RU"/>
+        </w:rPr>
+        <w:t>.</w:t>
+      </w:r>
+    </w:p>
+    <w:p>
+      <w:pPr>
+        <w:numPr>
+          <w:ilvl w:val="1"/>
+          <w:numId w:val="1"/>
+        </w:numPr>
+        <w:shd w:val="clear" w:color="auto" w:fill="FFFFFF"/>
+        <w:spacing w:before="100" w:beforeAutospacing="1" w:after="0" w:line="240" w:lineRule="auto"/>
+        <w:rPr>
+          <w:rFonts w:ascii="Times New Roman" w:eastAsia="Times New Roman" w:hAnsi="Times New Roman" w:cs="Times New Roman"/>
+          <w:color w:val="0F1115"/>
+          <w:sz w:val="28"/>
+          <w:szCs w:val="28"/>
+          <w:lang w:eastAsia="ru-RU"/>
+        </w:rPr>
+      </w:pPr>
+      <w:r>
+        <w:rPr>
+          <w:rFonts w:ascii="Times New Roman" w:eastAsia="Times New Roman" w:hAnsi="Times New Roman" w:cs="Times New Roman"/>
+          <w:b/>
+          <w:bCs/>
+          <w:color w:val="0F1115"/>
+          <w:sz w:val="28"/>
+          <w:szCs w:val="28"/>
+          <w:lang w:eastAsia="ru-RU"/>
+        </w:rPr>
+        <w:t>Диск:</w:t>
+      </w:r>
+      <w:r>
+        <w:rPr>
+          <w:rFonts w:ascii="Times New Roman" w:eastAsia="Times New Roman" w:hAnsi="Times New Roman" w:cs="Times New Roman"/>
+          <w:color w:val="0F1115"/>
+          <w:sz w:val="28"/>
+          <w:szCs w:val="28"/>
+          <w:lang w:eastAsia="ru-RU"/>
+        </w:rPr>
+        <w:t> </w:t>
+      </w:r>
+      <w:r>
+        <w:rPr>
+          <w:rFonts w:ascii="Times New Roman" w:eastAsia="Times New Roman" w:hAnsi="Times New Roman" w:cs="Times New Roman"/>
+          <w:color w:val="0F1115"/>
+          <w:sz w:val="28"/>
+          <w:szCs w:val="28"/>
+          <w:shd w:val="clear" w:color="auto" w:fill="EBEEF2"/>
+          <w:lang w:eastAsia="ru-RU"/>
+        </w:rPr>
+        <w:t>20 ГБ</w:t>
+      </w:r>
+    </w:p>
+    <w:p>
+      <w:pPr>
+        <w:numPr>
+          <w:ilvl w:val="1"/>
+          <w:numId w:val="1"/>
+        </w:numPr>
+        <w:shd w:val="clear" w:color="auto" w:fill="FFFFFF"/>
+        <w:spacing w:before="100" w:beforeAutospacing="1" w:after="0" w:line="240" w:lineRule="auto"/>
+        <w:rPr>
+          <w:rFonts w:ascii="Times New Roman" w:eastAsia="Times New Roman" w:hAnsi="Times New Roman" w:cs="Times New Roman"/>
+          <w:color w:val="0F1115"/>
+          <w:sz w:val="28"/>
+          <w:szCs w:val="28"/>
+          <w:lang w:eastAsia="ru-RU"/>
+        </w:rPr>
+      </w:pPr>
+      <w:r>
+        <w:rPr>
+          <w:rFonts w:ascii="Times New Roman" w:eastAsia="Times New Roman" w:hAnsi="Times New Roman" w:cs="Times New Roman"/>
+          <w:b/>
+          <w:bCs/>
+          <w:color w:val="0F1115"/>
+          <w:sz w:val="28"/>
+          <w:szCs w:val="28"/>
+          <w:lang w:eastAsia="ru-RU"/>
+        </w:rPr>
+        <w:t>Ставим сетевой мост или внутренний адаптер</w:t>
+      </w:r>
+    </w:p>
+    <w:p>
+      <w:pPr>
+        <w:numPr>
+          <w:ilvl w:val="0"/>
+          <w:numId w:val="1"/>
+        </w:numPr>
+        <w:shd w:val="clear" w:color="auto" w:fill="FFFFFF"/>
+        <w:spacing w:before="100" w:beforeAutospacing="1" w:after="0" w:line="240" w:lineRule="auto"/>
+        <w:rPr>
+          <w:rFonts w:ascii="Times New Roman" w:eastAsia="Times New Roman" w:hAnsi="Times New Roman" w:cs="Times New Roman"/>
+          <w:color w:val="0F1115"/>
+          <w:sz w:val="28"/>
+          <w:szCs w:val="28"/>
+          <w:lang w:eastAsia="ru-RU"/>
+        </w:rPr>
+      </w:pPr>
+      <w:r>
+        <w:rPr>
+          <w:rFonts w:ascii="Times New Roman" w:eastAsia="Times New Roman" w:hAnsi="Times New Roman" w:cs="Times New Roman"/>
+          <w:color w:val="0F1115"/>
+          <w:sz w:val="28"/>
+          <w:szCs w:val="28"/>
+          <w:lang w:eastAsia="ru-RU"/>
+        </w:rPr>
+        <w:t>Нажми </w:t>
+      </w:r>
+      <w:r>
+        <w:rPr>
+          <w:rFonts w:ascii="Times New Roman" w:eastAsia="Times New Roman" w:hAnsi="Times New Roman" w:cs="Times New Roman"/>
+          <w:i/>
+          <w:iCs/>
+          <w:color w:val="0F1115"/>
+          <w:sz w:val="28"/>
+          <w:szCs w:val="28"/>
+          <w:lang w:eastAsia="ru-RU"/>
+        </w:rPr>
+        <w:t>"Готово"</w:t>
+      </w:r>
+      <w:r>
+        <w:rPr>
+          <w:rFonts w:ascii="Times New Roman" w:eastAsia="Times New Roman" w:hAnsi="Times New Roman" w:cs="Times New Roman"/>
+          <w:color w:val="0F1115"/>
+          <w:sz w:val="28"/>
+          <w:szCs w:val="28"/>
+          <w:lang w:eastAsia="ru-RU"/>
+        </w:rPr>
+        <w:t> и </w:t>
+      </w:r>
+      <w:r>
+        <w:rPr>
+          <w:rFonts w:ascii="Times New Roman" w:eastAsia="Times New Roman" w:hAnsi="Times New Roman" w:cs="Times New Roman"/>
+          <w:b/>
+          <w:bCs/>
+          <w:color w:val="0F1115"/>
+          <w:sz w:val="28"/>
+          <w:szCs w:val="28"/>
+          <w:lang w:eastAsia="ru-RU"/>
+        </w:rPr>
+        <w:t>запусти машину</w:t>
+      </w:r>
+      <w:r>
+        <w:rPr>
+          <w:rFonts w:ascii="Times New Roman" w:eastAsia="Times New Roman" w:hAnsi="Times New Roman" w:cs="Times New Roman"/>
+          <w:color w:val="0F1115"/>
+          <w:sz w:val="28"/>
+          <w:szCs w:val="28"/>
+          <w:lang w:eastAsia="ru-RU"/>
+        </w:rPr>
+        <w:t> (кнопка </w:t>
+      </w:r>
+      <w:r>
+        <w:rPr>
+          <w:rFonts w:ascii="Times New Roman" w:eastAsia="Times New Roman" w:hAnsi="Times New Roman" w:cs="Times New Roman"/>
+          <w:i/>
+          <w:iCs/>
+          <w:color w:val="0F1115"/>
+          <w:sz w:val="28"/>
+          <w:szCs w:val="28"/>
+          <w:lang w:eastAsia="ru-RU"/>
+        </w:rPr>
+        <w:t>"Запустить"</w:t>
+      </w:r>
+      <w:r>
+        <w:rPr>
+          <w:rFonts w:ascii="Times New Roman" w:eastAsia="Times New Roman" w:hAnsi="Times New Roman" w:cs="Times New Roman"/>
+          <w:color w:val="0F1115"/>
+          <w:sz w:val="28"/>
+          <w:szCs w:val="28"/>
+          <w:lang w:eastAsia="ru-RU"/>
+        </w:rPr>
+        <w:t>). Начнётся установка.</w:t>
+      </w:r>
+    </w:p>
+    <w:p>
+      <w:pPr>
+        <w:shd w:val="clear" w:color="auto" w:fill="FFFFFF"/>
+        <w:spacing w:before="480" w:after="240" w:line="450" w:lineRule="atLeast"/>
+        <w:outlineLvl w:val="2"/>
+        <w:rPr>
+          <w:rFonts w:ascii="Times New Roman" w:eastAsia="Times New Roman" w:hAnsi="Times New Roman" w:cs="Times New Roman"/>
+          <w:b/>
+          <w:bCs/>
+          <w:color w:val="0F1115"/>
+          <w:sz w:val="28"/>
+          <w:szCs w:val="28"/>
+          <w:lang w:eastAsia="ru-RU"/>
+        </w:rPr>
+      </w:pPr>
+      <w:r>
+        <w:rPr>
+          <w:rFonts w:ascii="Times New Roman" w:eastAsia="Times New Roman" w:hAnsi="Times New Roman" w:cs="Times New Roman"/>
+          <w:b/>
+          <w:bCs/>
+          <w:color w:val="0F1115"/>
+          <w:sz w:val="28"/>
+          <w:szCs w:val="28"/>
+          <w:lang w:eastAsia="ru-RU"/>
+        </w:rPr>
+        <w:t>Шаг 2: Установка и создание пользователя</w:t>
+      </w:r>
+    </w:p>
+    <w:p>
+      <w:pPr>
+        <w:shd w:val="clear" w:color="auto" w:fill="FFFFFF"/>
+        <w:spacing w:before="240" w:after="240" w:line="240" w:lineRule="auto"/>
+        <w:rPr>
+          <w:rFonts w:ascii="Times New Roman" w:eastAsia="Times New Roman" w:hAnsi="Times New Roman" w:cs="Times New Roman"/>
+          <w:color w:val="0F1115"/>
+          <w:sz w:val="28"/>
+          <w:szCs w:val="28"/>
+          <w:lang w:eastAsia="ru-RU"/>
+        </w:rPr>
+      </w:pPr>
+      <w:r>
+        <w:rPr>
+          <w:rFonts w:ascii="Times New Roman" w:eastAsia="Times New Roman" w:hAnsi="Times New Roman" w:cs="Times New Roman"/>
+          <w:color w:val="0F1115"/>
+          <w:sz w:val="28"/>
+          <w:szCs w:val="28"/>
+          <w:lang w:eastAsia="ru-RU"/>
+        </w:rPr>
+        <w:t>Система установится сама, но пару раз придётся нажать кнопки:</w:t>
+      </w:r>
+    </w:p>
+    <w:p>
+      <w:pPr>
+        <w:numPr>
+          <w:ilvl w:val="0"/>
+          <w:numId w:val="2"/>
+        </w:numPr>
+        <w:shd w:val="clear" w:color="auto" w:fill="FFFFFF"/>
+        <w:spacing w:before="100" w:beforeAutospacing="1" w:after="0" w:line="240" w:lineRule="auto"/>
+        <w:rPr>
+          <w:rFonts w:ascii="Times New Roman" w:eastAsia="Times New Roman" w:hAnsi="Times New Roman" w:cs="Times New Roman"/>
+          <w:color w:val="0F1115"/>
+          <w:sz w:val="28"/>
+          <w:szCs w:val="28"/>
+          <w:lang w:eastAsia="ru-RU"/>
+        </w:rPr>
+      </w:pPr>
+      <w:r>
+        <w:rPr>
+          <w:rFonts w:ascii="Times New Roman" w:eastAsia="Times New Roman" w:hAnsi="Times New Roman" w:cs="Times New Roman"/>
+          <w:color w:val="0F1115"/>
+          <w:sz w:val="28"/>
+          <w:szCs w:val="28"/>
+          <w:lang w:eastAsia="ru-RU"/>
+        </w:rPr>
+        <w:t>Выбери </w:t>
+      </w:r>
+      <w:r>
+        <w:rPr>
+          <w:rFonts w:ascii="Times New Roman" w:eastAsia="Times New Roman" w:hAnsi="Times New Roman" w:cs="Times New Roman"/>
+          <w:i/>
+          <w:iCs/>
+          <w:color w:val="0F1115"/>
+          <w:sz w:val="28"/>
+          <w:szCs w:val="28"/>
+          <w:lang w:eastAsia="ru-RU"/>
+        </w:rPr>
+        <w:t>"</w:t>
+      </w:r>
+      <w:proofErr w:type="spellStart"/>
+      <w:r>
+        <w:rPr>
+          <w:rFonts w:ascii="Times New Roman" w:eastAsia="Times New Roman" w:hAnsi="Times New Roman" w:cs="Times New Roman"/>
+          <w:i/>
+          <w:iCs/>
+          <w:color w:val="0F1115"/>
+          <w:sz w:val="28"/>
+          <w:szCs w:val="28"/>
+          <w:lang w:eastAsia="ru-RU"/>
+        </w:rPr>
+        <w:t>Install</w:t>
+      </w:r>
+      <w:proofErr w:type="spellEnd"/>
+      <w:r>
+        <w:rPr>
+          <w:rFonts w:ascii="Times New Roman" w:eastAsia="Times New Roman" w:hAnsi="Times New Roman" w:cs="Times New Roman"/>
+          <w:i/>
+          <w:iCs/>
+          <w:color w:val="0F1115"/>
+          <w:sz w:val="28"/>
+          <w:szCs w:val="28"/>
+          <w:lang w:eastAsia="ru-RU"/>
+        </w:rPr>
+        <w:t>"</w:t>
+      </w:r>
+      <w:r>
+        <w:rPr>
+          <w:rFonts w:ascii="Times New Roman" w:eastAsia="Times New Roman" w:hAnsi="Times New Roman" w:cs="Times New Roman"/>
+          <w:color w:val="0F1115"/>
+          <w:sz w:val="28"/>
+          <w:szCs w:val="28"/>
+          <w:lang w:eastAsia="ru-RU"/>
+        </w:rPr>
+        <w:t>.</w:t>
+      </w:r>
+    </w:p>
+    <w:p>
+      <w:pPr>
+        <w:numPr>
+          <w:ilvl w:val="0"/>
+          <w:numId w:val="2"/>
+        </w:numPr>
+        <w:shd w:val="clear" w:color="auto" w:fill="FFFFFF"/>
+        <w:spacing w:before="100" w:beforeAutospacing="1" w:after="0" w:line="240" w:lineRule="auto"/>
+        <w:rPr>
+          <w:rFonts w:ascii="Times New Roman" w:eastAsia="Times New Roman" w:hAnsi="Times New Roman" w:cs="Times New Roman"/>
+          <w:b/>
+          <w:bCs/>
+          <w:color w:val="0F1115"/>
+          <w:sz w:val="28"/>
+          <w:szCs w:val="28"/>
+          <w:lang w:eastAsia="ru-RU"/>
+        </w:rPr>
+      </w:pPr>
+      <w:r>
+        <w:rPr>
+          <w:rFonts w:ascii="Times New Roman" w:eastAsia="Times New Roman" w:hAnsi="Times New Roman" w:cs="Times New Roman"/>
+          <w:b/>
+          <w:bCs/>
+          <w:color w:val="0F1115"/>
+          <w:sz w:val="28"/>
+          <w:szCs w:val="28"/>
+          <w:lang w:eastAsia="ru-RU"/>
+        </w:rPr>
+        <w:t>Выбери язык</w:t>
+      </w:r>
+      <w:r>
+        <w:rPr>
+          <w:rFonts w:ascii="Times New Roman" w:eastAsia="Times New Roman" w:hAnsi="Times New Roman" w:cs="Times New Roman"/>
+          <w:color w:val="0F1115"/>
+          <w:sz w:val="28"/>
+          <w:szCs w:val="28"/>
+          <w:lang w:eastAsia="ru-RU"/>
+        </w:rPr>
+        <w:t> </w:t>
+      </w:r>
+      <w:r>
+        <w:rPr>
+          <w:rFonts w:ascii="Times New Roman" w:eastAsia="Times New Roman" w:hAnsi="Times New Roman" w:cs="Times New Roman"/>
+          <w:b/>
+          <w:bCs/>
+          <w:color w:val="0F1115"/>
+          <w:sz w:val="28"/>
+          <w:szCs w:val="28"/>
+          <w:lang w:eastAsia="ru-RU"/>
+        </w:rPr>
+        <w:t>и страну.</w:t>
+      </w:r>
+    </w:p>
+    <w:p>
+      <w:pPr>
+        <w:numPr>
+          <w:ilvl w:val="0"/>
+          <w:numId w:val="2"/>
+        </w:numPr>
+        <w:shd w:val="clear" w:color="auto" w:fill="FFFFFF"/>
+        <w:spacing w:before="100" w:beforeAutospacing="1" w:after="0" w:line="240" w:lineRule="auto"/>
+        <w:rPr>
+          <w:rFonts w:ascii="Times New Roman" w:eastAsia="Times New Roman" w:hAnsi="Times New Roman" w:cs="Times New Roman"/>
+          <w:color w:val="0F1115"/>
+          <w:sz w:val="28"/>
+          <w:szCs w:val="28"/>
+          <w:lang w:eastAsia="ru-RU"/>
+        </w:rPr>
+      </w:pPr>
+      <w:r>
+        <w:rPr>
+          <w:rFonts w:ascii="Times New Roman" w:eastAsia="Times New Roman" w:hAnsi="Times New Roman" w:cs="Times New Roman"/>
+          <w:color w:val="0F1115"/>
+          <w:sz w:val="28"/>
+          <w:szCs w:val="28"/>
+          <w:lang w:eastAsia="ru-RU"/>
+        </w:rPr>
+        <w:t>Придумай </w:t>
+      </w:r>
+      <w:r>
+        <w:rPr>
+          <w:rFonts w:ascii="Times New Roman" w:eastAsia="Times New Roman" w:hAnsi="Times New Roman" w:cs="Times New Roman"/>
+          <w:b/>
+          <w:bCs/>
+          <w:color w:val="0F1115"/>
+          <w:sz w:val="28"/>
+          <w:szCs w:val="28"/>
+          <w:lang w:eastAsia="ru-RU"/>
+        </w:rPr>
+        <w:t>пароль для администратора</w:t>
+      </w:r>
+      <w:r>
+        <w:rPr>
+          <w:rFonts w:ascii="Times New Roman" w:eastAsia="Times New Roman" w:hAnsi="Times New Roman" w:cs="Times New Roman"/>
+          <w:color w:val="0F1115"/>
+          <w:sz w:val="28"/>
+          <w:szCs w:val="28"/>
+          <w:lang w:eastAsia="ru-RU"/>
+        </w:rPr>
+        <w:t> (</w:t>
+      </w:r>
+      <w:proofErr w:type="spellStart"/>
+      <w:r>
+        <w:rPr>
+          <w:rFonts w:ascii="Times New Roman" w:eastAsia="Times New Roman" w:hAnsi="Times New Roman" w:cs="Times New Roman"/>
+          <w:color w:val="0F1115"/>
+          <w:sz w:val="28"/>
+          <w:szCs w:val="28"/>
+          <w:lang w:eastAsia="ru-RU"/>
+        </w:rPr>
+        <w:t>root</w:t>
+      </w:r>
+      <w:proofErr w:type="spellEnd"/>
+      <w:r>
+        <w:rPr>
+          <w:rFonts w:ascii="Times New Roman" w:eastAsia="Times New Roman" w:hAnsi="Times New Roman" w:cs="Times New Roman"/>
+          <w:color w:val="0F1115"/>
+          <w:sz w:val="28"/>
+          <w:szCs w:val="28"/>
+          <w:lang w:eastAsia="ru-RU"/>
+        </w:rPr>
+        <w:t>).</w:t>
+      </w:r>
+    </w:p>
+    <w:p>
+      <w:pPr>
+        <w:numPr>
+          <w:ilvl w:val="0"/>
+          <w:numId w:val="2"/>
+        </w:numPr>
+        <w:shd w:val="clear" w:color="auto" w:fill="FFFFFF"/>
+        <w:spacing w:before="100" w:beforeAutospacing="1" w:after="0" w:line="240" w:lineRule="auto"/>
+        <w:rPr>
+          <w:rFonts w:ascii="Times New Roman" w:eastAsia="Times New Roman" w:hAnsi="Times New Roman" w:cs="Times New Roman"/>
+          <w:color w:val="0F1115"/>
+          <w:sz w:val="28"/>
+          <w:szCs w:val="28"/>
+          <w:lang w:eastAsia="ru-RU"/>
+        </w:rPr>
+      </w:pPr>
+      <w:r>
+        <w:rPr>
+          <w:rFonts w:ascii="Times New Roman" w:eastAsia="Times New Roman" w:hAnsi="Times New Roman" w:cs="Times New Roman"/>
+          <w:b/>
+          <w:bCs/>
+          <w:color w:val="0F1115"/>
+          <w:sz w:val="28"/>
+          <w:szCs w:val="28"/>
+          <w:lang w:eastAsia="ru-RU"/>
+        </w:rPr>
+        <w:t>Самое важное</w:t>
+      </w:r>
+      <w:proofErr w:type="gramStart"/>
+      <w:r>
+        <w:rPr>
+          <w:rFonts w:ascii="Times New Roman" w:eastAsia="Times New Roman" w:hAnsi="Times New Roman" w:cs="Times New Roman"/>
+          <w:b/>
+          <w:bCs/>
+          <w:color w:val="0F1115"/>
+          <w:sz w:val="28"/>
+          <w:szCs w:val="28"/>
+          <w:lang w:eastAsia="ru-RU"/>
+        </w:rPr>
+        <w:t>:</w:t>
+      </w:r>
+      <w:r>
+        <w:rPr>
+          <w:rFonts w:ascii="Times New Roman" w:eastAsia="Times New Roman" w:hAnsi="Times New Roman" w:cs="Times New Roman"/>
+          <w:color w:val="0F1115"/>
+          <w:sz w:val="28"/>
+          <w:szCs w:val="28"/>
+          <w:lang w:eastAsia="ru-RU"/>
+        </w:rPr>
+        <w:t> Когда</w:t>
+      </w:r>
+      <w:proofErr w:type="gramEnd"/>
+      <w:r>
+        <w:rPr>
+          <w:rFonts w:ascii="Times New Roman" w:eastAsia="Times New Roman" w:hAnsi="Times New Roman" w:cs="Times New Roman"/>
+          <w:color w:val="0F1115"/>
+          <w:sz w:val="28"/>
+          <w:szCs w:val="28"/>
+          <w:lang w:eastAsia="ru-RU"/>
+        </w:rPr>
+        <w:t xml:space="preserve"> дойдёшь до выбора диска — выбери </w:t>
+      </w:r>
+      <w:r>
+        <w:rPr>
+          <w:rFonts w:ascii="Times New Roman" w:eastAsia="Times New Roman" w:hAnsi="Times New Roman" w:cs="Times New Roman"/>
+          <w:b/>
+          <w:bCs/>
+          <w:color w:val="0F1115"/>
+          <w:sz w:val="28"/>
+          <w:szCs w:val="28"/>
+          <w:lang w:eastAsia="ru-RU"/>
+        </w:rPr>
+        <w:t>диск</w:t>
+      </w:r>
+      <w:r>
+        <w:rPr>
+          <w:rFonts w:ascii="Times New Roman" w:eastAsia="Times New Roman" w:hAnsi="Times New Roman" w:cs="Times New Roman"/>
+          <w:color w:val="0F1115"/>
+          <w:sz w:val="28"/>
+          <w:szCs w:val="28"/>
+          <w:lang w:eastAsia="ru-RU"/>
+        </w:rPr>
+        <w:t> (тот самый на 20 ГБ) и нажми завершить установку.</w:t>
+      </w:r>
+    </w:p>
+    <w:p>
+      <w:pPr>
+        <w:numPr>
+          <w:ilvl w:val="0"/>
+          <w:numId w:val="2"/>
+        </w:numPr>
+        <w:shd w:val="clear" w:color="auto" w:fill="FFFFFF"/>
+        <w:spacing w:before="100" w:beforeAutospacing="1" w:after="0" w:line="240" w:lineRule="auto"/>
+        <w:rPr>
+          <w:rFonts w:ascii="Times New Roman" w:eastAsia="Times New Roman" w:hAnsi="Times New Roman" w:cs="Times New Roman"/>
+          <w:color w:val="0F1115"/>
+          <w:sz w:val="28"/>
+          <w:szCs w:val="28"/>
+          <w:lang w:eastAsia="ru-RU"/>
+        </w:rPr>
+      </w:pPr>
+      <w:r>
+        <w:rPr>
+          <w:rFonts w:ascii="Times New Roman" w:eastAsia="Times New Roman" w:hAnsi="Times New Roman" w:cs="Times New Roman"/>
+          <w:color w:val="0F1115"/>
+          <w:sz w:val="28"/>
+          <w:szCs w:val="28"/>
+          <w:lang w:eastAsia="ru-RU"/>
+        </w:rPr>
+        <w:t>Через 5-10 минут установка закончится — нажми </w:t>
+      </w:r>
+      <w:r>
+        <w:rPr>
+          <w:rFonts w:ascii="Times New Roman" w:eastAsia="Times New Roman" w:hAnsi="Times New Roman" w:cs="Times New Roman"/>
+          <w:i/>
+          <w:iCs/>
+          <w:color w:val="0F1115"/>
+          <w:sz w:val="28"/>
+          <w:szCs w:val="28"/>
+          <w:lang w:eastAsia="ru-RU"/>
+        </w:rPr>
+        <w:t>"</w:t>
+      </w:r>
+      <w:proofErr w:type="spellStart"/>
+      <w:r>
+        <w:rPr>
+          <w:rFonts w:ascii="Times New Roman" w:eastAsia="Times New Roman" w:hAnsi="Times New Roman" w:cs="Times New Roman"/>
+          <w:i/>
+          <w:iCs/>
+          <w:color w:val="0F1115"/>
+          <w:sz w:val="28"/>
+          <w:szCs w:val="28"/>
+          <w:lang w:eastAsia="ru-RU"/>
+        </w:rPr>
+        <w:t>Continue</w:t>
+      </w:r>
+      <w:proofErr w:type="spellEnd"/>
+      <w:r>
+        <w:rPr>
+          <w:rFonts w:ascii="Times New Roman" w:eastAsia="Times New Roman" w:hAnsi="Times New Roman" w:cs="Times New Roman"/>
+          <w:i/>
+          <w:iCs/>
+          <w:color w:val="0F1115"/>
+          <w:sz w:val="28"/>
+          <w:szCs w:val="28"/>
+          <w:lang w:eastAsia="ru-RU"/>
+        </w:rPr>
+        <w:t>"</w:t>
+      </w:r>
+      <w:r>
+        <w:rPr>
+          <w:rFonts w:ascii="Times New Roman" w:eastAsia="Times New Roman" w:hAnsi="Times New Roman" w:cs="Times New Roman"/>
+          <w:color w:val="0F1115"/>
+          <w:sz w:val="28"/>
+          <w:szCs w:val="28"/>
+          <w:lang w:eastAsia="ru-RU"/>
+        </w:rPr>
+        <w:t>.</w:t>
+      </w:r>
+    </w:p>
+    <w:p>
+      <w:pPr>
+        <w:shd w:val="clear" w:color="auto" w:fill="FFFFFF"/>
+        <w:spacing w:before="480" w:after="240" w:line="450" w:lineRule="atLeast"/>
+        <w:outlineLvl w:val="2"/>
+        <w:rPr>
+          <w:rFonts w:ascii="Times New Roman" w:eastAsia="Times New Roman" w:hAnsi="Times New Roman" w:cs="Times New Roman"/>
+          <w:b/>
+          <w:bCs/>
+          <w:color w:val="0F1115"/>
+          <w:sz w:val="28"/>
+          <w:szCs w:val="28"/>
+          <w:lang w:eastAsia="ru-RU"/>
+        </w:rPr>
+      </w:pPr>
+      <w:r>
+        <w:rPr>
+          <w:rFonts w:ascii="Times New Roman" w:eastAsia="Times New Roman" w:hAnsi="Times New Roman" w:cs="Times New Roman"/>
+          <w:b/>
+          <w:bCs/>
+          <w:color w:val="0F1115"/>
+          <w:sz w:val="28"/>
+          <w:szCs w:val="28"/>
+          <w:lang w:eastAsia="ru-RU"/>
+        </w:rPr>
+        <w:t>Шаг 3</w:t>
+      </w:r>
+      <w:proofErr w:type="gramStart"/>
+      <w:r>
+        <w:rPr>
+          <w:rFonts w:ascii="Times New Roman" w:eastAsia="Times New Roman" w:hAnsi="Times New Roman" w:cs="Times New Roman"/>
+          <w:b/>
+          <w:bCs/>
+          <w:color w:val="0F1115"/>
+          <w:sz w:val="28"/>
+          <w:szCs w:val="28"/>
+          <w:lang w:eastAsia="ru-RU"/>
+        </w:rPr>
+        <w:t>: Смотрим</w:t>
+      </w:r>
+      <w:proofErr w:type="gramEnd"/>
+      <w:r>
+        <w:rPr>
+          <w:rFonts w:ascii="Times New Roman" w:eastAsia="Times New Roman" w:hAnsi="Times New Roman" w:cs="Times New Roman"/>
+          <w:b/>
+          <w:bCs/>
+          <w:color w:val="0F1115"/>
+          <w:sz w:val="28"/>
+          <w:szCs w:val="28"/>
+          <w:lang w:eastAsia="ru-RU"/>
+        </w:rPr>
+        <w:t xml:space="preserve"> IP-адрес</w:t>
+      </w:r>
+    </w:p>
+    <w:p>
+      <w:pPr>
+        <w:shd w:val="clear" w:color="auto" w:fill="FFFFFF"/>
+        <w:spacing w:before="240" w:after="240" w:line="240" w:lineRule="auto"/>
+        <w:rPr>
+          <w:rFonts w:ascii="Times New Roman" w:eastAsia="Times New Roman" w:hAnsi="Times New Roman" w:cs="Times New Roman"/>
+          <w:color w:val="0F1115"/>
+          <w:sz w:val="28"/>
+          <w:szCs w:val="28"/>
+          <w:lang w:eastAsia="ru-RU"/>
+        </w:rPr>
+      </w:pPr>
+      <w:r>
+        <w:rPr>
+          <w:rFonts w:ascii="Times New Roman" w:eastAsia="Times New Roman" w:hAnsi="Times New Roman" w:cs="Times New Roman"/>
+          <w:color w:val="0F1115"/>
+          <w:sz w:val="28"/>
+          <w:szCs w:val="28"/>
+          <w:lang w:eastAsia="ru-RU"/>
+        </w:rPr>
+        <w:t xml:space="preserve">После перезагрузки </w:t>
+      </w:r>
+      <w:proofErr w:type="spellStart"/>
+      <w:r>
+        <w:rPr>
+          <w:rFonts w:ascii="Times New Roman" w:eastAsia="Times New Roman" w:hAnsi="Times New Roman" w:cs="Times New Roman"/>
+          <w:color w:val="0F1115"/>
+          <w:sz w:val="28"/>
+          <w:szCs w:val="28"/>
+          <w:lang w:eastAsia="ru-RU"/>
+        </w:rPr>
+        <w:t>виртуалки</w:t>
+      </w:r>
+      <w:proofErr w:type="spellEnd"/>
+      <w:r>
+        <w:rPr>
+          <w:rFonts w:ascii="Times New Roman" w:eastAsia="Times New Roman" w:hAnsi="Times New Roman" w:cs="Times New Roman"/>
+          <w:color w:val="0F1115"/>
+          <w:sz w:val="28"/>
+          <w:szCs w:val="28"/>
+          <w:lang w:eastAsia="ru-RU"/>
+        </w:rPr>
+        <w:t xml:space="preserve"> ты увидишь чёрный экран с текстом. </w:t>
+      </w:r>
+      <w:r>
+        <w:rPr>
+          <w:rFonts w:ascii="Times New Roman" w:eastAsia="Times New Roman" w:hAnsi="Times New Roman" w:cs="Times New Roman"/>
+          <w:color w:val="0F1115"/>
+          <w:sz w:val="28"/>
+          <w:szCs w:val="28"/>
+          <w:lang w:eastAsia="ru-RU"/>
+        </w:rPr>
+        <w:br/>
+        <w:t>вводим «</w:t>
+      </w:r>
+      <w:proofErr w:type="spellStart"/>
+      <w:r>
+        <w:rPr>
+          <w:rFonts w:ascii="Times New Roman" w:eastAsia="Times New Roman" w:hAnsi="Times New Roman" w:cs="Times New Roman"/>
+          <w:color w:val="0F1115"/>
+          <w:sz w:val="28"/>
+          <w:szCs w:val="28"/>
+          <w:lang w:val="en-US" w:eastAsia="ru-RU"/>
+        </w:rPr>
+        <w:t>ip</w:t>
+      </w:r>
+      <w:proofErr w:type="spellEnd"/>
+      <w:r>
+        <w:rPr>
+          <w:rFonts w:ascii="Times New Roman" w:eastAsia="Times New Roman" w:hAnsi="Times New Roman" w:cs="Times New Roman"/>
+          <w:color w:val="0F1115"/>
+          <w:sz w:val="28"/>
+          <w:szCs w:val="28"/>
+          <w:lang w:eastAsia="ru-RU"/>
+        </w:rPr>
+        <w:t xml:space="preserve"> </w:t>
+      </w:r>
+      <w:proofErr w:type="spellStart"/>
+      <w:r>
+        <w:rPr>
+          <w:rFonts w:ascii="Times New Roman" w:eastAsia="Times New Roman" w:hAnsi="Times New Roman" w:cs="Times New Roman"/>
+          <w:color w:val="0F1115"/>
+          <w:sz w:val="28"/>
+          <w:szCs w:val="28"/>
+          <w:lang w:val="en-US" w:eastAsia="ru-RU"/>
+        </w:rPr>
+        <w:t>addr</w:t>
+      </w:r>
+      <w:proofErr w:type="spellEnd"/>
+      <w:r>
+        <w:rPr>
+          <w:rFonts w:ascii="Times New Roman" w:eastAsia="Times New Roman" w:hAnsi="Times New Roman" w:cs="Times New Roman"/>
+          <w:color w:val="0F1115"/>
+          <w:sz w:val="28"/>
+          <w:szCs w:val="28"/>
+          <w:lang w:eastAsia="ru-RU"/>
+        </w:rPr>
+        <w:t>»</w:t>
+      </w:r>
+      <w:r>
+        <w:rPr>
+          <w:rFonts w:ascii="Times New Roman" w:eastAsia="Times New Roman" w:hAnsi="Times New Roman" w:cs="Times New Roman"/>
+          <w:color w:val="0F1115"/>
+          <w:sz w:val="28"/>
+          <w:szCs w:val="28"/>
+          <w:lang w:eastAsia="ru-RU"/>
+        </w:rPr>
+        <w:t xml:space="preserve"> </w:t>
+      </w:r>
+      <w:r>
+        <w:rPr>
+          <w:rFonts w:ascii="Times New Roman" w:eastAsia="Times New Roman" w:hAnsi="Times New Roman" w:cs="Times New Roman"/>
+          <w:color w:val="0F1115"/>
+          <w:sz w:val="28"/>
+          <w:szCs w:val="28"/>
+          <w:lang w:eastAsia="ru-RU"/>
+        </w:rPr>
+        <w:t xml:space="preserve">и просматриваем свой </w:t>
+      </w:r>
+      <w:r>
+        <w:rPr>
+          <w:rFonts w:ascii="Times New Roman" w:eastAsia="Times New Roman" w:hAnsi="Times New Roman" w:cs="Times New Roman"/>
+          <w:color w:val="0F1115"/>
+          <w:sz w:val="28"/>
+          <w:szCs w:val="28"/>
+          <w:lang w:val="en-US" w:eastAsia="ru-RU"/>
+        </w:rPr>
+        <w:t>IP</w:t>
+      </w:r>
+    </w:p>
+    <w:p>
+      <w:pPr>
+        <w:shd w:val="clear" w:color="auto" w:fill="FFFFFF"/>
+        <w:spacing w:before="240" w:after="240" w:line="240" w:lineRule="auto"/>
+        <w:rPr>
+          <w:rFonts w:ascii="Times New Roman" w:eastAsia="Times New Roman" w:hAnsi="Times New Roman" w:cs="Times New Roman"/>
+          <w:color w:val="0F1115"/>
+          <w:sz w:val="28"/>
+          <w:szCs w:val="28"/>
+          <w:lang w:eastAsia="ru-RU"/>
+        </w:rPr>
+      </w:pPr>
+      <w:r>
+        <w:rPr>
+          <w:rFonts w:ascii="Times New Roman" w:eastAsia="Times New Roman" w:hAnsi="Times New Roman" w:cs="Times New Roman"/>
+          <w:b/>
+          <w:bCs/>
+          <w:color w:val="0F1115"/>
+          <w:sz w:val="28"/>
+          <w:szCs w:val="28"/>
+          <w:lang w:eastAsia="ru-RU"/>
+        </w:rPr>
+        <w:t>Запомни этот адрес.</w:t>
+      </w:r>
+      <w:r>
+        <w:rPr>
+          <w:rFonts w:ascii="Times New Roman" w:eastAsia="Times New Roman" w:hAnsi="Times New Roman" w:cs="Times New Roman"/>
+          <w:color w:val="0F1115"/>
+          <w:sz w:val="28"/>
+          <w:szCs w:val="28"/>
+          <w:lang w:eastAsia="ru-RU"/>
+        </w:rPr>
+        <w:t> Он нужен, чтобы зайти в настройки с компьютера.</w:t>
+      </w:r>
+    </w:p>
+    <w:p>
+      <w:pPr>
+        <w:shd w:val="clear" w:color="auto" w:fill="FFFFFF"/>
+        <w:spacing w:before="480" w:after="240" w:line="450" w:lineRule="atLeast"/>
+        <w:outlineLvl w:val="2"/>
+        <w:rPr>
+          <w:rFonts w:ascii="Times New Roman" w:eastAsia="Times New Roman" w:hAnsi="Times New Roman" w:cs="Times New Roman"/>
+          <w:b/>
+          <w:bCs/>
+          <w:color w:val="0F1115"/>
+          <w:sz w:val="28"/>
+          <w:szCs w:val="28"/>
+          <w:lang w:eastAsia="ru-RU"/>
+        </w:rPr>
+      </w:pPr>
+      <w:r>
+        <w:rPr>
+          <w:rFonts w:ascii="Times New Roman" w:eastAsia="Times New Roman" w:hAnsi="Times New Roman" w:cs="Times New Roman"/>
+          <w:b/>
+          <w:bCs/>
+          <w:color w:val="0F1115"/>
+          <w:sz w:val="28"/>
+          <w:szCs w:val="28"/>
+          <w:lang w:eastAsia="ru-RU"/>
+        </w:rPr>
+        <w:t>Шаг 4</w:t>
+      </w:r>
+      <w:proofErr w:type="gramStart"/>
+      <w:r>
+        <w:rPr>
+          <w:rFonts w:ascii="Times New Roman" w:eastAsia="Times New Roman" w:hAnsi="Times New Roman" w:cs="Times New Roman"/>
+          <w:b/>
+          <w:bCs/>
+          <w:color w:val="0F1115"/>
+          <w:sz w:val="28"/>
+          <w:szCs w:val="28"/>
+          <w:lang w:eastAsia="ru-RU"/>
+        </w:rPr>
+        <w:t>: Настраиваем</w:t>
+      </w:r>
+      <w:proofErr w:type="gramEnd"/>
+      <w:r>
+        <w:rPr>
+          <w:rFonts w:ascii="Times New Roman" w:eastAsia="Times New Roman" w:hAnsi="Times New Roman" w:cs="Times New Roman"/>
+          <w:b/>
+          <w:bCs/>
+          <w:color w:val="0F1115"/>
+          <w:sz w:val="28"/>
+          <w:szCs w:val="28"/>
+          <w:lang w:eastAsia="ru-RU"/>
+        </w:rPr>
+        <w:t xml:space="preserve"> сеть </w:t>
+      </w:r>
+    </w:p>
+    <w:p>
+      <w:pPr>
+        <w:shd w:val="clear" w:color="auto" w:fill="FFFFFF"/>
+        <w:spacing w:before="240" w:after="240" w:line="240" w:lineRule="auto"/>
+        <w:rPr>
+          <w:rFonts w:ascii="Times New Roman" w:eastAsia="Times New Roman" w:hAnsi="Times New Roman" w:cs="Times New Roman"/>
+          <w:color w:val="0F1115"/>
+          <w:sz w:val="28"/>
+          <w:szCs w:val="28"/>
+          <w:lang w:eastAsia="ru-RU"/>
+        </w:rPr>
+      </w:pPr>
+      <w:r>
+        <w:rPr>
+          <w:rFonts w:ascii="Times New Roman" w:eastAsia="Times New Roman" w:hAnsi="Times New Roman" w:cs="Times New Roman"/>
+          <w:b/>
+          <w:bCs/>
+          <w:color w:val="0F1115"/>
+          <w:sz w:val="28"/>
+          <w:szCs w:val="28"/>
+          <w:lang w:eastAsia="ru-RU"/>
+        </w:rPr>
+        <w:t>Есть 2 способа:</w:t>
+      </w:r>
+    </w:p>
+    <w:p>
+      <w:pPr>
+        <w:shd w:val="clear" w:color="auto" w:fill="FFFFFF"/>
+        <w:spacing w:before="240" w:after="240" w:line="240" w:lineRule="auto"/>
+        <w:rPr>
+          <w:rFonts w:ascii="Times New Roman" w:eastAsia="Times New Roman" w:hAnsi="Times New Roman" w:cs="Times New Roman"/>
+          <w:color w:val="0F1115"/>
+          <w:sz w:val="28"/>
+          <w:szCs w:val="28"/>
+          <w:lang w:eastAsia="ru-RU"/>
+        </w:rPr>
+      </w:pPr>
+      <w:r>
+        <w:rPr>
+          <w:rFonts w:ascii="Times New Roman" w:eastAsia="Times New Roman" w:hAnsi="Times New Roman" w:cs="Times New Roman"/>
+          <w:b/>
+          <w:bCs/>
+          <w:color w:val="0F1115"/>
+          <w:sz w:val="28"/>
+          <w:szCs w:val="28"/>
+          <w:lang w:eastAsia="ru-RU"/>
+        </w:rPr>
+        <w:lastRenderedPageBreak/>
+        <w:t>через веб-интерфейс</w:t>
+      </w:r>
+    </w:p>
+    <w:p>
+      <w:pPr>
+        <w:numPr>
+          <w:ilvl w:val="0"/>
+          <w:numId w:val="4"/>
+        </w:numPr>
+        <w:shd w:val="clear" w:color="auto" w:fill="FFFFFF"/>
+        <w:spacing w:before="100" w:beforeAutospacing="1" w:after="0" w:line="240" w:lineRule="auto"/>
+        <w:rPr>
+          <w:rFonts w:ascii="Times New Roman" w:eastAsia="Times New Roman" w:hAnsi="Times New Roman" w:cs="Times New Roman"/>
+          <w:color w:val="0F1115"/>
+          <w:sz w:val="28"/>
+          <w:szCs w:val="28"/>
+          <w:lang w:eastAsia="ru-RU"/>
+        </w:rPr>
+      </w:pPr>
+      <w:r>
+        <w:rPr>
+          <w:rFonts w:ascii="Times New Roman" w:eastAsia="Times New Roman" w:hAnsi="Times New Roman" w:cs="Times New Roman"/>
+          <w:color w:val="0F1115"/>
+          <w:sz w:val="28"/>
+          <w:szCs w:val="28"/>
+          <w:lang w:eastAsia="ru-RU"/>
+        </w:rPr>
+        <w:t>Открой браузер на основном компьютере.</w:t>
+      </w:r>
+    </w:p>
+    <w:p>
+      <w:pPr>
+        <w:numPr>
+          <w:ilvl w:val="0"/>
+          <w:numId w:val="4"/>
+        </w:numPr>
+        <w:shd w:val="clear" w:color="auto" w:fill="FFFFFF"/>
+        <w:spacing w:before="100" w:beforeAutospacing="1" w:after="0" w:line="240" w:lineRule="auto"/>
+        <w:rPr>
+          <w:rFonts w:ascii="Times New Roman" w:eastAsia="Times New Roman" w:hAnsi="Times New Roman" w:cs="Times New Roman"/>
+          <w:color w:val="0F1115"/>
+          <w:sz w:val="28"/>
+          <w:szCs w:val="28"/>
+          <w:lang w:eastAsia="ru-RU"/>
+        </w:rPr>
+      </w:pPr>
+      <w:r>
+        <w:rPr>
+          <w:rFonts w:ascii="Times New Roman" w:eastAsia="Times New Roman" w:hAnsi="Times New Roman" w:cs="Times New Roman"/>
+          <w:color w:val="0F1115"/>
+          <w:sz w:val="28"/>
+          <w:szCs w:val="28"/>
+          <w:lang w:eastAsia="ru-RU"/>
+        </w:rPr>
+        <w:t>Введи в строке: </w:t>
+      </w:r>
+      <w:r>
+        <w:rPr>
+          <w:rFonts w:ascii="Times New Roman" w:eastAsia="Times New Roman" w:hAnsi="Times New Roman" w:cs="Times New Roman"/>
+          <w:color w:val="0F1115"/>
+          <w:sz w:val="28"/>
+          <w:szCs w:val="28"/>
+          <w:shd w:val="clear" w:color="auto" w:fill="EBEEF2"/>
+          <w:lang w:eastAsia="ru-RU"/>
+        </w:rPr>
+        <w:t>http://[твой_IP-адрес]</w:t>
+      </w:r>
+    </w:p>
+    <w:p>
+      <w:pPr>
+        <w:numPr>
+          <w:ilvl w:val="0"/>
+          <w:numId w:val="4"/>
+        </w:numPr>
+        <w:shd w:val="clear" w:color="auto" w:fill="FFFFFF"/>
+        <w:spacing w:before="100" w:beforeAutospacing="1" w:after="0" w:line="240" w:lineRule="auto"/>
+        <w:rPr>
+          <w:rFonts w:ascii="Times New Roman" w:eastAsia="Times New Roman" w:hAnsi="Times New Roman" w:cs="Times New Roman"/>
+          <w:color w:val="0F1115"/>
+          <w:sz w:val="28"/>
+          <w:szCs w:val="28"/>
+          <w:lang w:eastAsia="ru-RU"/>
+        </w:rPr>
+      </w:pPr>
+      <w:r>
+        <w:rPr>
+          <w:rFonts w:ascii="Times New Roman" w:eastAsia="Times New Roman" w:hAnsi="Times New Roman" w:cs="Times New Roman"/>
+          <w:color w:val="0F1115"/>
+          <w:sz w:val="28"/>
+          <w:szCs w:val="28"/>
+          <w:lang w:eastAsia="ru-RU"/>
+        </w:rPr>
+        <w:t>Логин: </w:t>
+      </w:r>
+      <w:proofErr w:type="spellStart"/>
+      <w:r>
+        <w:rPr>
+          <w:rFonts w:ascii="Times New Roman" w:eastAsia="Times New Roman" w:hAnsi="Times New Roman" w:cs="Times New Roman"/>
+          <w:color w:val="0F1115"/>
+          <w:sz w:val="28"/>
+          <w:szCs w:val="28"/>
+          <w:shd w:val="clear" w:color="auto" w:fill="EBEEF2"/>
+          <w:lang w:eastAsia="ru-RU"/>
+        </w:rPr>
+        <w:t>admin</w:t>
+      </w:r>
+      <w:proofErr w:type="spellEnd"/>
+      <w:r>
+        <w:rPr>
+          <w:rFonts w:ascii="Times New Roman" w:eastAsia="Times New Roman" w:hAnsi="Times New Roman" w:cs="Times New Roman"/>
+          <w:color w:val="0F1115"/>
+          <w:sz w:val="28"/>
+          <w:szCs w:val="28"/>
+          <w:lang w:eastAsia="ru-RU"/>
+        </w:rPr>
+        <w:t>, пароль: </w:t>
+      </w:r>
+      <w:proofErr w:type="spellStart"/>
+      <w:r>
+        <w:rPr>
+          <w:rFonts w:ascii="Times New Roman" w:eastAsia="Times New Roman" w:hAnsi="Times New Roman" w:cs="Times New Roman"/>
+          <w:color w:val="0F1115"/>
+          <w:sz w:val="28"/>
+          <w:szCs w:val="28"/>
+          <w:shd w:val="clear" w:color="auto" w:fill="EBEEF2"/>
+          <w:lang w:eastAsia="ru-RU"/>
+        </w:rPr>
+        <w:t>openmediavault</w:t>
+      </w:r>
+      <w:proofErr w:type="spellEnd"/>
+      <w:r>
+        <w:rPr>
+          <w:rFonts w:ascii="Times New Roman" w:eastAsia="Times New Roman" w:hAnsi="Times New Roman" w:cs="Times New Roman"/>
+          <w:color w:val="0F1115"/>
+          <w:sz w:val="28"/>
+          <w:szCs w:val="28"/>
+          <w:lang w:eastAsia="ru-RU"/>
+        </w:rPr>
+        <w:t>.</w:t>
+      </w:r>
+    </w:p>
+    <w:p>
+      <w:pPr>
+        <w:rPr>
+          <w:rFonts w:ascii="Times New Roman" w:hAnsi="Times New Roman" w:cs="Times New Roman"/>
+          <w:sz w:val="28"/>
+          <w:szCs w:val="28"/>
+        </w:rPr>
+      </w:pPr>
+      <w:r>
+        <w:rPr>
+          <w:rFonts w:ascii="Times New Roman" w:hAnsi="Times New Roman" w:cs="Times New Roman"/>
+          <w:sz w:val="28"/>
+          <w:szCs w:val="28"/>
+        </w:rPr>
+        <w:br w:type="page"/>
+      </w:r>
+    </w:p>
+    <w:p>
+      <w:pPr>
+        <w:rPr>
+          <w:rFonts w:ascii="Times New Roman" w:hAnsi="Times New Roman" w:cs="Times New Roman"/>
+          <w:sz w:val="28"/>
+          <w:szCs w:val="28"/>
+          <w:lang w:val="en-US"/>
+        </w:rPr>
+      </w:pPr>
+      <w:r>
+        <w:rPr>
+          <w:rFonts w:ascii="Times New Roman" w:hAnsi="Times New Roman" w:cs="Times New Roman"/>
+          <w:sz w:val="28"/>
+          <w:szCs w:val="28"/>
+        </w:rPr>
+        <w:lastRenderedPageBreak/>
+        <w:t>Сравнение гостевых ОС</w:t>
+      </w:r>
+      <w:r>
+        <w:rPr>
+          <w:rFonts w:ascii="Times New Roman" w:hAnsi="Times New Roman" w:cs="Times New Roman"/>
+          <w:sz w:val="28"/>
+          <w:szCs w:val="28"/>
+        </w:rPr>
+        <w:tab/>
+      </w:r>
+    </w:p>
+    <w:tbl>
+      <w:tblPr>
+        <w:tblStyle w:val="a5"/>
+        <w:tblW w:w="0" w:type="auto"/>
+        <w:tblLook w:val="04A0" w:firstRow="1" w:lastRow="0" w:firstColumn="1" w:lastColumn="0" w:noHBand="0" w:noVBand="1"/>
+      </w:tblPr>
+      <w:tblGrid>
+        <w:gridCol w:w="1343"/>
+        <w:gridCol w:w="1572"/>
+        <w:gridCol w:w="2335"/>
+        <w:gridCol w:w="2338"/>
+        <w:gridCol w:w="1757"/>
+      </w:tblGrid>
+      <w:tr>
+        <w:tc>
+          <w:tcPr>
+            <w:tcW w:w="1869" w:type="dxa"/>
+            <w:vAlign w:val="center"/>
+          </w:tcPr>
+          <w:p>
+            <w:pPr>
+              <w:rPr>
+                <w:rFonts w:ascii="Times New Roman" w:hAnsi="Times New Roman" w:cs="Times New Roman"/>
+                <w:sz w:val="28"/>
+                <w:szCs w:val="28"/>
+                <w:lang w:val="en-US"/>
+              </w:rPr>
+            </w:pPr>
+            <w:r>
+              <w:rPr>
+                <w:rFonts w:ascii="Segoe UI" w:hAnsi="Segoe UI" w:cs="Segoe UI"/>
+                <w:color w:val="0F1115"/>
+                <w:sz w:val="23"/>
+                <w:szCs w:val="23"/>
+              </w:rPr>
+              <w:t>Характеристика</w:t>
+            </w:r>
+          </w:p>
+        </w:tc>
+        <w:tc>
+          <w:tcPr>
+            <w:tcW w:w="1869" w:type="dxa"/>
+            <w:vAlign w:val="center"/>
+          </w:tcPr>
+          <w:p>
+            <w:pPr>
+              <w:rPr>
+                <w:rFonts w:ascii="Times New Roman" w:hAnsi="Times New Roman" w:cs="Times New Roman"/>
+                <w:sz w:val="28"/>
+                <w:szCs w:val="28"/>
+                <w:lang w:val="en-US"/>
+              </w:rPr>
+            </w:pPr>
+            <w:r>
+              <w:rPr>
+                <w:rFonts w:ascii="Segoe UI" w:hAnsi="Segoe UI" w:cs="Segoe UI"/>
+                <w:color w:val="0F1115"/>
+                <w:sz w:val="23"/>
+                <w:szCs w:val="23"/>
+              </w:rPr>
+              <w:t>Windows (10/11)</w:t>
+            </w:r>
+          </w:p>
+        </w:tc>
+        <w:tc>
+          <w:tcPr>
+            <w:tcW w:w="1869" w:type="dxa"/>
+            <w:vAlign w:val="center"/>
+          </w:tcPr>
+          <w:p>
+            <w:pPr>
+              <w:rPr>
+                <w:rFonts w:ascii="Times New Roman" w:hAnsi="Times New Roman" w:cs="Times New Roman"/>
+                <w:sz w:val="28"/>
+                <w:szCs w:val="28"/>
+                <w:lang w:val="en-US"/>
+              </w:rPr>
+            </w:pPr>
+            <w:proofErr w:type="spellStart"/>
+            <w:r>
+              <w:rPr>
+                <w:rFonts w:ascii="Segoe UI" w:hAnsi="Segoe UI" w:cs="Segoe UI"/>
+                <w:color w:val="0F1115"/>
+                <w:sz w:val="23"/>
+                <w:szCs w:val="23"/>
+              </w:rPr>
+              <w:t>RedOS</w:t>
+            </w:r>
+            <w:proofErr w:type="spellEnd"/>
+          </w:p>
+        </w:tc>
+        <w:tc>
+          <w:tcPr>
+            <w:tcW w:w="1869" w:type="dxa"/>
+            <w:vAlign w:val="center"/>
+          </w:tcPr>
+          <w:p>
+            <w:pPr>
+              <w:rPr>
+                <w:rFonts w:ascii="Times New Roman" w:hAnsi="Times New Roman" w:cs="Times New Roman"/>
+                <w:sz w:val="28"/>
+                <w:szCs w:val="28"/>
+                <w:lang w:val="en-US"/>
+              </w:rPr>
+            </w:pPr>
+            <w:r>
+              <w:rPr>
+                <w:rFonts w:ascii="Segoe UI" w:hAnsi="Segoe UI" w:cs="Segoe UI"/>
+                <w:color w:val="0F1115"/>
+                <w:sz w:val="23"/>
+                <w:szCs w:val="23"/>
+              </w:rPr>
+              <w:t>Ubuntu (Desktop/Server)</w:t>
+            </w:r>
+          </w:p>
+        </w:tc>
+        <w:tc>
+          <w:tcPr>
+            <w:tcW w:w="1869" w:type="dxa"/>
+            <w:vAlign w:val="center"/>
+          </w:tcPr>
+          <w:p>
+            <w:pPr>
+              <w:rPr>
+                <w:rFonts w:ascii="Times New Roman" w:hAnsi="Times New Roman" w:cs="Times New Roman"/>
+                <w:sz w:val="28"/>
+                <w:szCs w:val="28"/>
+                <w:lang w:val="en-US"/>
+              </w:rPr>
+            </w:pPr>
+            <w:proofErr w:type="spellStart"/>
+            <w:r>
+              <w:rPr>
+                <w:rFonts w:ascii="Segoe UI" w:hAnsi="Segoe UI" w:cs="Segoe UI"/>
+                <w:color w:val="0F1115"/>
+                <w:sz w:val="23"/>
+                <w:szCs w:val="23"/>
+              </w:rPr>
+              <w:t>OpenMediaVault</w:t>
+            </w:r>
+            <w:proofErr w:type="spellEnd"/>
+          </w:p>
+        </w:tc>
+      </w:tr>
+      <w:tr>
+        <w:tc>
+          <w:tcPr>
+            <w:tcW w:w="1869" w:type="dxa"/>
+            <w:vAlign w:val="center"/>
+          </w:tcPr>
+          <w:p>
+            <w:pPr>
+              <w:rPr>
+                <w:rFonts w:ascii="Times New Roman" w:hAnsi="Times New Roman" w:cs="Times New Roman"/>
+                <w:sz w:val="28"/>
+                <w:szCs w:val="28"/>
+                <w:lang w:val="en-US"/>
+              </w:rPr>
+            </w:pPr>
+            <w:r>
+              <w:rPr>
+                <w:rStyle w:val="a3"/>
+                <w:rFonts w:ascii="Segoe UI" w:hAnsi="Segoe UI" w:cs="Segoe UI"/>
+                <w:color w:val="0F1115"/>
+                <w:sz w:val="23"/>
+                <w:szCs w:val="23"/>
+              </w:rPr>
+              <w:t>Тип системы</w:t>
+            </w:r>
+          </w:p>
+        </w:tc>
+        <w:tc>
+          <w:tcPr>
+            <w:tcW w:w="1869" w:type="dxa"/>
+            <w:vAlign w:val="center"/>
+          </w:tcPr>
+          <w:p>
+            <w:pPr>
+              <w:rPr>
+                <w:rFonts w:ascii="Times New Roman" w:hAnsi="Times New Roman" w:cs="Times New Roman"/>
+                <w:sz w:val="28"/>
+                <w:szCs w:val="28"/>
+                <w:lang w:val="en-US"/>
+              </w:rPr>
+            </w:pPr>
+            <w:r>
+              <w:rPr>
+                <w:rFonts w:ascii="Segoe UI" w:hAnsi="Segoe UI" w:cs="Segoe UI"/>
+                <w:color w:val="0F1115"/>
+                <w:sz w:val="23"/>
+                <w:szCs w:val="23"/>
+              </w:rPr>
+              <w:t>Универсальная ОС</w:t>
+            </w:r>
+          </w:p>
+        </w:tc>
+        <w:tc>
+          <w:tcPr>
+            <w:tcW w:w="1869" w:type="dxa"/>
+            <w:vAlign w:val="center"/>
+          </w:tcPr>
+          <w:p>
+            <w:pPr>
+              <w:rPr>
+                <w:rFonts w:ascii="Times New Roman" w:hAnsi="Times New Roman" w:cs="Times New Roman"/>
+                <w:sz w:val="28"/>
+                <w:szCs w:val="28"/>
+                <w:lang w:val="en-US"/>
+              </w:rPr>
+            </w:pPr>
+            <w:r>
+              <w:rPr>
+                <w:rFonts w:ascii="Segoe UI" w:hAnsi="Segoe UI" w:cs="Segoe UI"/>
+                <w:color w:val="0F1115"/>
+                <w:sz w:val="23"/>
+                <w:szCs w:val="23"/>
+              </w:rPr>
+              <w:t>Универсальная ОС (Российский дистрибутив)</w:t>
+            </w:r>
+          </w:p>
+        </w:tc>
+        <w:tc>
+          <w:tcPr>
+            <w:tcW w:w="1869" w:type="dxa"/>
+            <w:vAlign w:val="center"/>
+          </w:tcPr>
+          <w:p>
+            <w:pPr>
+              <w:rPr>
+                <w:rFonts w:ascii="Times New Roman" w:hAnsi="Times New Roman" w:cs="Times New Roman"/>
+                <w:sz w:val="28"/>
+                <w:szCs w:val="28"/>
+                <w:lang w:val="en-US"/>
+              </w:rPr>
+            </w:pPr>
+            <w:r>
+              <w:rPr>
+                <w:rFonts w:ascii="Segoe UI" w:hAnsi="Segoe UI" w:cs="Segoe UI"/>
+                <w:color w:val="0F1115"/>
+                <w:sz w:val="23"/>
+                <w:szCs w:val="23"/>
+              </w:rPr>
+              <w:t>Универсальная ОС</w:t>
+            </w:r>
+          </w:p>
+        </w:tc>
+        <w:tc>
+          <w:tcPr>
+            <w:tcW w:w="1869" w:type="dxa"/>
+            <w:vAlign w:val="center"/>
+          </w:tcPr>
+          <w:p>
+            <w:pPr>
+              <w:rPr>
+                <w:rFonts w:ascii="Times New Roman" w:hAnsi="Times New Roman" w:cs="Times New Roman"/>
+                <w:sz w:val="28"/>
+                <w:szCs w:val="28"/>
+                <w:lang w:val="en-US"/>
+              </w:rPr>
+            </w:pPr>
+            <w:r>
+              <w:rPr>
+                <w:rFonts w:ascii="Segoe UI" w:hAnsi="Segoe UI" w:cs="Segoe UI"/>
+                <w:color w:val="0F1115"/>
+                <w:sz w:val="23"/>
+                <w:szCs w:val="23"/>
+              </w:rPr>
+              <w:t>Специализированная ОС (NAS)</w:t>
+            </w:r>
+          </w:p>
+        </w:tc>
+      </w:tr>
+      <w:tr>
+        <w:tc>
+          <w:tcPr>
+            <w:tcW w:w="1869" w:type="dxa"/>
+            <w:vAlign w:val="center"/>
+          </w:tcPr>
+          <w:p>
+            <w:pPr>
+              <w:rPr>
+                <w:rFonts w:ascii="Times New Roman" w:hAnsi="Times New Roman" w:cs="Times New Roman"/>
+                <w:sz w:val="28"/>
+                <w:szCs w:val="28"/>
+                <w:lang w:val="en-US"/>
+              </w:rPr>
+            </w:pPr>
+            <w:r>
+              <w:rPr>
+                <w:rStyle w:val="a3"/>
+                <w:rFonts w:ascii="Segoe UI" w:hAnsi="Segoe UI" w:cs="Segoe UI"/>
+                <w:color w:val="0F1115"/>
+                <w:sz w:val="23"/>
+                <w:szCs w:val="23"/>
+              </w:rPr>
+              <w:t>Основа</w:t>
+            </w:r>
+          </w:p>
+        </w:tc>
+        <w:tc>
+          <w:tcPr>
+            <w:tcW w:w="1869" w:type="dxa"/>
+            <w:vAlign w:val="center"/>
+          </w:tcPr>
+          <w:p>
+            <w:pPr>
+              <w:rPr>
+                <w:rFonts w:ascii="Times New Roman" w:hAnsi="Times New Roman" w:cs="Times New Roman"/>
+                <w:sz w:val="28"/>
+                <w:szCs w:val="28"/>
+                <w:lang w:val="en-US"/>
+              </w:rPr>
+            </w:pPr>
+            <w:r>
+              <w:rPr>
+                <w:rFonts w:ascii="Segoe UI" w:hAnsi="Segoe UI" w:cs="Segoe UI"/>
+                <w:color w:val="0F1115"/>
+                <w:sz w:val="23"/>
+                <w:szCs w:val="23"/>
+              </w:rPr>
+              <w:t xml:space="preserve">Закрытая (NT </w:t>
+            </w:r>
+            <w:proofErr w:type="spellStart"/>
+            <w:r>
+              <w:rPr>
+                <w:rFonts w:ascii="Segoe UI" w:hAnsi="Segoe UI" w:cs="Segoe UI"/>
+                <w:color w:val="0F1115"/>
+                <w:sz w:val="23"/>
+                <w:szCs w:val="23"/>
+              </w:rPr>
+              <w:t>Kernel</w:t>
+            </w:r>
+            <w:proofErr w:type="spellEnd"/>
+            <w:r>
+              <w:rPr>
+                <w:rFonts w:ascii="Segoe UI" w:hAnsi="Segoe UI" w:cs="Segoe UI"/>
+                <w:color w:val="0F1115"/>
+                <w:sz w:val="23"/>
+                <w:szCs w:val="23"/>
+              </w:rPr>
+              <w:t>)</w:t>
+            </w:r>
+          </w:p>
+        </w:tc>
+        <w:tc>
+          <w:tcPr>
+            <w:tcW w:w="1869" w:type="dxa"/>
+            <w:vAlign w:val="center"/>
+          </w:tcPr>
+          <w:p>
+            <w:pPr>
+              <w:rPr>
+                <w:rFonts w:ascii="Times New Roman" w:hAnsi="Times New Roman" w:cs="Times New Roman"/>
+                <w:sz w:val="28"/>
+                <w:szCs w:val="28"/>
+                <w:lang w:val="en-US"/>
+              </w:rPr>
+            </w:pPr>
+            <w:r>
+              <w:rPr>
+                <w:rFonts w:ascii="Segoe UI" w:hAnsi="Segoe UI" w:cs="Segoe UI"/>
+                <w:color w:val="0F1115"/>
+                <w:sz w:val="23"/>
+                <w:szCs w:val="23"/>
+              </w:rPr>
+              <w:t xml:space="preserve">Linux (Ответвление от Red Hat / </w:t>
+            </w:r>
+            <w:proofErr w:type="spellStart"/>
+            <w:r>
+              <w:rPr>
+                <w:rFonts w:ascii="Segoe UI" w:hAnsi="Segoe UI" w:cs="Segoe UI"/>
+                <w:color w:val="0F1115"/>
+                <w:sz w:val="23"/>
+                <w:szCs w:val="23"/>
+              </w:rPr>
+              <w:t>CentOS</w:t>
+            </w:r>
+            <w:proofErr w:type="spellEnd"/>
+            <w:r>
+              <w:rPr>
+                <w:rFonts w:ascii="Segoe UI" w:hAnsi="Segoe UI" w:cs="Segoe UI"/>
+                <w:color w:val="0F1115"/>
+                <w:sz w:val="23"/>
+                <w:szCs w:val="23"/>
+              </w:rPr>
+              <w:t>)</w:t>
+            </w:r>
+          </w:p>
+        </w:tc>
+        <w:tc>
+          <w:tcPr>
+            <w:tcW w:w="1869" w:type="dxa"/>
+            <w:vAlign w:val="center"/>
+          </w:tcPr>
+          <w:p>
+            <w:pPr>
+              <w:rPr>
+                <w:rFonts w:ascii="Times New Roman" w:hAnsi="Times New Roman" w:cs="Times New Roman"/>
+                <w:sz w:val="28"/>
+                <w:szCs w:val="28"/>
+                <w:lang w:val="en-US"/>
+              </w:rPr>
+            </w:pPr>
+            <w:r>
+              <w:rPr>
+                <w:rFonts w:ascii="Segoe UI" w:hAnsi="Segoe UI" w:cs="Segoe UI"/>
+                <w:color w:val="0F1115"/>
+                <w:sz w:val="23"/>
+                <w:szCs w:val="23"/>
+              </w:rPr>
+              <w:t>Linux (</w:t>
+            </w:r>
+            <w:proofErr w:type="spellStart"/>
+            <w:r>
+              <w:rPr>
+                <w:rFonts w:ascii="Segoe UI" w:hAnsi="Segoe UI" w:cs="Segoe UI"/>
+                <w:color w:val="0F1115"/>
+                <w:sz w:val="23"/>
+                <w:szCs w:val="23"/>
+              </w:rPr>
+              <w:t>Debian</w:t>
+            </w:r>
+            <w:proofErr w:type="spellEnd"/>
+            <w:r>
+              <w:rPr>
+                <w:rFonts w:ascii="Segoe UI" w:hAnsi="Segoe UI" w:cs="Segoe UI"/>
+                <w:color w:val="0F1115"/>
+                <w:sz w:val="23"/>
+                <w:szCs w:val="23"/>
+              </w:rPr>
+              <w:t>)</w:t>
+            </w:r>
+          </w:p>
+        </w:tc>
+        <w:tc>
+          <w:tcPr>
+            <w:tcW w:w="1869" w:type="dxa"/>
+            <w:vAlign w:val="center"/>
+          </w:tcPr>
+          <w:p>
+            <w:pPr>
+              <w:rPr>
+                <w:rFonts w:ascii="Times New Roman" w:hAnsi="Times New Roman" w:cs="Times New Roman"/>
+                <w:sz w:val="28"/>
+                <w:szCs w:val="28"/>
+                <w:lang w:val="en-US"/>
+              </w:rPr>
+            </w:pPr>
+            <w:r>
+              <w:rPr>
+                <w:rFonts w:ascii="Segoe UI" w:hAnsi="Segoe UI" w:cs="Segoe UI"/>
+                <w:color w:val="0F1115"/>
+                <w:sz w:val="23"/>
+                <w:szCs w:val="23"/>
+              </w:rPr>
+              <w:t>Linux (</w:t>
+            </w:r>
+            <w:proofErr w:type="spellStart"/>
+            <w:r>
+              <w:rPr>
+                <w:rFonts w:ascii="Segoe UI" w:hAnsi="Segoe UI" w:cs="Segoe UI"/>
+                <w:color w:val="0F1115"/>
+                <w:sz w:val="23"/>
+                <w:szCs w:val="23"/>
+              </w:rPr>
+              <w:t>Debian</w:t>
+            </w:r>
+            <w:proofErr w:type="spellEnd"/>
+            <w:r>
+              <w:rPr>
+                <w:rFonts w:ascii="Segoe UI" w:hAnsi="Segoe UI" w:cs="Segoe UI"/>
+                <w:color w:val="0F1115"/>
+                <w:sz w:val="23"/>
+                <w:szCs w:val="23"/>
+              </w:rPr>
+              <w:t>)</w:t>
+            </w:r>
+          </w:p>
+        </w:tc>
+      </w:tr>
+      <w:tr>
+        <w:tc>
+          <w:tcPr>
+            <w:tcW w:w="1869" w:type="dxa"/>
+            <w:vAlign w:val="center"/>
+          </w:tcPr>
+          <w:p>
+            <w:pPr>
+              <w:rPr>
+                <w:rFonts w:ascii="Times New Roman" w:hAnsi="Times New Roman" w:cs="Times New Roman"/>
+                <w:sz w:val="28"/>
+                <w:szCs w:val="28"/>
+                <w:lang w:val="en-US"/>
+              </w:rPr>
+            </w:pPr>
+            <w:r>
+              <w:rPr>
+                <w:rStyle w:val="a3"/>
+                <w:rFonts w:ascii="Segoe UI" w:hAnsi="Segoe UI" w:cs="Segoe UI"/>
+                <w:color w:val="0F1115"/>
+                <w:sz w:val="23"/>
+                <w:szCs w:val="23"/>
+              </w:rPr>
+              <w:t>Графический интерфейс</w:t>
+            </w:r>
+          </w:p>
+        </w:tc>
+        <w:tc>
+          <w:tcPr>
+            <w:tcW w:w="1869" w:type="dxa"/>
+            <w:vAlign w:val="center"/>
+          </w:tcPr>
+          <w:p>
+            <w:pPr>
+              <w:rPr>
+                <w:rFonts w:ascii="Times New Roman" w:hAnsi="Times New Roman" w:cs="Times New Roman"/>
+                <w:sz w:val="28"/>
+                <w:szCs w:val="28"/>
+              </w:rPr>
+            </w:pPr>
+            <w:r>
+              <w:rPr>
+                <w:rStyle w:val="a3"/>
+                <w:rFonts w:ascii="Segoe UI" w:hAnsi="Segoe UI" w:cs="Segoe UI"/>
+                <w:color w:val="0F1115"/>
+                <w:sz w:val="23"/>
+                <w:szCs w:val="23"/>
+              </w:rPr>
+              <w:t>Графический</w:t>
+            </w:r>
+            <w:r>
+              <w:rPr>
+                <w:rFonts w:ascii="Segoe UI" w:hAnsi="Segoe UI" w:cs="Segoe UI"/>
+                <w:color w:val="0F1115"/>
+                <w:sz w:val="23"/>
+                <w:szCs w:val="23"/>
+              </w:rPr>
+              <w:t> (GUI обязателен в большинстве редакций)</w:t>
+            </w:r>
+          </w:p>
+        </w:tc>
+        <w:tc>
+          <w:tcPr>
+            <w:tcW w:w="1869" w:type="dxa"/>
+            <w:vAlign w:val="center"/>
+          </w:tcPr>
+          <w:p>
+            <w:pPr>
+              <w:rPr>
+                <w:rFonts w:ascii="Times New Roman" w:hAnsi="Times New Roman" w:cs="Times New Roman"/>
+                <w:sz w:val="28"/>
+                <w:szCs w:val="28"/>
+              </w:rPr>
+            </w:pPr>
+            <w:r>
+              <w:rPr>
+                <w:rStyle w:val="a3"/>
+                <w:rFonts w:ascii="Segoe UI" w:hAnsi="Segoe UI" w:cs="Segoe UI"/>
+                <w:color w:val="0F1115"/>
+                <w:sz w:val="23"/>
+                <w:szCs w:val="23"/>
+              </w:rPr>
+              <w:t>Графический</w:t>
+            </w:r>
+            <w:r>
+              <w:rPr>
+                <w:rFonts w:ascii="Segoe UI" w:hAnsi="Segoe UI" w:cs="Segoe UI"/>
+                <w:color w:val="0F1115"/>
+                <w:sz w:val="23"/>
+                <w:szCs w:val="23"/>
+              </w:rPr>
+              <w:t> (GNOME/МАТЕ + свой стиль)</w:t>
+            </w:r>
+          </w:p>
+        </w:tc>
+        <w:tc>
+          <w:tcPr>
+            <w:tcW w:w="1869" w:type="dxa"/>
+            <w:vAlign w:val="center"/>
+          </w:tcPr>
+          <w:p>
+            <w:pPr>
+              <w:rPr>
+                <w:rFonts w:ascii="Times New Roman" w:hAnsi="Times New Roman" w:cs="Times New Roman"/>
+                <w:sz w:val="28"/>
+                <w:szCs w:val="28"/>
+              </w:rPr>
+            </w:pPr>
+            <w:r>
+              <w:rPr>
+                <w:rStyle w:val="a3"/>
+                <w:rFonts w:ascii="Segoe UI" w:hAnsi="Segoe UI" w:cs="Segoe UI"/>
+                <w:color w:val="0F1115"/>
+                <w:sz w:val="23"/>
+                <w:szCs w:val="23"/>
+              </w:rPr>
+              <w:t>Графический</w:t>
+            </w:r>
+            <w:r>
+              <w:rPr>
+                <w:rFonts w:ascii="Segoe UI" w:hAnsi="Segoe UI" w:cs="Segoe UI"/>
+                <w:color w:val="0F1115"/>
+                <w:sz w:val="23"/>
+                <w:szCs w:val="23"/>
+              </w:rPr>
+              <w:t> (GNOME) </w:t>
+            </w:r>
+            <w:r>
+              <w:rPr>
+                <w:rStyle w:val="a3"/>
+                <w:rFonts w:ascii="Segoe UI" w:hAnsi="Segoe UI" w:cs="Segoe UI"/>
+                <w:color w:val="0F1115"/>
+                <w:sz w:val="23"/>
+                <w:szCs w:val="23"/>
+              </w:rPr>
+              <w:t>или Серверный</w:t>
+            </w:r>
+            <w:r>
+              <w:rPr>
+                <w:rFonts w:ascii="Segoe UI" w:hAnsi="Segoe UI" w:cs="Segoe UI"/>
+                <w:color w:val="0F1115"/>
+                <w:sz w:val="23"/>
+                <w:szCs w:val="23"/>
+              </w:rPr>
+              <w:t> (CLI)</w:t>
+            </w:r>
+          </w:p>
+        </w:tc>
+        <w:tc>
+          <w:tcPr>
+            <w:tcW w:w="1869" w:type="dxa"/>
+            <w:vAlign w:val="center"/>
+          </w:tcPr>
+          <w:p>
+            <w:pPr>
+              <w:rPr>
+                <w:rFonts w:ascii="Times New Roman" w:hAnsi="Times New Roman" w:cs="Times New Roman"/>
+                <w:sz w:val="28"/>
+                <w:szCs w:val="28"/>
+                <w:lang w:val="en-US"/>
+              </w:rPr>
+            </w:pPr>
+            <w:r>
+              <w:rPr>
+                <w:rStyle w:val="a3"/>
+                <w:rFonts w:ascii="Segoe UI" w:hAnsi="Segoe UI" w:cs="Segoe UI"/>
+                <w:color w:val="0F1115"/>
+                <w:sz w:val="23"/>
+                <w:szCs w:val="23"/>
+              </w:rPr>
+              <w:t>Текстовый (CLI)</w:t>
+            </w:r>
+            <w:r>
+              <w:rPr>
+                <w:rFonts w:ascii="Segoe UI" w:hAnsi="Segoe UI" w:cs="Segoe UI"/>
+                <w:color w:val="0F1115"/>
+                <w:sz w:val="23"/>
+                <w:szCs w:val="23"/>
+              </w:rPr>
+              <w:t> + Веб-интерфейс</w:t>
+            </w:r>
+          </w:p>
+        </w:tc>
+      </w:tr>
+      <w:tr>
+        <w:tc>
+          <w:tcPr>
+            <w:tcW w:w="1869" w:type="dxa"/>
+            <w:vAlign w:val="center"/>
+          </w:tcPr>
+          <w:p>
+            <w:pPr>
+              <w:rPr>
+                <w:rFonts w:ascii="Times New Roman" w:hAnsi="Times New Roman" w:cs="Times New Roman"/>
+                <w:sz w:val="28"/>
+                <w:szCs w:val="28"/>
+                <w:lang w:val="en-US"/>
+              </w:rPr>
+            </w:pPr>
+            <w:r>
+              <w:rPr>
+                <w:rStyle w:val="a3"/>
+                <w:rFonts w:ascii="Segoe UI" w:hAnsi="Segoe UI" w:cs="Segoe UI"/>
+                <w:color w:val="0F1115"/>
+                <w:sz w:val="23"/>
+                <w:szCs w:val="23"/>
+              </w:rPr>
+              <w:t>Потребление ресурсов (VM)</w:t>
+            </w:r>
+          </w:p>
+        </w:tc>
+        <w:tc>
+          <w:tcPr>
+            <w:tcW w:w="1869" w:type="dxa"/>
+            <w:vAlign w:val="center"/>
+          </w:tcPr>
+          <w:p>
+            <w:pPr>
+              <w:rPr>
+                <w:rFonts w:ascii="Times New Roman" w:hAnsi="Times New Roman" w:cs="Times New Roman"/>
+                <w:sz w:val="28"/>
+                <w:szCs w:val="28"/>
+              </w:rPr>
+            </w:pPr>
+            <w:r>
+              <w:rPr>
+                <w:rStyle w:val="a3"/>
+                <w:rFonts w:ascii="Segoe UI" w:hAnsi="Segoe UI" w:cs="Segoe UI"/>
+                <w:color w:val="0F1115"/>
+                <w:sz w:val="23"/>
+                <w:szCs w:val="23"/>
+              </w:rPr>
+              <w:t>Высокое</w:t>
+            </w:r>
+            <w:r>
+              <w:rPr>
+                <w:rFonts w:ascii="Segoe UI" w:hAnsi="Segoe UI" w:cs="Segoe UI"/>
+                <w:color w:val="0F1115"/>
+                <w:sz w:val="23"/>
+                <w:szCs w:val="23"/>
+              </w:rPr>
+              <w:t> (2-4 ГБ ОЗУ минимум, много места на диске)</w:t>
+            </w:r>
+          </w:p>
+        </w:tc>
+        <w:tc>
+          <w:tcPr>
+            <w:tcW w:w="1869" w:type="dxa"/>
+            <w:vAlign w:val="center"/>
+          </w:tcPr>
+          <w:p>
+            <w:pPr>
+              <w:rPr>
+                <w:rFonts w:ascii="Times New Roman" w:hAnsi="Times New Roman" w:cs="Times New Roman"/>
+                <w:sz w:val="28"/>
+                <w:szCs w:val="28"/>
+              </w:rPr>
+            </w:pPr>
+            <w:r>
+              <w:rPr>
+                <w:rStyle w:val="a3"/>
+                <w:rFonts w:ascii="Segoe UI" w:hAnsi="Segoe UI" w:cs="Segoe UI"/>
+                <w:color w:val="0F1115"/>
+                <w:sz w:val="23"/>
+                <w:szCs w:val="23"/>
+              </w:rPr>
+              <w:t>Среднее</w:t>
+            </w:r>
+            <w:r>
+              <w:rPr>
+                <w:rFonts w:ascii="Segoe UI" w:hAnsi="Segoe UI" w:cs="Segoe UI"/>
+                <w:color w:val="0F1115"/>
+                <w:sz w:val="23"/>
+                <w:szCs w:val="23"/>
+              </w:rPr>
+              <w:t> (1-2 ГБ ОЗУ для лёгкой работы GUI)</w:t>
+            </w:r>
+          </w:p>
+        </w:tc>
+        <w:tc>
+          <w:tcPr>
+            <w:tcW w:w="1869" w:type="dxa"/>
+            <w:vAlign w:val="center"/>
+          </w:tcPr>
+          <w:p>
+            <w:pPr>
+              <w:rPr>
+                <w:rFonts w:ascii="Times New Roman" w:hAnsi="Times New Roman" w:cs="Times New Roman"/>
+                <w:sz w:val="28"/>
+                <w:szCs w:val="28"/>
+              </w:rPr>
+            </w:pPr>
+            <w:r>
+              <w:rPr>
+                <w:rStyle w:val="a3"/>
+                <w:rFonts w:ascii="Segoe UI" w:hAnsi="Segoe UI" w:cs="Segoe UI"/>
+                <w:color w:val="0F1115"/>
+                <w:sz w:val="23"/>
+                <w:szCs w:val="23"/>
+              </w:rPr>
+              <w:t>Среднее/Низкое</w:t>
+            </w:r>
+            <w:r>
+              <w:rPr>
+                <w:rFonts w:ascii="Segoe UI" w:hAnsi="Segoe UI" w:cs="Segoe UI"/>
+                <w:color w:val="0F1115"/>
+                <w:sz w:val="23"/>
+                <w:szCs w:val="23"/>
+              </w:rPr>
+              <w:t> (Серверная версия очень лёгкая)</w:t>
+            </w:r>
+          </w:p>
+        </w:tc>
+        <w:tc>
+          <w:tcPr>
+            <w:tcW w:w="1869" w:type="dxa"/>
+            <w:vAlign w:val="center"/>
+          </w:tcPr>
+          <w:p>
+            <w:pPr>
+              <w:rPr>
+                <w:rFonts w:ascii="Times New Roman" w:hAnsi="Times New Roman" w:cs="Times New Roman"/>
+                <w:sz w:val="28"/>
+                <w:szCs w:val="28"/>
+                <w:lang w:val="en-US"/>
+              </w:rPr>
+            </w:pPr>
+            <w:r>
+              <w:rPr>
+                <w:rStyle w:val="a3"/>
+                <w:rFonts w:ascii="Segoe UI" w:hAnsi="Segoe UI" w:cs="Segoe UI"/>
+                <w:color w:val="0F1115"/>
+                <w:sz w:val="23"/>
+                <w:szCs w:val="23"/>
+              </w:rPr>
+              <w:t>Низкое</w:t>
+            </w:r>
+            <w:r>
+              <w:rPr>
+                <w:rFonts w:ascii="Segoe UI" w:hAnsi="Segoe UI" w:cs="Segoe UI"/>
+                <w:color w:val="0F1115"/>
+                <w:sz w:val="23"/>
+                <w:szCs w:val="23"/>
+              </w:rPr>
+              <w:t> (1 ГБ ОЗУ достаточно)</w:t>
+            </w:r>
+          </w:p>
+        </w:tc>
+      </w:tr>
+      <w:tr>
+        <w:tc>
+          <w:tcPr>
+            <w:tcW w:w="1869" w:type="dxa"/>
+            <w:vAlign w:val="center"/>
+          </w:tcPr>
+          <w:p>
+            <w:pPr>
+              <w:rPr>
+                <w:rFonts w:ascii="Times New Roman" w:hAnsi="Times New Roman" w:cs="Times New Roman"/>
+                <w:sz w:val="28"/>
+                <w:szCs w:val="28"/>
+                <w:lang w:val="en-US"/>
+              </w:rPr>
+            </w:pPr>
+            <w:r>
+              <w:rPr>
+                <w:rStyle w:val="a3"/>
+                <w:rFonts w:ascii="Segoe UI" w:hAnsi="Segoe UI" w:cs="Segoe UI"/>
+                <w:color w:val="0F1115"/>
+                <w:sz w:val="23"/>
+                <w:szCs w:val="23"/>
+              </w:rPr>
+              <w:t>Сложность установки</w:t>
+            </w:r>
+          </w:p>
+        </w:tc>
+        <w:tc>
+          <w:tcPr>
+            <w:tcW w:w="1869" w:type="dxa"/>
+            <w:vAlign w:val="center"/>
+          </w:tcPr>
+          <w:p>
+            <w:pPr>
+              <w:rPr>
+                <w:rFonts w:ascii="Times New Roman" w:hAnsi="Times New Roman" w:cs="Times New Roman"/>
+                <w:sz w:val="28"/>
+                <w:szCs w:val="28"/>
+                <w:lang w:val="en-US"/>
+              </w:rPr>
+            </w:pPr>
+            <w:r>
+              <w:rPr>
+                <w:rFonts w:ascii="Segoe UI" w:hAnsi="Segoe UI" w:cs="Segoe UI"/>
+                <w:color w:val="0F1115"/>
+                <w:sz w:val="23"/>
+                <w:szCs w:val="23"/>
+              </w:rPr>
+              <w:t>Средняя (требует лицензию)</w:t>
+            </w:r>
+          </w:p>
+        </w:tc>
+        <w:tc>
+          <w:tcPr>
+            <w:tcW w:w="1869" w:type="dxa"/>
+            <w:vAlign w:val="center"/>
+          </w:tcPr>
+          <w:p>
+            <w:pPr>
+              <w:rPr>
+                <w:rFonts w:ascii="Times New Roman" w:hAnsi="Times New Roman" w:cs="Times New Roman"/>
+                <w:sz w:val="28"/>
+                <w:szCs w:val="28"/>
+                <w:lang w:val="en-US"/>
+              </w:rPr>
+            </w:pPr>
+            <w:r>
+              <w:rPr>
+                <w:rFonts w:ascii="Segoe UI" w:hAnsi="Segoe UI" w:cs="Segoe UI"/>
+                <w:color w:val="0F1115"/>
+                <w:sz w:val="23"/>
+                <w:szCs w:val="23"/>
+              </w:rPr>
+              <w:t>Средняя</w:t>
+            </w:r>
+          </w:p>
+        </w:tc>
+        <w:tc>
+          <w:tcPr>
+            <w:tcW w:w="1869" w:type="dxa"/>
+            <w:vAlign w:val="center"/>
+          </w:tcPr>
+          <w:p>
+            <w:pPr>
+              <w:rPr>
+                <w:rFonts w:ascii="Times New Roman" w:hAnsi="Times New Roman" w:cs="Times New Roman"/>
+                <w:sz w:val="28"/>
+                <w:szCs w:val="28"/>
+                <w:lang w:val="en-US"/>
+              </w:rPr>
+            </w:pPr>
+            <w:r>
+              <w:rPr>
+                <w:rFonts w:ascii="Segoe UI" w:hAnsi="Segoe UI" w:cs="Segoe UI"/>
+                <w:color w:val="0F1115"/>
+                <w:sz w:val="23"/>
+                <w:szCs w:val="23"/>
+              </w:rPr>
+              <w:t>Лёгкая (особенно Desktop)</w:t>
+            </w:r>
+          </w:p>
+        </w:tc>
+        <w:tc>
+          <w:tcPr>
+            <w:tcW w:w="1869" w:type="dxa"/>
+            <w:vAlign w:val="center"/>
+          </w:tcPr>
+          <w:p>
+            <w:pPr>
+              <w:rPr>
+                <w:rFonts w:ascii="Times New Roman" w:hAnsi="Times New Roman" w:cs="Times New Roman"/>
+                <w:sz w:val="28"/>
+                <w:szCs w:val="28"/>
+              </w:rPr>
+            </w:pPr>
+            <w:r>
+              <w:rPr>
+                <w:rFonts w:ascii="Segoe UI" w:hAnsi="Segoe UI" w:cs="Segoe UI"/>
+                <w:color w:val="0F1115"/>
+                <w:sz w:val="23"/>
+                <w:szCs w:val="23"/>
+              </w:rPr>
+              <w:t xml:space="preserve">Средняя (через консольный установщик </w:t>
+            </w:r>
+            <w:proofErr w:type="spellStart"/>
+            <w:r>
+              <w:rPr>
+                <w:rFonts w:ascii="Segoe UI" w:hAnsi="Segoe UI" w:cs="Segoe UI"/>
+                <w:color w:val="0F1115"/>
+                <w:sz w:val="23"/>
+                <w:szCs w:val="23"/>
+              </w:rPr>
+              <w:t>Debian</w:t>
+            </w:r>
+            <w:proofErr w:type="spellEnd"/>
+            <w:r>
+              <w:rPr>
+                <w:rFonts w:ascii="Segoe UI" w:hAnsi="Segoe UI" w:cs="Segoe UI"/>
+                <w:color w:val="0F1115"/>
+                <w:sz w:val="23"/>
+                <w:szCs w:val="23"/>
+              </w:rPr>
+              <w:t>)</w:t>
+            </w:r>
+          </w:p>
+        </w:tc>
+      </w:tr>
+      <w:tr>
+        <w:tc>
+          <w:tcPr>
+            <w:tcW w:w="1869" w:type="dxa"/>
+            <w:vAlign w:val="center"/>
+          </w:tcPr>
+          <w:p>
+            <w:pPr>
+              <w:rPr>
+                <w:rFonts w:ascii="Times New Roman" w:hAnsi="Times New Roman" w:cs="Times New Roman"/>
+                <w:sz w:val="28"/>
+                <w:szCs w:val="28"/>
+              </w:rPr>
+            </w:pPr>
+            <w:r>
+              <w:rPr>
+                <w:rStyle w:val="a3"/>
+                <w:rFonts w:ascii="Segoe UI" w:hAnsi="Segoe UI" w:cs="Segoe UI"/>
+                <w:color w:val="0F1115"/>
+                <w:sz w:val="23"/>
+                <w:szCs w:val="23"/>
+              </w:rPr>
+              <w:t>Основное назначение в гостевой среде</w:t>
+            </w:r>
+          </w:p>
+        </w:tc>
+        <w:tc>
+          <w:tcPr>
+            <w:tcW w:w="1869" w:type="dxa"/>
+            <w:vAlign w:val="center"/>
+          </w:tcPr>
+          <w:p>
+            <w:pPr>
+              <w:rPr>
+                <w:rFonts w:ascii="Times New Roman" w:hAnsi="Times New Roman" w:cs="Times New Roman"/>
+                <w:sz w:val="28"/>
+                <w:szCs w:val="28"/>
+              </w:rPr>
+            </w:pPr>
+            <w:r>
+              <w:rPr>
+                <w:rFonts w:ascii="Segoe UI" w:hAnsi="Segoe UI" w:cs="Segoe UI"/>
+                <w:color w:val="0F1115"/>
+                <w:sz w:val="23"/>
+                <w:szCs w:val="23"/>
+              </w:rPr>
+              <w:t>Работа с Windows-софтом, тестирование приложений, .NET</w:t>
+            </w:r>
+          </w:p>
+        </w:tc>
+        <w:tc>
+          <w:tcPr>
+            <w:tcW w:w="1869" w:type="dxa"/>
+            <w:vAlign w:val="center"/>
+          </w:tcPr>
+          <w:p>
+            <w:pPr>
+              <w:rPr>
+                <w:rFonts w:ascii="Times New Roman" w:hAnsi="Times New Roman" w:cs="Times New Roman"/>
+                <w:sz w:val="28"/>
+                <w:szCs w:val="28"/>
+              </w:rPr>
+            </w:pPr>
+            <w:r>
+              <w:rPr>
+                <w:rFonts w:ascii="Segoe UI" w:hAnsi="Segoe UI" w:cs="Segoe UI"/>
+                <w:color w:val="0F1115"/>
+                <w:sz w:val="23"/>
+                <w:szCs w:val="23"/>
+              </w:rPr>
+              <w:t>Тестирование совместимости с российским ПО, работа с ЕИС</w:t>
+            </w:r>
+          </w:p>
+        </w:tc>
+        <w:tc>
+          <w:tcPr>
+            <w:tcW w:w="1869" w:type="dxa"/>
+            <w:vAlign w:val="center"/>
+          </w:tcPr>
+          <w:p>
+            <w:pPr>
+              <w:rPr>
+                <w:rFonts w:ascii="Times New Roman" w:hAnsi="Times New Roman" w:cs="Times New Roman"/>
+                <w:sz w:val="28"/>
+                <w:szCs w:val="28"/>
+              </w:rPr>
+            </w:pPr>
+            <w:r>
+              <w:rPr>
+                <w:rFonts w:ascii="Segoe UI" w:hAnsi="Segoe UI" w:cs="Segoe UI"/>
+                <w:color w:val="0F1115"/>
+                <w:sz w:val="23"/>
+                <w:szCs w:val="23"/>
+              </w:rPr>
+              <w:t>Веб-серверы, разработка, тестирование Linux-сред</w:t>
+            </w:r>
+          </w:p>
+        </w:tc>
+        <w:tc>
+          <w:tcPr>
+            <w:tcW w:w="1869" w:type="dxa"/>
+            <w:vAlign w:val="center"/>
+          </w:tcPr>
+          <w:p>
+            <w:pPr>
+              <w:rPr>
+                <w:rFonts w:ascii="Times New Roman" w:hAnsi="Times New Roman" w:cs="Times New Roman"/>
+                <w:sz w:val="28"/>
+                <w:szCs w:val="28"/>
+              </w:rPr>
+            </w:pPr>
+            <w:r>
+              <w:rPr>
+                <w:rStyle w:val="a3"/>
+                <w:rFonts w:ascii="Segoe UI" w:hAnsi="Segoe UI" w:cs="Segoe UI"/>
+                <w:color w:val="0F1115"/>
+                <w:sz w:val="23"/>
+                <w:szCs w:val="23"/>
+              </w:rPr>
+              <w:t>Хранилище файлов (NAS)</w:t>
+            </w:r>
+            <w:r>
+              <w:rPr>
+                <w:rFonts w:ascii="Segoe UI" w:hAnsi="Segoe UI" w:cs="Segoe UI"/>
+                <w:color w:val="0F1115"/>
+                <w:sz w:val="23"/>
+                <w:szCs w:val="23"/>
+              </w:rPr>
+              <w:t xml:space="preserve">: </w:t>
+            </w:r>
+            <w:proofErr w:type="spellStart"/>
+            <w:r>
+              <w:rPr>
+                <w:rFonts w:ascii="Segoe UI" w:hAnsi="Segoe UI" w:cs="Segoe UI"/>
+                <w:color w:val="0F1115"/>
+                <w:sz w:val="23"/>
+                <w:szCs w:val="23"/>
+              </w:rPr>
+              <w:t>Plex</w:t>
+            </w:r>
+            <w:proofErr w:type="spellEnd"/>
+            <w:r>
+              <w:rPr>
+                <w:rFonts w:ascii="Segoe UI" w:hAnsi="Segoe UI" w:cs="Segoe UI"/>
+                <w:color w:val="0F1115"/>
+                <w:sz w:val="23"/>
+                <w:szCs w:val="23"/>
+              </w:rPr>
+              <w:t xml:space="preserve">, SMB, FTP, </w:t>
+            </w:r>
+            <w:proofErr w:type="spellStart"/>
+            <w:r>
+              <w:rPr>
+                <w:rFonts w:ascii="Segoe UI" w:hAnsi="Segoe UI" w:cs="Segoe UI"/>
+                <w:color w:val="0F1115"/>
+                <w:sz w:val="23"/>
+                <w:szCs w:val="23"/>
+              </w:rPr>
+              <w:t>Torrent</w:t>
+            </w:r>
+            <w:proofErr w:type="spellEnd"/>
+            <w:r>
+              <w:rPr>
+                <w:rFonts w:ascii="Segoe UI" w:hAnsi="Segoe UI" w:cs="Segoe UI"/>
+                <w:color w:val="0F1115"/>
+                <w:sz w:val="23"/>
+                <w:szCs w:val="23"/>
+              </w:rPr>
+              <w:t>-клиент</w:t>
+            </w:r>
+          </w:p>
+        </w:tc>
+      </w:tr>
+      <w:tr>
+        <w:tc>
+          <w:tcPr>
+            <w:tcW w:w="1869" w:type="dxa"/>
+            <w:vAlign w:val="center"/>
+          </w:tcPr>
+          <w:p>
+            <w:pPr>
+              <w:rPr>
+                <w:rFonts w:ascii="Times New Roman" w:hAnsi="Times New Roman" w:cs="Times New Roman"/>
+                <w:sz w:val="28"/>
+                <w:szCs w:val="28"/>
+                <w:lang w:val="en-US"/>
+              </w:rPr>
+            </w:pPr>
+            <w:r>
+              <w:rPr>
+                <w:rStyle w:val="a3"/>
+                <w:rFonts w:ascii="Segoe UI" w:hAnsi="Segoe UI" w:cs="Segoe UI"/>
+                <w:color w:val="0F1115"/>
+                <w:sz w:val="23"/>
+                <w:szCs w:val="23"/>
+              </w:rPr>
+              <w:t>Управление</w:t>
+            </w:r>
+          </w:p>
+        </w:tc>
+        <w:tc>
+          <w:tcPr>
+            <w:tcW w:w="1869" w:type="dxa"/>
+            <w:vAlign w:val="center"/>
+          </w:tcPr>
+          <w:p>
+            <w:pPr>
+              <w:rPr>
+                <w:rFonts w:ascii="Times New Roman" w:hAnsi="Times New Roman" w:cs="Times New Roman"/>
+                <w:sz w:val="28"/>
+                <w:szCs w:val="28"/>
+                <w:lang w:val="en-US"/>
+              </w:rPr>
+            </w:pPr>
+            <w:r>
+              <w:rPr>
+                <w:rFonts w:ascii="Segoe UI" w:hAnsi="Segoe UI" w:cs="Segoe UI"/>
+                <w:color w:val="0F1115"/>
+                <w:sz w:val="23"/>
+                <w:szCs w:val="23"/>
+              </w:rPr>
+              <w:t>RDP, графический экран</w:t>
+            </w:r>
+          </w:p>
+        </w:tc>
+        <w:tc>
+          <w:tcPr>
+            <w:tcW w:w="1869" w:type="dxa"/>
+            <w:vAlign w:val="center"/>
+          </w:tcPr>
+          <w:p>
+            <w:pPr>
+              <w:rPr>
+                <w:rFonts w:ascii="Times New Roman" w:hAnsi="Times New Roman" w:cs="Times New Roman"/>
+                <w:sz w:val="28"/>
+                <w:szCs w:val="28"/>
+                <w:lang w:val="en-US"/>
+              </w:rPr>
+            </w:pPr>
+            <w:r>
+              <w:rPr>
+                <w:rFonts w:ascii="Segoe UI" w:hAnsi="Segoe UI" w:cs="Segoe UI"/>
+                <w:color w:val="0F1115"/>
+                <w:sz w:val="23"/>
+                <w:szCs w:val="23"/>
+              </w:rPr>
+              <w:t>VNC, графический экран</w:t>
+            </w:r>
+          </w:p>
+        </w:tc>
+        <w:tc>
+          <w:tcPr>
+            <w:tcW w:w="1869" w:type="dxa"/>
+            <w:vAlign w:val="center"/>
+          </w:tcPr>
+          <w:p>
+            <w:pPr>
+              <w:rPr>
+                <w:rFonts w:ascii="Times New Roman" w:hAnsi="Times New Roman" w:cs="Times New Roman"/>
+                <w:sz w:val="28"/>
+                <w:szCs w:val="28"/>
+              </w:rPr>
+            </w:pPr>
+            <w:r>
+              <w:rPr>
+                <w:rFonts w:ascii="Segoe UI" w:hAnsi="Segoe UI" w:cs="Segoe UI"/>
+                <w:color w:val="0F1115"/>
+                <w:sz w:val="23"/>
+                <w:szCs w:val="23"/>
+              </w:rPr>
+              <w:t>SSH, Веб-панели, Графический экран</w:t>
+            </w:r>
+          </w:p>
+        </w:tc>
+        <w:tc>
+          <w:tcPr>
+            <w:tcW w:w="1869" w:type="dxa"/>
+            <w:vAlign w:val="center"/>
+          </w:tcPr>
+          <w:p>
+            <w:pPr>
+              <w:rPr>
+                <w:rFonts w:ascii="Times New Roman" w:hAnsi="Times New Roman" w:cs="Times New Roman"/>
+                <w:sz w:val="28"/>
+                <w:szCs w:val="28"/>
+              </w:rPr>
+            </w:pPr>
+            <w:r>
+              <w:rPr>
+                <w:rStyle w:val="a3"/>
+                <w:rFonts w:ascii="Segoe UI" w:hAnsi="Segoe UI" w:cs="Segoe UI"/>
+                <w:color w:val="0F1115"/>
+                <w:sz w:val="23"/>
+                <w:szCs w:val="23"/>
+              </w:rPr>
+              <w:t>Веб-браузер</w:t>
+            </w:r>
+            <w:r>
+              <w:rPr>
+                <w:rFonts w:ascii="Segoe UI" w:hAnsi="Segoe UI" w:cs="Segoe UI"/>
+                <w:color w:val="0F1115"/>
+                <w:sz w:val="23"/>
+                <w:szCs w:val="23"/>
+              </w:rPr>
+              <w:t> (через IP-адрес)</w:t>
+            </w:r>
+          </w:p>
+        </w:tc>
+      </w:tr>
+    </w:tbl>
+    <w:p>
+      <w:pPr>
+        <w:rPr>
+          <w:rFonts w:ascii="Times New Roman" w:hAnsi="Times New Roman" w:cs="Times New Roman"/>
+          <w:sz w:val="28"/>
+          <w:szCs w:val="28"/>
+        </w:rPr>
+      </w:pPr>
+    </w:p>
+    <w:p>
+      <w:pPr>
+        <w:jc w:val="center"/>
+        <w:rPr>
+          <w:rFonts w:ascii="Times New Roman" w:hAnsi="Times New Roman" w:cs="Times New Roman"/>
+          <w:sz w:val="44"/>
+          <w:szCs w:val="44"/>
+        </w:rPr>
+      </w:pPr>
+      <w:r>
+        <w:rPr>
+          <w:rFonts w:ascii="Times New Roman" w:hAnsi="Times New Roman" w:cs="Times New Roman"/>
+          <w:sz w:val="28"/>
+          <w:szCs w:val="28"/>
+        </w:rPr>
+        <w:br/>
+      </w:r>
+      <w:r>
+        <w:rPr>
+          <w:rFonts w:ascii="Times New Roman" w:hAnsi="Times New Roman" w:cs="Times New Roman"/>
+          <w:sz w:val="44"/>
+          <w:szCs w:val="44"/>
+        </w:rPr>
         <w:t>Работа закончена на 100%</w:t>
       </w:r>
     </w:p>
@@ -1272,6 +4469,479 @@
     </w:sectPr>
   </w:body>
 </w:document>
+</file>
+
+<file path=word/numbering.xml><?xml version="1.0" encoding="utf-8"?>
+<w:numbering xmlns:wpc="http://schemas.microsoft.com/office/word/2010/wordprocessingCanvas" xmlns:cx="http://schemas.microsoft.com/office/drawing/2014/chartex" xmlns:cx1="http://schemas.microsoft.com/office/drawing/2015/9/8/chartex" xmlns:cx2="http://schemas.microsoft.com/office/drawing/2015/10/21/chartex" xmlns:cx3="http://schemas.microsoft.com/office/drawing/2016/5/9/chartex" xmlns:cx4="http://schemas.microsoft.com/office/drawing/2016/5/10/chartex" xmlns:cx5="http://schemas.microsoft.com/office/drawing/2016/5/11/chartex" xmlns:cx6="http://schemas.microsoft.com/office/drawing/2016/5/12/chartex" xmlns:cx7="http://schemas.microsoft.com/office/drawing/2016/5/13/chartex" xmlns:cx8="http://schemas.microsoft.com/office/drawing/2016/5/14/chartex" xmlns:mc="http://schemas.openxmlformats.org/markup-compatibility/2006" xmlns:aink="http://schemas.microsoft.com/office/drawing/2016/ink" xmlns:am3d="http://schemas.microsoft.com/office/drawing/2017/model3d" xmlns:o="urn:schemas-microsoft-com:office:office" xmlns:r="http://schemas.openxmlformats.org/officeDocument/2006/relationships" xmlns:m="http://schemas.openxmlformats.org/officeDocument/2006/math" xmlns:v="urn:schemas-microsoft-com:vml" xmlns:wp14="http://schemas.microsoft.com/office/word/2010/wordprocessingDrawing" xmlns:wp="http://schemas.openxmlformats.org/drawingml/2006/wordprocessingDrawing" xmlns:w10="urn:schemas-microsoft-com:office:word" xmlns:w="http://schemas.openxmlformats.org/wordprocessingml/2006/main" xmlns:w14="http://schemas.microsoft.com/office/word/2010/wordml" xmlns:w15="http://schemas.microsoft.com/office/word/2012/wordml" xmlns:w16cex="http://schemas.microsoft.com/office/word/2018/wordml/cex" xmlns:w16cid="http://schemas.microsoft.com/office/word/2016/wordml/cid" xmlns:w16="http://schemas.microsoft.com/office/word/2018/wordml" xmlns:w16sdtdh="http://schemas.microsoft.com/office/word/2020/wordml/sdtdatahash" xmlns:w16se="http://schemas.microsoft.com/office/word/2015/wordml/symex" xmlns:wpg="http://schemas.microsoft.com/office/word/2010/wordprocessingGroup" xmlns:wpi="http://schemas.microsoft.com/office/word/2010/wordprocessingInk" xmlns:wne="http://schemas.microsoft.com/office/word/2006/wordml" xmlns:wps="http://schemas.microsoft.com/office/word/2010/wordprocessingShape" mc:Ignorable="w14 w15 w16se w16cid w16 w16cex w16sdtdh wp14">
+  <w:abstractNum w:abstractNumId="0" w15:restartNumberingAfterBreak="0">
+    <w:nsid w:val="14F23F27"/>
+    <w:multiLevelType w:val="multilevel"/>
+    <w:tmpl w:val="F978FAE8"/>
+    <w:lvl w:ilvl="0">
+      <w:start w:val="1"/>
+      <w:numFmt w:val="decimal"/>
+      <w:lvlText w:val="%1."/>
+      <w:lvlJc w:val="left"/>
+      <w:pPr>
+        <w:tabs>
+          <w:tab w:val="num" w:pos="720"/>
+        </w:tabs>
+        <w:ind w:left="720" w:hanging="360"/>
+      </w:pPr>
+    </w:lvl>
+    <w:lvl w:ilvl="1" w:tentative="1">
+      <w:start w:val="1"/>
+      <w:numFmt w:val="decimal"/>
+      <w:lvlText w:val="%2."/>
+      <w:lvlJc w:val="left"/>
+      <w:pPr>
+        <w:tabs>
+          <w:tab w:val="num" w:pos="1440"/>
+        </w:tabs>
+        <w:ind w:left="1440" w:hanging="360"/>
+      </w:pPr>
+    </w:lvl>
+    <w:lvl w:ilvl="2" w:tentative="1">
+      <w:start w:val="1"/>
+      <w:numFmt w:val="decimal"/>
+      <w:lvlText w:val="%3."/>
+      <w:lvlJc w:val="left"/>
+      <w:pPr>
+        <w:tabs>
+          <w:tab w:val="num" w:pos="2160"/>
+        </w:tabs>
+        <w:ind w:left="2160" w:hanging="360"/>
+      </w:pPr>
+    </w:lvl>
+    <w:lvl w:ilvl="3" w:tentative="1">
+      <w:start w:val="1"/>
+      <w:numFmt w:val="decimal"/>
+      <w:lvlText w:val="%4."/>
+      <w:lvlJc w:val="left"/>
+      <w:pPr>
+        <w:tabs>
+          <w:tab w:val="num" w:pos="2880"/>
+        </w:tabs>
+        <w:ind w:left="2880" w:hanging="360"/>
+      </w:pPr>
+    </w:lvl>
+    <w:lvl w:ilvl="4" w:tentative="1">
+      <w:start w:val="1"/>
+      <w:numFmt w:val="decimal"/>
+      <w:lvlText w:val="%5."/>
+      <w:lvlJc w:val="left"/>
+      <w:pPr>
+        <w:tabs>
+          <w:tab w:val="num" w:pos="3600"/>
+        </w:tabs>
+        <w:ind w:left="3600" w:hanging="360"/>
+      </w:pPr>
+    </w:lvl>
+    <w:lvl w:ilvl="5" w:tentative="1">
+      <w:start w:val="1"/>
+      <w:numFmt w:val="decimal"/>
+      <w:lvlText w:val="%6."/>
+      <w:lvlJc w:val="left"/>
+      <w:pPr>
+        <w:tabs>
+          <w:tab w:val="num" w:pos="4320"/>
+        </w:tabs>
+        <w:ind w:left="4320" w:hanging="360"/>
+      </w:pPr>
+    </w:lvl>
+    <w:lvl w:ilvl="6" w:tentative="1">
+      <w:start w:val="1"/>
+      <w:numFmt w:val="decimal"/>
+      <w:lvlText w:val="%7."/>
+      <w:lvlJc w:val="left"/>
+      <w:pPr>
+        <w:tabs>
+          <w:tab w:val="num" w:pos="5040"/>
+        </w:tabs>
+        <w:ind w:left="5040" w:hanging="360"/>
+      </w:pPr>
+    </w:lvl>
+    <w:lvl w:ilvl="7" w:tentative="1">
+      <w:start w:val="1"/>
+      <w:numFmt w:val="decimal"/>
+      <w:lvlText w:val="%8."/>
+      <w:lvlJc w:val="left"/>
+      <w:pPr>
+        <w:tabs>
+          <w:tab w:val="num" w:pos="5760"/>
+        </w:tabs>
+        <w:ind w:left="5760" w:hanging="360"/>
+      </w:pPr>
+    </w:lvl>
+    <w:lvl w:ilvl="8" w:tentative="1">
+      <w:start w:val="1"/>
+      <w:numFmt w:val="decimal"/>
+      <w:lvlText w:val="%9."/>
+      <w:lvlJc w:val="left"/>
+      <w:pPr>
+        <w:tabs>
+          <w:tab w:val="num" w:pos="6480"/>
+        </w:tabs>
+        <w:ind w:left="6480" w:hanging="360"/>
+      </w:pPr>
+    </w:lvl>
+  </w:abstractNum>
+  <w:abstractNum w:abstractNumId="1" w15:restartNumberingAfterBreak="0">
+    <w:nsid w:val="54947502"/>
+    <w:multiLevelType w:val="multilevel"/>
+    <w:tmpl w:val="32BCD246"/>
+    <w:lvl w:ilvl="0">
+      <w:start w:val="1"/>
+      <w:numFmt w:val="decimal"/>
+      <w:lvlText w:val="%1."/>
+      <w:lvlJc w:val="left"/>
+      <w:pPr>
+        <w:tabs>
+          <w:tab w:val="num" w:pos="720"/>
+        </w:tabs>
+        <w:ind w:left="720" w:hanging="360"/>
+      </w:pPr>
+    </w:lvl>
+    <w:lvl w:ilvl="1" w:tentative="1">
+      <w:start w:val="1"/>
+      <w:numFmt w:val="decimal"/>
+      <w:lvlText w:val="%2."/>
+      <w:lvlJc w:val="left"/>
+      <w:pPr>
+        <w:tabs>
+          <w:tab w:val="num" w:pos="1440"/>
+        </w:tabs>
+        <w:ind w:left="1440" w:hanging="360"/>
+      </w:pPr>
+    </w:lvl>
+    <w:lvl w:ilvl="2" w:tentative="1">
+      <w:start w:val="1"/>
+      <w:numFmt w:val="decimal"/>
+      <w:lvlText w:val="%3."/>
+      <w:lvlJc w:val="left"/>
+      <w:pPr>
+        <w:tabs>
+          <w:tab w:val="num" w:pos="2160"/>
+        </w:tabs>
+        <w:ind w:left="2160" w:hanging="360"/>
+      </w:pPr>
+    </w:lvl>
+    <w:lvl w:ilvl="3" w:tentative="1">
+      <w:start w:val="1"/>
+      <w:numFmt w:val="decimal"/>
+      <w:lvlText w:val="%4."/>
+      <w:lvlJc w:val="left"/>
+      <w:pPr>
+        <w:tabs>
+          <w:tab w:val="num" w:pos="2880"/>
+        </w:tabs>
+        <w:ind w:left="2880" w:hanging="360"/>
+      </w:pPr>
+    </w:lvl>
+    <w:lvl w:ilvl="4" w:tentative="1">
+      <w:start w:val="1"/>
+      <w:numFmt w:val="decimal"/>
+      <w:lvlText w:val="%5."/>
+      <w:lvlJc w:val="left"/>
+      <w:pPr>
+        <w:tabs>
+          <w:tab w:val="num" w:pos="3600"/>
+        </w:tabs>
+        <w:ind w:left="3600" w:hanging="360"/>
+      </w:pPr>
+    </w:lvl>
+    <w:lvl w:ilvl="5" w:tentative="1">
+      <w:start w:val="1"/>
+      <w:numFmt w:val="decimal"/>
+      <w:lvlText w:val="%6."/>
+      <w:lvlJc w:val="left"/>
+      <w:pPr>
+        <w:tabs>
+          <w:tab w:val="num" w:pos="4320"/>
+        </w:tabs>
+        <w:ind w:left="4320" w:hanging="360"/>
+      </w:pPr>
+    </w:lvl>
+    <w:lvl w:ilvl="6" w:tentative="1">
+      <w:start w:val="1"/>
+      <w:numFmt w:val="decimal"/>
+      <w:lvlText w:val="%7."/>
+      <w:lvlJc w:val="left"/>
+      <w:pPr>
+        <w:tabs>
+          <w:tab w:val="num" w:pos="5040"/>
+        </w:tabs>
+        <w:ind w:left="5040" w:hanging="360"/>
+      </w:pPr>
+    </w:lvl>
+    <w:lvl w:ilvl="7" w:tentative="1">
+      <w:start w:val="1"/>
+      <w:numFmt w:val="decimal"/>
+      <w:lvlText w:val="%8."/>
+      <w:lvlJc w:val="left"/>
+      <w:pPr>
+        <w:tabs>
+          <w:tab w:val="num" w:pos="5760"/>
+        </w:tabs>
+        <w:ind w:left="5760" w:hanging="360"/>
+      </w:pPr>
+    </w:lvl>
+    <w:lvl w:ilvl="8" w:tentative="1">
+      <w:start w:val="1"/>
+      <w:numFmt w:val="decimal"/>
+      <w:lvlText w:val="%9."/>
+      <w:lvlJc w:val="left"/>
+      <w:pPr>
+        <w:tabs>
+          <w:tab w:val="num" w:pos="6480"/>
+        </w:tabs>
+        <w:ind w:left="6480" w:hanging="360"/>
+      </w:pPr>
+    </w:lvl>
+  </w:abstractNum>
+  <w:abstractNum w:abstractNumId="2" w15:restartNumberingAfterBreak="0">
+    <w:nsid w:val="6EC07AFC"/>
+    <w:multiLevelType w:val="multilevel"/>
+    <w:tmpl w:val="DC2079F2"/>
+    <w:lvl w:ilvl="0">
+      <w:start w:val="1"/>
+      <w:numFmt w:val="decimal"/>
+      <w:lvlText w:val="%1."/>
+      <w:lvlJc w:val="left"/>
+      <w:pPr>
+        <w:tabs>
+          <w:tab w:val="num" w:pos="720"/>
+        </w:tabs>
+        <w:ind w:left="720" w:hanging="360"/>
+      </w:pPr>
+    </w:lvl>
+    <w:lvl w:ilvl="1" w:tentative="1">
+      <w:start w:val="1"/>
+      <w:numFmt w:val="decimal"/>
+      <w:lvlText w:val="%2."/>
+      <w:lvlJc w:val="left"/>
+      <w:pPr>
+        <w:tabs>
+          <w:tab w:val="num" w:pos="1440"/>
+        </w:tabs>
+        <w:ind w:left="1440" w:hanging="360"/>
+      </w:pPr>
+    </w:lvl>
+    <w:lvl w:ilvl="2" w:tentative="1">
+      <w:start w:val="1"/>
+      <w:numFmt w:val="decimal"/>
+      <w:lvlText w:val="%3."/>
+      <w:lvlJc w:val="left"/>
+      <w:pPr>
+        <w:tabs>
+          <w:tab w:val="num" w:pos="2160"/>
+        </w:tabs>
+        <w:ind w:left="2160" w:hanging="360"/>
+      </w:pPr>
+    </w:lvl>
+    <w:lvl w:ilvl="3" w:tentative="1">
+      <w:start w:val="1"/>
+      <w:numFmt w:val="decimal"/>
+      <w:lvlText w:val="%4."/>
+      <w:lvlJc w:val="left"/>
+      <w:pPr>
+        <w:tabs>
+          <w:tab w:val="num" w:pos="2880"/>
+        </w:tabs>
+        <w:ind w:left="2880" w:hanging="360"/>
+      </w:pPr>
+    </w:lvl>
+    <w:lvl w:ilvl="4" w:tentative="1">
+      <w:start w:val="1"/>
+      <w:numFmt w:val="decimal"/>
+      <w:lvlText w:val="%5."/>
+      <w:lvlJc w:val="left"/>
+      <w:pPr>
+        <w:tabs>
+          <w:tab w:val="num" w:pos="3600"/>
+        </w:tabs>
+        <w:ind w:left="3600" w:hanging="360"/>
+      </w:pPr>
+    </w:lvl>
+    <w:lvl w:ilvl="5" w:tentative="1">
+      <w:start w:val="1"/>
+      <w:numFmt w:val="decimal"/>
+      <w:lvlText w:val="%6."/>
+      <w:lvlJc w:val="left"/>
+      <w:pPr>
+        <w:tabs>
+          <w:tab w:val="num" w:pos="4320"/>
+        </w:tabs>
+        <w:ind w:left="4320" w:hanging="360"/>
+      </w:pPr>
+    </w:lvl>
+    <w:lvl w:ilvl="6" w:tentative="1">
+      <w:start w:val="1"/>
+      <w:numFmt w:val="decimal"/>
+      <w:lvlText w:val="%7."/>
+      <w:lvlJc w:val="left"/>
+      <w:pPr>
+        <w:tabs>
+          <w:tab w:val="num" w:pos="5040"/>
+        </w:tabs>
+        <w:ind w:left="5040" w:hanging="360"/>
+      </w:pPr>
+    </w:lvl>
+    <w:lvl w:ilvl="7" w:tentative="1">
+      <w:start w:val="1"/>
+      <w:numFmt w:val="decimal"/>
+      <w:lvlText w:val="%8."/>
+      <w:lvlJc w:val="left"/>
+      <w:pPr>
+        <w:tabs>
+          <w:tab w:val="num" w:pos="5760"/>
+        </w:tabs>
+        <w:ind w:left="5760" w:hanging="360"/>
+      </w:pPr>
+    </w:lvl>
+    <w:lvl w:ilvl="8" w:tentative="1">
+      <w:start w:val="1"/>
+      <w:numFmt w:val="decimal"/>
+      <w:lvlText w:val="%9."/>
+      <w:lvlJc w:val="left"/>
+      <w:pPr>
+        <w:tabs>
+          <w:tab w:val="num" w:pos="6480"/>
+        </w:tabs>
+        <w:ind w:left="6480" w:hanging="360"/>
+      </w:pPr>
+    </w:lvl>
+  </w:abstractNum>
+  <w:abstractNum w:abstractNumId="3" w15:restartNumberingAfterBreak="0">
+    <w:nsid w:val="7DF26DC4"/>
+    <w:multiLevelType w:val="multilevel"/>
+    <w:tmpl w:val="94F86AE4"/>
+    <w:lvl w:ilvl="0">
+      <w:start w:val="1"/>
+      <w:numFmt w:val="decimal"/>
+      <w:lvlText w:val="%1."/>
+      <w:lvlJc w:val="left"/>
+      <w:pPr>
+        <w:tabs>
+          <w:tab w:val="num" w:pos="720"/>
+        </w:tabs>
+        <w:ind w:left="720" w:hanging="360"/>
+      </w:pPr>
+    </w:lvl>
+    <w:lvl w:ilvl="1">
+      <w:start w:val="1"/>
+      <w:numFmt w:val="bullet"/>
+      <w:lvlText w:val="o"/>
+      <w:lvlJc w:val="left"/>
+      <w:pPr>
+        <w:tabs>
+          <w:tab w:val="num" w:pos="1440"/>
+        </w:tabs>
+        <w:ind w:left="1440" w:hanging="360"/>
+      </w:pPr>
+      <w:rPr>
+        <w:rFonts w:ascii="Courier New" w:hAnsi="Courier New" w:hint="default"/>
+        <w:sz w:val="20"/>
+      </w:rPr>
+    </w:lvl>
+    <w:lvl w:ilvl="2" w:tentative="1">
+      <w:start w:val="1"/>
+      <w:numFmt w:val="decimal"/>
+      <w:lvlText w:val="%3."/>
+      <w:lvlJc w:val="left"/>
+      <w:pPr>
+        <w:tabs>
+          <w:tab w:val="num" w:pos="2160"/>
+        </w:tabs>
+        <w:ind w:left="2160" w:hanging="360"/>
+      </w:pPr>
+    </w:lvl>
+    <w:lvl w:ilvl="3" w:tentative="1">
+      <w:start w:val="1"/>
+      <w:numFmt w:val="decimal"/>
+      <w:lvlText w:val="%4."/>
+      <w:lvlJc w:val="left"/>
+      <w:pPr>
+        <w:tabs>
+          <w:tab w:val="num" w:pos="2880"/>
+        </w:tabs>
+        <w:ind w:left="2880" w:hanging="360"/>
+      </w:pPr>
+    </w:lvl>
+    <w:lvl w:ilvl="4" w:tentative="1">
+      <w:start w:val="1"/>
+      <w:numFmt w:val="decimal"/>
+      <w:lvlText w:val="%5."/>
+      <w:lvlJc w:val="left"/>
+      <w:pPr>
+        <w:tabs>
+          <w:tab w:val="num" w:pos="3600"/>
+        </w:tabs>
+        <w:ind w:left="3600" w:hanging="360"/>
+      </w:pPr>
+    </w:lvl>
+    <w:lvl w:ilvl="5" w:tentative="1">
+      <w:start w:val="1"/>
+      <w:numFmt w:val="decimal"/>
+      <w:lvlText w:val="%6."/>
+      <w:lvlJc w:val="left"/>
+      <w:pPr>
+        <w:tabs>
+          <w:tab w:val="num" w:pos="4320"/>
+        </w:tabs>
+        <w:ind w:left="4320" w:hanging="360"/>
+      </w:pPr>
+    </w:lvl>
+    <w:lvl w:ilvl="6" w:tentative="1">
+      <w:start w:val="1"/>
+      <w:numFmt w:val="decimal"/>
+      <w:lvlText w:val="%7."/>
+      <w:lvlJc w:val="left"/>
+      <w:pPr>
+        <w:tabs>
+          <w:tab w:val="num" w:pos="5040"/>
+        </w:tabs>
+        <w:ind w:left="5040" w:hanging="360"/>
+      </w:pPr>
+    </w:lvl>
+    <w:lvl w:ilvl="7" w:tentative="1">
+      <w:start w:val="1"/>
+      <w:numFmt w:val="decimal"/>
+      <w:lvlText w:val="%8."/>
+      <w:lvlJc w:val="left"/>
+      <w:pPr>
+        <w:tabs>
+          <w:tab w:val="num" w:pos="5760"/>
+        </w:tabs>
+        <w:ind w:left="5760" w:hanging="360"/>
+      </w:pPr>
+    </w:lvl>
+    <w:lvl w:ilvl="8" w:tentative="1">
+      <w:start w:val="1"/>
+      <w:numFmt w:val="decimal"/>
+      <w:lvlText w:val="%9."/>
+      <w:lvlJc w:val="left"/>
+      <w:pPr>
+        <w:tabs>
+          <w:tab w:val="num" w:pos="6480"/>
+        </w:tabs>
+        <w:ind w:left="6480" w:hanging="360"/>
+      </w:pPr>
+    </w:lvl>
+  </w:abstractNum>
+  <w:num w:numId="1">
+    <w:abstractNumId w:val="3"/>
+  </w:num>
+  <w:num w:numId="2">
+    <w:abstractNumId w:val="0"/>
+  </w:num>
+  <w:num w:numId="3">
+    <w:abstractNumId w:val="1"/>
+  </w:num>
+  <w:num w:numId="4">
+    <w:abstractNumId w:val="2"/>
+  </w:num>
+</w:numbering>
 </file>
 
 <file path=word/styles.xml><?xml version="1.0" encoding="utf-8"?>
@@ -1673,6 +5343,26 @@
     <w:name w:val="Normal"/>
     <w:qFormat/>
   </w:style>
+  <w:style w:type="paragraph" w:styleId="3">
+    <w:name w:val="heading 3"/>
+    <w:basedOn w:val="a"/>
+    <w:link w:val="30"/>
+    <w:uiPriority w:val="9"/>
+    <w:qFormat/>
+    <w:rsid w:val="00286707"/>
+    <w:pPr>
+      <w:spacing w:before="100" w:beforeAutospacing="1" w:after="100" w:afterAutospacing="1" w:line="240" w:lineRule="auto"/>
+      <w:outlineLvl w:val="2"/>
+    </w:pPr>
+    <w:rPr>
+      <w:rFonts w:ascii="Times New Roman" w:eastAsia="Times New Roman" w:hAnsi="Times New Roman" w:cs="Times New Roman"/>
+      <w:b/>
+      <w:bCs/>
+      <w:sz w:val="27"/>
+      <w:szCs w:val="27"/>
+      <w:lang w:eastAsia="ru-RU"/>
+    </w:rPr>
+  </w:style>
   <w:style w:type="character" w:default="1" w:styleId="a0">
     <w:name w:val="Default Paragraph Font"/>
     <w:uiPriority w:val="1"/>
@@ -1699,6 +5389,149 @@
     <w:uiPriority w:val="99"/>
     <w:semiHidden/>
     <w:unhideWhenUsed/>
+  </w:style>
+  <w:style w:type="character" w:customStyle="1" w:styleId="30">
+    <w:name w:val="Заголовок 3 Знак"/>
+    <w:basedOn w:val="a0"/>
+    <w:link w:val="3"/>
+    <w:uiPriority w:val="9"/>
+    <w:rsid w:val="00286707"/>
+    <w:rPr>
+      <w:rFonts w:ascii="Times New Roman" w:eastAsia="Times New Roman" w:hAnsi="Times New Roman" w:cs="Times New Roman"/>
+      <w:b/>
+      <w:bCs/>
+      <w:sz w:val="27"/>
+      <w:szCs w:val="27"/>
+      <w:lang w:eastAsia="ru-RU"/>
+    </w:rPr>
+  </w:style>
+  <w:style w:type="paragraph" w:customStyle="1" w:styleId="ds-markdown-paragraph">
+    <w:name w:val="ds-markdown-paragraph"/>
+    <w:basedOn w:val="a"/>
+    <w:rsid w:val="00286707"/>
+    <w:pPr>
+      <w:spacing w:before="100" w:beforeAutospacing="1" w:after="100" w:afterAutospacing="1" w:line="240" w:lineRule="auto"/>
+    </w:pPr>
+    <w:rPr>
+      <w:rFonts w:ascii="Times New Roman" w:eastAsia="Times New Roman" w:hAnsi="Times New Roman" w:cs="Times New Roman"/>
+      <w:sz w:val="24"/>
+      <w:szCs w:val="24"/>
+      <w:lang w:eastAsia="ru-RU"/>
+    </w:rPr>
+  </w:style>
+  <w:style w:type="character" w:styleId="a3">
+    <w:name w:val="Strong"/>
+    <w:basedOn w:val="a0"/>
+    <w:uiPriority w:val="22"/>
+    <w:qFormat/>
+    <w:rsid w:val="00286707"/>
+    <w:rPr>
+      <w:b/>
+      <w:bCs/>
+    </w:rPr>
+  </w:style>
+  <w:style w:type="character" w:styleId="HTML">
+    <w:name w:val="HTML Code"/>
+    <w:basedOn w:val="a0"/>
+    <w:uiPriority w:val="99"/>
+    <w:semiHidden/>
+    <w:unhideWhenUsed/>
+    <w:rsid w:val="00286707"/>
+    <w:rPr>
+      <w:rFonts w:ascii="Courier New" w:eastAsia="Times New Roman" w:hAnsi="Courier New" w:cs="Courier New"/>
+      <w:sz w:val="20"/>
+      <w:szCs w:val="20"/>
+    </w:rPr>
+  </w:style>
+  <w:style w:type="character" w:styleId="a4">
+    <w:name w:val="Emphasis"/>
+    <w:basedOn w:val="a0"/>
+    <w:uiPriority w:val="20"/>
+    <w:qFormat/>
+    <w:rsid w:val="00286707"/>
+    <w:rPr>
+      <w:i/>
+      <w:iCs/>
+    </w:rPr>
+  </w:style>
+  <w:style w:type="character" w:customStyle="1" w:styleId="d813de27">
+    <w:name w:val="d813de27"/>
+    <w:basedOn w:val="a0"/>
+    <w:rsid w:val="00286707"/>
+  </w:style>
+  <w:style w:type="paragraph" w:styleId="HTML0">
+    <w:name w:val="HTML Preformatted"/>
+    <w:basedOn w:val="a"/>
+    <w:link w:val="HTML1"/>
+    <w:uiPriority w:val="99"/>
+    <w:semiHidden/>
+    <w:unhideWhenUsed/>
+    <w:rsid w:val="00286707"/>
+    <w:pPr>
+      <w:tabs>
+        <w:tab w:val="left" w:pos="916"/>
+        <w:tab w:val="left" w:pos="1832"/>
+        <w:tab w:val="left" w:pos="2748"/>
+        <w:tab w:val="left" w:pos="3664"/>
+        <w:tab w:val="left" w:pos="4580"/>
+        <w:tab w:val="left" w:pos="5496"/>
+        <w:tab w:val="left" w:pos="6412"/>
+        <w:tab w:val="left" w:pos="7328"/>
+        <w:tab w:val="left" w:pos="8244"/>
+        <w:tab w:val="left" w:pos="9160"/>
+        <w:tab w:val="left" w:pos="10076"/>
+        <w:tab w:val="left" w:pos="10992"/>
+        <w:tab w:val="left" w:pos="11908"/>
+        <w:tab w:val="left" w:pos="12824"/>
+        <w:tab w:val="left" w:pos="13740"/>
+        <w:tab w:val="left" w:pos="14656"/>
+      </w:tabs>
+      <w:spacing w:after="0" w:line="240" w:lineRule="auto"/>
+    </w:pPr>
+    <w:rPr>
+      <w:rFonts w:ascii="Courier New" w:eastAsia="Times New Roman" w:hAnsi="Courier New" w:cs="Courier New"/>
+      <w:sz w:val="20"/>
+      <w:szCs w:val="20"/>
+      <w:lang w:eastAsia="ru-RU"/>
+    </w:rPr>
+  </w:style>
+  <w:style w:type="character" w:customStyle="1" w:styleId="HTML1">
+    <w:name w:val="Стандартный HTML Знак"/>
+    <w:basedOn w:val="a0"/>
+    <w:link w:val="HTML0"/>
+    <w:uiPriority w:val="99"/>
+    <w:semiHidden/>
+    <w:rsid w:val="00286707"/>
+    <w:rPr>
+      <w:rFonts w:ascii="Courier New" w:eastAsia="Times New Roman" w:hAnsi="Courier New" w:cs="Courier New"/>
+      <w:sz w:val="20"/>
+      <w:szCs w:val="20"/>
+      <w:lang w:eastAsia="ru-RU"/>
+    </w:rPr>
+  </w:style>
+  <w:style w:type="character" w:customStyle="1" w:styleId="token">
+    <w:name w:val="token"/>
+    <w:basedOn w:val="a0"/>
+    <w:rsid w:val="00286707"/>
+  </w:style>
+  <w:style w:type="table" w:styleId="a5">
+    <w:name w:val="Table Grid"/>
+    <w:basedOn w:val="a1"/>
+    <w:uiPriority w:val="39"/>
+    <w:rsid w:val="00286707"/>
+    <w:pPr>
+      <w:spacing w:after="0" w:line="240" w:lineRule="auto"/>
+    </w:pPr>
+    <w:tblPr>
+      <w:tblBorders>
+        <w:top w:val="single" w:sz="4" w:space="0" w:color="auto"/>
+        <w:left w:val="single" w:sz="4" w:space="0" w:color="auto"/>
+        <w:bottom w:val="single" w:sz="4" w:space="0" w:color="auto"/>
+        <w:right w:val="single" w:sz="4" w:space="0" w:color="auto"/>
+        <w:insideH w:val="single" w:sz="4" w:space="0" w:color="auto"/>
+        <w:insideV w:val="single" w:sz="4" w:space="0" w:color="auto"/>
+      </w:tblBorders>
+    </w:tblPr>
   </w:style>
 </w:styles>
 </file>

--- a/Отчёт 5 день.docx
+++ b/Отчёт 5 день.docx
@@ -1273,1848 +1273,6 @@
     </w:p>
     <w:p>
       <w:pPr>
-        <w:pStyle w:val="3"/>
-        <w:shd w:val="clear" w:color="auto" w:fill="FFFFFF"/>
-        <w:spacing w:before="480" w:beforeAutospacing="0" w:after="240" w:afterAutospacing="0" w:line="450" w:lineRule="atLeast"/>
-        <w:rPr>
-          <w:color w:val="0F1115"/>
-          <w:sz w:val="28"/>
-          <w:szCs w:val="28"/>
-        </w:rPr>
-      </w:pPr>
-      <w:r>
-        <w:rPr>
-          <w:sz w:val="28"/>
-          <w:szCs w:val="28"/>
-        </w:rPr>
-        <w:lastRenderedPageBreak/>
-        <w:t xml:space="preserve">Руководство по установке ОС </w:t>
-      </w:r>
-      <w:proofErr w:type="spellStart"/>
-      <w:r>
-        <w:rPr>
-          <w:sz w:val="28"/>
-          <w:szCs w:val="28"/>
-          <w:lang w:val="en-US"/>
-        </w:rPr>
-        <w:t>openmediavault</w:t>
-      </w:r>
-      <w:proofErr w:type="spellEnd"/>
-      <w:r>
-        <w:rPr>
-          <w:sz w:val="28"/>
-          <w:szCs w:val="28"/>
-        </w:rPr>
-        <w:br/>
-      </w:r>
-      <w:r>
-        <w:rPr>
-          <w:sz w:val="28"/>
-          <w:szCs w:val="28"/>
-        </w:rPr>
-        <w:br/>
-      </w:r>
-      <w:r>
-        <w:rPr>
-          <w:color w:val="0F1115"/>
-          <w:sz w:val="28"/>
-          <w:szCs w:val="28"/>
-        </w:rPr>
-        <w:t>Шаг 1</w:t>
-      </w:r>
-      <w:proofErr w:type="gramStart"/>
-      <w:r>
-        <w:rPr>
-          <w:color w:val="0F1115"/>
-          <w:sz w:val="28"/>
-          <w:szCs w:val="28"/>
-        </w:rPr>
-        <w:t>: Скачиваем</w:t>
-      </w:r>
-      <w:proofErr w:type="gramEnd"/>
-      <w:r>
-        <w:rPr>
-          <w:color w:val="0F1115"/>
-          <w:sz w:val="28"/>
-          <w:szCs w:val="28"/>
-        </w:rPr>
-        <w:t xml:space="preserve"> и создаём виртуальную машину</w:t>
-      </w:r>
-    </w:p>
-    <w:p>
-      <w:pPr>
-        <w:numPr>
-          <w:ilvl w:val="0"/>
-          <w:numId w:val="1"/>
-        </w:numPr>
-        <w:shd w:val="clear" w:color="auto" w:fill="FFFFFF"/>
-        <w:spacing w:before="100" w:beforeAutospacing="1" w:after="120" w:line="240" w:lineRule="auto"/>
-        <w:rPr>
-          <w:rFonts w:ascii="Times New Roman" w:eastAsia="Times New Roman" w:hAnsi="Times New Roman" w:cs="Times New Roman"/>
-          <w:color w:val="0F1115"/>
-          <w:sz w:val="28"/>
-          <w:szCs w:val="28"/>
-          <w:lang w:eastAsia="ru-RU"/>
-        </w:rPr>
-      </w:pPr>
-      <w:r>
-        <w:rPr>
-          <w:rFonts w:ascii="Times New Roman" w:eastAsia="Times New Roman" w:hAnsi="Times New Roman" w:cs="Times New Roman"/>
-          <w:b/>
-          <w:bCs/>
-          <w:color w:val="0F1115"/>
-          <w:sz w:val="28"/>
-          <w:szCs w:val="28"/>
-          <w:lang w:eastAsia="ru-RU"/>
-        </w:rPr>
-        <w:t>Скачай</w:t>
-      </w:r>
-      <w:r>
-        <w:rPr>
-          <w:rFonts w:ascii="Times New Roman" w:eastAsia="Times New Roman" w:hAnsi="Times New Roman" w:cs="Times New Roman"/>
-          <w:color w:val="0F1115"/>
-          <w:sz w:val="28"/>
-          <w:szCs w:val="28"/>
-          <w:lang w:eastAsia="ru-RU"/>
-        </w:rPr>
-        <w:t> два файла:</w:t>
-      </w:r>
-    </w:p>
-    <w:p>
-      <w:pPr>
-        <w:numPr>
-          <w:ilvl w:val="1"/>
-          <w:numId w:val="1"/>
-        </w:numPr>
-        <w:shd w:val="clear" w:color="auto" w:fill="FFFFFF"/>
-        <w:spacing w:before="100" w:beforeAutospacing="1" w:after="0" w:line="240" w:lineRule="auto"/>
-        <w:rPr>
-          <w:rFonts w:ascii="Times New Roman" w:eastAsia="Times New Roman" w:hAnsi="Times New Roman" w:cs="Times New Roman"/>
-          <w:color w:val="0F1115"/>
-          <w:sz w:val="28"/>
-          <w:szCs w:val="28"/>
-          <w:lang w:eastAsia="ru-RU"/>
-        </w:rPr>
-      </w:pPr>
-      <w:r>
-        <w:rPr>
-          <w:rFonts w:ascii="Times New Roman" w:eastAsia="Times New Roman" w:hAnsi="Times New Roman" w:cs="Times New Roman"/>
-          <w:b/>
-          <w:bCs/>
-          <w:color w:val="0F1115"/>
-          <w:sz w:val="28"/>
-          <w:szCs w:val="28"/>
-          <w:lang w:eastAsia="ru-RU"/>
-        </w:rPr>
-        <w:t xml:space="preserve">Oracle </w:t>
-      </w:r>
-      <w:proofErr w:type="spellStart"/>
-      <w:r>
-        <w:rPr>
-          <w:rFonts w:ascii="Times New Roman" w:eastAsia="Times New Roman" w:hAnsi="Times New Roman" w:cs="Times New Roman"/>
-          <w:b/>
-          <w:bCs/>
-          <w:color w:val="0F1115"/>
-          <w:sz w:val="28"/>
-          <w:szCs w:val="28"/>
-          <w:lang w:eastAsia="ru-RU"/>
-        </w:rPr>
-        <w:t>VirtualBox</w:t>
-      </w:r>
-      <w:proofErr w:type="spellEnd"/>
-      <w:r>
-        <w:rPr>
-          <w:rFonts w:ascii="Times New Roman" w:eastAsia="Times New Roman" w:hAnsi="Times New Roman" w:cs="Times New Roman"/>
-          <w:color w:val="0F1115"/>
-          <w:sz w:val="28"/>
-          <w:szCs w:val="28"/>
-          <w:lang w:eastAsia="ru-RU"/>
-        </w:rPr>
-        <w:t> (с официального сайта).</w:t>
-      </w:r>
-    </w:p>
-    <w:p>
-      <w:pPr>
-        <w:numPr>
-          <w:ilvl w:val="1"/>
-          <w:numId w:val="1"/>
-        </w:numPr>
-        <w:shd w:val="clear" w:color="auto" w:fill="FFFFFF"/>
-        <w:spacing w:before="100" w:beforeAutospacing="1" w:after="0" w:line="240" w:lineRule="auto"/>
-        <w:rPr>
-          <w:rFonts w:ascii="Times New Roman" w:eastAsia="Times New Roman" w:hAnsi="Times New Roman" w:cs="Times New Roman"/>
-          <w:color w:val="0F1115"/>
-          <w:sz w:val="28"/>
-          <w:szCs w:val="28"/>
-          <w:lang w:eastAsia="ru-RU"/>
-        </w:rPr>
-      </w:pPr>
-      <w:r>
-        <w:rPr>
-          <w:rFonts w:ascii="Times New Roman" w:eastAsia="Times New Roman" w:hAnsi="Times New Roman" w:cs="Times New Roman"/>
-          <w:b/>
-          <w:bCs/>
-          <w:color w:val="0F1115"/>
-          <w:sz w:val="28"/>
-          <w:szCs w:val="28"/>
-          <w:lang w:eastAsia="ru-RU"/>
-        </w:rPr>
-        <w:t xml:space="preserve">Образ </w:t>
-      </w:r>
-      <w:proofErr w:type="spellStart"/>
-      <w:r>
-        <w:rPr>
-          <w:rFonts w:ascii="Times New Roman" w:eastAsia="Times New Roman" w:hAnsi="Times New Roman" w:cs="Times New Roman"/>
-          <w:b/>
-          <w:bCs/>
-          <w:color w:val="0F1115"/>
-          <w:sz w:val="28"/>
-          <w:szCs w:val="28"/>
-          <w:lang w:eastAsia="ru-RU"/>
-        </w:rPr>
-        <w:t>OpenMediaVault</w:t>
-      </w:r>
-      <w:proofErr w:type="spellEnd"/>
-      <w:r>
-        <w:rPr>
-          <w:rFonts w:ascii="Times New Roman" w:eastAsia="Times New Roman" w:hAnsi="Times New Roman" w:cs="Times New Roman"/>
-          <w:color w:val="0F1115"/>
-          <w:sz w:val="28"/>
-          <w:szCs w:val="28"/>
-          <w:lang w:eastAsia="ru-RU"/>
-        </w:rPr>
-        <w:t> (файл </w:t>
-      </w:r>
-      <w:r>
-        <w:rPr>
-          <w:rFonts w:ascii="Times New Roman" w:eastAsia="Times New Roman" w:hAnsi="Times New Roman" w:cs="Times New Roman"/>
-          <w:color w:val="0F1115"/>
-          <w:sz w:val="28"/>
-          <w:szCs w:val="28"/>
-          <w:shd w:val="clear" w:color="auto" w:fill="EBEEF2"/>
-          <w:lang w:eastAsia="ru-RU"/>
-        </w:rPr>
-        <w:t>.</w:t>
-      </w:r>
-      <w:proofErr w:type="spellStart"/>
-      <w:r>
-        <w:rPr>
-          <w:rFonts w:ascii="Times New Roman" w:eastAsia="Times New Roman" w:hAnsi="Times New Roman" w:cs="Times New Roman"/>
-          <w:color w:val="0F1115"/>
-          <w:sz w:val="28"/>
-          <w:szCs w:val="28"/>
-          <w:shd w:val="clear" w:color="auto" w:fill="EBEEF2"/>
-          <w:lang w:eastAsia="ru-RU"/>
-        </w:rPr>
-        <w:t>iso</w:t>
-      </w:r>
-      <w:proofErr w:type="spellEnd"/>
-      <w:r>
-        <w:rPr>
-          <w:rFonts w:ascii="Times New Roman" w:eastAsia="Times New Roman" w:hAnsi="Times New Roman" w:cs="Times New Roman"/>
-          <w:color w:val="0F1115"/>
-          <w:sz w:val="28"/>
-          <w:szCs w:val="28"/>
-          <w:lang w:eastAsia="ru-RU"/>
-        </w:rPr>
-        <w:t> с сайта</w:t>
-      </w:r>
-      <w:r>
-        <w:rPr>
-          <w:rFonts w:ascii="Times New Roman" w:eastAsia="Times New Roman" w:hAnsi="Times New Roman" w:cs="Times New Roman"/>
-          <w:color w:val="0F1115"/>
-          <w:sz w:val="28"/>
-          <w:szCs w:val="28"/>
-          <w:lang w:eastAsia="ru-RU"/>
-        </w:rPr>
-        <w:t>)</w:t>
-      </w:r>
-    </w:p>
-    <w:p>
-      <w:pPr>
-        <w:numPr>
-          <w:ilvl w:val="0"/>
-          <w:numId w:val="1"/>
-        </w:numPr>
-        <w:shd w:val="clear" w:color="auto" w:fill="FFFFFF"/>
-        <w:spacing w:before="100" w:beforeAutospacing="1" w:after="120" w:line="240" w:lineRule="auto"/>
-        <w:rPr>
-          <w:rFonts w:ascii="Times New Roman" w:eastAsia="Times New Roman" w:hAnsi="Times New Roman" w:cs="Times New Roman"/>
-          <w:color w:val="0F1115"/>
-          <w:sz w:val="28"/>
-          <w:szCs w:val="28"/>
-          <w:lang w:eastAsia="ru-RU"/>
-        </w:rPr>
-      </w:pPr>
-      <w:r>
-        <w:rPr>
-          <w:rFonts w:ascii="Times New Roman" w:eastAsia="Times New Roman" w:hAnsi="Times New Roman" w:cs="Times New Roman"/>
-          <w:b/>
-          <w:bCs/>
-          <w:color w:val="0F1115"/>
-          <w:sz w:val="28"/>
-          <w:szCs w:val="28"/>
-          <w:lang w:eastAsia="ru-RU"/>
-        </w:rPr>
-        <w:t>Создай новую VM</w:t>
-      </w:r>
-      <w:r>
-        <w:rPr>
-          <w:rFonts w:ascii="Times New Roman" w:eastAsia="Times New Roman" w:hAnsi="Times New Roman" w:cs="Times New Roman"/>
-          <w:color w:val="0F1115"/>
-          <w:sz w:val="28"/>
-          <w:szCs w:val="28"/>
-          <w:lang w:eastAsia="ru-RU"/>
-        </w:rPr>
-        <w:t xml:space="preserve"> в </w:t>
-      </w:r>
-      <w:proofErr w:type="spellStart"/>
-      <w:r>
-        <w:rPr>
-          <w:rFonts w:ascii="Times New Roman" w:eastAsia="Times New Roman" w:hAnsi="Times New Roman" w:cs="Times New Roman"/>
-          <w:color w:val="0F1115"/>
-          <w:sz w:val="28"/>
-          <w:szCs w:val="28"/>
-          <w:lang w:eastAsia="ru-RU"/>
-        </w:rPr>
-        <w:t>VirtualBox</w:t>
-      </w:r>
-      <w:proofErr w:type="spellEnd"/>
-      <w:r>
-        <w:rPr>
-          <w:rFonts w:ascii="Times New Roman" w:eastAsia="Times New Roman" w:hAnsi="Times New Roman" w:cs="Times New Roman"/>
-          <w:color w:val="0F1115"/>
-          <w:sz w:val="28"/>
-          <w:szCs w:val="28"/>
-          <w:lang w:eastAsia="ru-RU"/>
-        </w:rPr>
-        <w:t>:</w:t>
-      </w:r>
-    </w:p>
-    <w:p>
-      <w:pPr>
-        <w:numPr>
-          <w:ilvl w:val="1"/>
-          <w:numId w:val="1"/>
-        </w:numPr>
-        <w:shd w:val="clear" w:color="auto" w:fill="FFFFFF"/>
-        <w:spacing w:before="100" w:beforeAutospacing="1" w:after="0" w:line="240" w:lineRule="auto"/>
-        <w:rPr>
-          <w:rFonts w:ascii="Times New Roman" w:eastAsia="Times New Roman" w:hAnsi="Times New Roman" w:cs="Times New Roman"/>
-          <w:color w:val="0F1115"/>
-          <w:sz w:val="28"/>
-          <w:szCs w:val="28"/>
-          <w:lang w:eastAsia="ru-RU"/>
-        </w:rPr>
-      </w:pPr>
-      <w:r>
-        <w:rPr>
-          <w:rFonts w:ascii="Times New Roman" w:eastAsia="Times New Roman" w:hAnsi="Times New Roman" w:cs="Times New Roman"/>
-          <w:color w:val="0F1115"/>
-          <w:sz w:val="28"/>
-          <w:szCs w:val="28"/>
-          <w:lang w:eastAsia="ru-RU"/>
-        </w:rPr>
-        <w:t>Нажми </w:t>
-      </w:r>
-      <w:r>
-        <w:rPr>
-          <w:rFonts w:ascii="Times New Roman" w:eastAsia="Times New Roman" w:hAnsi="Times New Roman" w:cs="Times New Roman"/>
-          <w:i/>
-          <w:iCs/>
-          <w:color w:val="0F1115"/>
-          <w:sz w:val="28"/>
-          <w:szCs w:val="28"/>
-          <w:lang w:eastAsia="ru-RU"/>
-        </w:rPr>
-        <w:t>"Создать"</w:t>
-      </w:r>
-      <w:r>
-        <w:rPr>
-          <w:rFonts w:ascii="Times New Roman" w:eastAsia="Times New Roman" w:hAnsi="Times New Roman" w:cs="Times New Roman"/>
-          <w:color w:val="0F1115"/>
-          <w:sz w:val="28"/>
-          <w:szCs w:val="28"/>
-          <w:lang w:eastAsia="ru-RU"/>
-        </w:rPr>
-        <w:t>.</w:t>
-      </w:r>
-    </w:p>
-    <w:p>
-      <w:pPr>
-        <w:numPr>
-          <w:ilvl w:val="1"/>
-          <w:numId w:val="1"/>
-        </w:numPr>
-        <w:shd w:val="clear" w:color="auto" w:fill="FFFFFF"/>
-        <w:spacing w:before="100" w:beforeAutospacing="1" w:after="0" w:line="240" w:lineRule="auto"/>
-        <w:rPr>
-          <w:rFonts w:ascii="Times New Roman" w:eastAsia="Times New Roman" w:hAnsi="Times New Roman" w:cs="Times New Roman"/>
-          <w:color w:val="0F1115"/>
-          <w:sz w:val="28"/>
-          <w:szCs w:val="28"/>
-          <w:lang w:eastAsia="ru-RU"/>
-        </w:rPr>
-      </w:pPr>
-      <w:r>
-        <w:rPr>
-          <w:rFonts w:ascii="Times New Roman" w:eastAsia="Times New Roman" w:hAnsi="Times New Roman" w:cs="Times New Roman"/>
-          <w:b/>
-          <w:bCs/>
-          <w:color w:val="0F1115"/>
-          <w:sz w:val="28"/>
-          <w:szCs w:val="28"/>
-          <w:lang w:eastAsia="ru-RU"/>
-        </w:rPr>
-        <w:t>Имя:</w:t>
-      </w:r>
-      <w:r>
-        <w:rPr>
-          <w:rFonts w:ascii="Times New Roman" w:eastAsia="Times New Roman" w:hAnsi="Times New Roman" w:cs="Times New Roman"/>
-          <w:color w:val="0F1115"/>
-          <w:sz w:val="28"/>
-          <w:szCs w:val="28"/>
-          <w:lang w:eastAsia="ru-RU"/>
-        </w:rPr>
-        <w:t> </w:t>
-      </w:r>
-      <w:proofErr w:type="spellStart"/>
-      <w:r>
-        <w:rPr>
-          <w:rFonts w:ascii="Times New Roman" w:eastAsia="Times New Roman" w:hAnsi="Times New Roman" w:cs="Times New Roman"/>
-          <w:color w:val="000000" w:themeColor="text1"/>
-          <w:sz w:val="28"/>
-          <w:szCs w:val="28"/>
-          <w:highlight w:val="lightGray"/>
-          <w:shd w:val="clear" w:color="auto" w:fill="EBEEF2"/>
-          <w:lang w:eastAsia="ru-RU"/>
-        </w:rPr>
-        <w:t>OpenMediaVault</w:t>
-      </w:r>
-      <w:proofErr w:type="spellEnd"/>
-      <w:r>
-        <w:rPr>
-          <w:rFonts w:ascii="Times New Roman" w:eastAsia="Times New Roman" w:hAnsi="Times New Roman" w:cs="Times New Roman"/>
-          <w:color w:val="0F1115"/>
-          <w:sz w:val="28"/>
-          <w:szCs w:val="28"/>
-          <w:lang w:eastAsia="ru-RU"/>
-        </w:rPr>
-        <w:t> (или любое другое).</w:t>
-      </w:r>
-    </w:p>
-    <w:p>
-      <w:pPr>
-        <w:numPr>
-          <w:ilvl w:val="1"/>
-          <w:numId w:val="1"/>
-        </w:numPr>
-        <w:shd w:val="clear" w:color="auto" w:fill="FFFFFF"/>
-        <w:spacing w:before="100" w:beforeAutospacing="1" w:after="0" w:line="240" w:lineRule="auto"/>
-        <w:rPr>
-          <w:rFonts w:ascii="Times New Roman" w:eastAsia="Times New Roman" w:hAnsi="Times New Roman" w:cs="Times New Roman"/>
-          <w:color w:val="0F1115"/>
-          <w:sz w:val="28"/>
-          <w:szCs w:val="28"/>
-          <w:lang w:eastAsia="ru-RU"/>
-        </w:rPr>
-      </w:pPr>
-      <w:r>
-        <w:rPr>
-          <w:rFonts w:ascii="Times New Roman" w:eastAsia="Times New Roman" w:hAnsi="Times New Roman" w:cs="Times New Roman"/>
-          <w:b/>
-          <w:bCs/>
-          <w:color w:val="0F1115"/>
-          <w:sz w:val="28"/>
-          <w:szCs w:val="28"/>
-          <w:lang w:eastAsia="ru-RU"/>
-        </w:rPr>
-        <w:t>Папка ISO:</w:t>
-      </w:r>
-      <w:r>
-        <w:rPr>
-          <w:rFonts w:ascii="Times New Roman" w:eastAsia="Times New Roman" w:hAnsi="Times New Roman" w:cs="Times New Roman"/>
-          <w:color w:val="0F1115"/>
-          <w:sz w:val="28"/>
-          <w:szCs w:val="28"/>
-          <w:lang w:eastAsia="ru-RU"/>
-        </w:rPr>
-        <w:t> выбери скачанный образ OMV.</w:t>
-      </w:r>
-    </w:p>
-    <w:p>
-      <w:pPr>
-        <w:numPr>
-          <w:ilvl w:val="1"/>
-          <w:numId w:val="1"/>
-        </w:numPr>
-        <w:shd w:val="clear" w:color="auto" w:fill="FFFFFF"/>
-        <w:spacing w:before="100" w:beforeAutospacing="1" w:after="0" w:line="240" w:lineRule="auto"/>
-        <w:rPr>
-          <w:rFonts w:ascii="Times New Roman" w:eastAsia="Times New Roman" w:hAnsi="Times New Roman" w:cs="Times New Roman"/>
-          <w:color w:val="0F1115"/>
-          <w:sz w:val="28"/>
-          <w:szCs w:val="28"/>
-          <w:lang w:val="en-US" w:eastAsia="ru-RU"/>
-        </w:rPr>
-      </w:pPr>
-      <w:r>
-        <w:rPr>
-          <w:rFonts w:ascii="Times New Roman" w:eastAsia="Times New Roman" w:hAnsi="Times New Roman" w:cs="Times New Roman"/>
-          <w:b/>
-          <w:bCs/>
-          <w:color w:val="0F1115"/>
-          <w:sz w:val="28"/>
-          <w:szCs w:val="28"/>
-          <w:lang w:eastAsia="ru-RU"/>
-        </w:rPr>
-        <w:t>Тип</w:t>
-      </w:r>
-      <w:r>
-        <w:rPr>
-          <w:rFonts w:ascii="Times New Roman" w:eastAsia="Times New Roman" w:hAnsi="Times New Roman" w:cs="Times New Roman"/>
-          <w:b/>
-          <w:bCs/>
-          <w:color w:val="0F1115"/>
-          <w:sz w:val="28"/>
-          <w:szCs w:val="28"/>
-          <w:lang w:val="en-US" w:eastAsia="ru-RU"/>
-        </w:rPr>
-        <w:t>:</w:t>
-      </w:r>
-      <w:r>
-        <w:rPr>
-          <w:rFonts w:ascii="Times New Roman" w:eastAsia="Times New Roman" w:hAnsi="Times New Roman" w:cs="Times New Roman"/>
-          <w:color w:val="0F1115"/>
-          <w:sz w:val="28"/>
-          <w:szCs w:val="28"/>
-          <w:lang w:val="en-US" w:eastAsia="ru-RU"/>
-        </w:rPr>
-        <w:t> </w:t>
-      </w:r>
-      <w:r>
-        <w:rPr>
-          <w:rFonts w:ascii="Times New Roman" w:eastAsia="Times New Roman" w:hAnsi="Times New Roman" w:cs="Times New Roman"/>
-          <w:i/>
-          <w:iCs/>
-          <w:color w:val="0F1115"/>
-          <w:sz w:val="28"/>
-          <w:szCs w:val="28"/>
-          <w:lang w:val="en-US" w:eastAsia="ru-RU"/>
-        </w:rPr>
-        <w:t>Linux</w:t>
-      </w:r>
-      <w:r>
-        <w:rPr>
-          <w:rFonts w:ascii="Times New Roman" w:eastAsia="Times New Roman" w:hAnsi="Times New Roman" w:cs="Times New Roman"/>
-          <w:color w:val="0F1115"/>
-          <w:sz w:val="28"/>
-          <w:szCs w:val="28"/>
-          <w:lang w:val="en-US" w:eastAsia="ru-RU"/>
-        </w:rPr>
-        <w:t> → </w:t>
-      </w:r>
-      <w:r>
-        <w:rPr>
-          <w:rFonts w:ascii="Times New Roman" w:eastAsia="Times New Roman" w:hAnsi="Times New Roman" w:cs="Times New Roman"/>
-          <w:b/>
-          <w:bCs/>
-          <w:color w:val="0F1115"/>
-          <w:sz w:val="28"/>
-          <w:szCs w:val="28"/>
-          <w:lang w:eastAsia="ru-RU"/>
-        </w:rPr>
-        <w:t>Версия</w:t>
-      </w:r>
-      <w:r>
-        <w:rPr>
-          <w:rFonts w:ascii="Times New Roman" w:eastAsia="Times New Roman" w:hAnsi="Times New Roman" w:cs="Times New Roman"/>
-          <w:b/>
-          <w:bCs/>
-          <w:color w:val="0F1115"/>
-          <w:sz w:val="28"/>
-          <w:szCs w:val="28"/>
-          <w:lang w:val="en-US" w:eastAsia="ru-RU"/>
-        </w:rPr>
-        <w:t>:</w:t>
-      </w:r>
-      <w:r>
-        <w:rPr>
-          <w:rFonts w:ascii="Times New Roman" w:eastAsia="Times New Roman" w:hAnsi="Times New Roman" w:cs="Times New Roman"/>
-          <w:color w:val="0F1115"/>
-          <w:sz w:val="28"/>
-          <w:szCs w:val="28"/>
-          <w:lang w:val="en-US" w:eastAsia="ru-RU"/>
-        </w:rPr>
-        <w:t> *Debian (64-</w:t>
-      </w:r>
-      <w:proofErr w:type="gramStart"/>
-      <w:r>
-        <w:rPr>
-          <w:rFonts w:ascii="Times New Roman" w:eastAsia="Times New Roman" w:hAnsi="Times New Roman" w:cs="Times New Roman"/>
-          <w:color w:val="0F1115"/>
-          <w:sz w:val="28"/>
-          <w:szCs w:val="28"/>
-          <w:lang w:val="en-US" w:eastAsia="ru-RU"/>
-        </w:rPr>
-        <w:t>bit)*</w:t>
-      </w:r>
-      <w:proofErr w:type="gramEnd"/>
-      <w:r>
-        <w:rPr>
-          <w:rFonts w:ascii="Times New Roman" w:eastAsia="Times New Roman" w:hAnsi="Times New Roman" w:cs="Times New Roman"/>
-          <w:color w:val="0F1115"/>
-          <w:sz w:val="28"/>
-          <w:szCs w:val="28"/>
-          <w:lang w:val="en-US" w:eastAsia="ru-RU"/>
-        </w:rPr>
-        <w:t> .</w:t>
-      </w:r>
-    </w:p>
-    <w:p>
-      <w:pPr>
-        <w:numPr>
-          <w:ilvl w:val="0"/>
-          <w:numId w:val="1"/>
-        </w:numPr>
-        <w:shd w:val="clear" w:color="auto" w:fill="FFFFFF"/>
-        <w:spacing w:before="100" w:beforeAutospacing="1" w:after="120" w:line="240" w:lineRule="auto"/>
-        <w:rPr>
-          <w:rFonts w:ascii="Times New Roman" w:eastAsia="Times New Roman" w:hAnsi="Times New Roman" w:cs="Times New Roman"/>
-          <w:color w:val="0F1115"/>
-          <w:sz w:val="28"/>
-          <w:szCs w:val="28"/>
-          <w:lang w:eastAsia="ru-RU"/>
-        </w:rPr>
-      </w:pPr>
-      <w:r>
-        <w:rPr>
-          <w:rFonts w:ascii="Times New Roman" w:eastAsia="Times New Roman" w:hAnsi="Times New Roman" w:cs="Times New Roman"/>
-          <w:b/>
-          <w:bCs/>
-          <w:color w:val="0F1115"/>
-          <w:sz w:val="28"/>
-          <w:szCs w:val="28"/>
-          <w:lang w:eastAsia="ru-RU"/>
-        </w:rPr>
-        <w:t>Выдай ресурсы</w:t>
-      </w:r>
-      <w:r>
-        <w:rPr>
-          <w:rFonts w:ascii="Times New Roman" w:eastAsia="Times New Roman" w:hAnsi="Times New Roman" w:cs="Times New Roman"/>
-          <w:color w:val="0F1115"/>
-          <w:sz w:val="28"/>
-          <w:szCs w:val="28"/>
-          <w:lang w:eastAsia="ru-RU"/>
-        </w:rPr>
-        <w:t> </w:t>
-      </w:r>
-    </w:p>
-    <w:p>
-      <w:pPr>
-        <w:numPr>
-          <w:ilvl w:val="1"/>
-          <w:numId w:val="1"/>
-        </w:numPr>
-        <w:shd w:val="clear" w:color="auto" w:fill="FFFFFF"/>
-        <w:spacing w:before="100" w:beforeAutospacing="1" w:after="0" w:line="240" w:lineRule="auto"/>
-        <w:rPr>
-          <w:rFonts w:ascii="Times New Roman" w:eastAsia="Times New Roman" w:hAnsi="Times New Roman" w:cs="Times New Roman"/>
-          <w:color w:val="0F1115"/>
-          <w:sz w:val="28"/>
-          <w:szCs w:val="28"/>
-          <w:lang w:eastAsia="ru-RU"/>
-        </w:rPr>
-      </w:pPr>
-      <w:r>
-        <w:rPr>
-          <w:rFonts w:ascii="Times New Roman" w:eastAsia="Times New Roman" w:hAnsi="Times New Roman" w:cs="Times New Roman"/>
-          <w:b/>
-          <w:bCs/>
-          <w:color w:val="0F1115"/>
-          <w:sz w:val="28"/>
-          <w:szCs w:val="28"/>
-          <w:lang w:eastAsia="ru-RU"/>
-        </w:rPr>
-        <w:t>Оперативная память:</w:t>
-      </w:r>
-      <w:r>
-        <w:rPr>
-          <w:rFonts w:ascii="Times New Roman" w:eastAsia="Times New Roman" w:hAnsi="Times New Roman" w:cs="Times New Roman"/>
-          <w:color w:val="0F1115"/>
-          <w:sz w:val="28"/>
-          <w:szCs w:val="28"/>
-          <w:lang w:eastAsia="ru-RU"/>
-        </w:rPr>
-        <w:t> </w:t>
-      </w:r>
-      <w:r>
-        <w:rPr>
-          <w:rFonts w:ascii="Times New Roman" w:eastAsia="Times New Roman" w:hAnsi="Times New Roman" w:cs="Times New Roman"/>
-          <w:color w:val="0F1115"/>
-          <w:sz w:val="28"/>
-          <w:szCs w:val="28"/>
-          <w:shd w:val="clear" w:color="auto" w:fill="EBEEF2"/>
-          <w:lang w:val="en-US" w:eastAsia="ru-RU"/>
-        </w:rPr>
-        <w:t>4</w:t>
-      </w:r>
-      <w:r>
-        <w:rPr>
-          <w:rFonts w:ascii="Times New Roman" w:eastAsia="Times New Roman" w:hAnsi="Times New Roman" w:cs="Times New Roman"/>
-          <w:color w:val="0F1115"/>
-          <w:sz w:val="28"/>
-          <w:szCs w:val="28"/>
-          <w:shd w:val="clear" w:color="auto" w:fill="EBEEF2"/>
-          <w:lang w:eastAsia="ru-RU"/>
-        </w:rPr>
-        <w:t>048 MB</w:t>
-      </w:r>
-      <w:r>
-        <w:rPr>
-          <w:rFonts w:ascii="Times New Roman" w:eastAsia="Times New Roman" w:hAnsi="Times New Roman" w:cs="Times New Roman"/>
-          <w:color w:val="0F1115"/>
-          <w:sz w:val="28"/>
-          <w:szCs w:val="28"/>
-          <w:lang w:eastAsia="ru-RU"/>
-        </w:rPr>
-        <w:t> (2 ГБ).</w:t>
-      </w:r>
-    </w:p>
-    <w:p>
-      <w:pPr>
-        <w:numPr>
-          <w:ilvl w:val="1"/>
-          <w:numId w:val="1"/>
-        </w:numPr>
-        <w:shd w:val="clear" w:color="auto" w:fill="FFFFFF"/>
-        <w:spacing w:before="100" w:beforeAutospacing="1" w:after="0" w:line="240" w:lineRule="auto"/>
-        <w:rPr>
-          <w:rFonts w:ascii="Times New Roman" w:eastAsia="Times New Roman" w:hAnsi="Times New Roman" w:cs="Times New Roman"/>
-          <w:color w:val="0F1115"/>
-          <w:sz w:val="28"/>
-          <w:szCs w:val="28"/>
-          <w:lang w:eastAsia="ru-RU"/>
-        </w:rPr>
-      </w:pPr>
-      <w:r>
-        <w:rPr>
-          <w:rFonts w:ascii="Times New Roman" w:eastAsia="Times New Roman" w:hAnsi="Times New Roman" w:cs="Times New Roman"/>
-          <w:b/>
-          <w:bCs/>
-          <w:color w:val="0F1115"/>
-          <w:sz w:val="28"/>
-          <w:szCs w:val="28"/>
-          <w:lang w:eastAsia="ru-RU"/>
-        </w:rPr>
-        <w:t>Процессоры:</w:t>
-      </w:r>
-      <w:r>
-        <w:rPr>
-          <w:rFonts w:ascii="Times New Roman" w:eastAsia="Times New Roman" w:hAnsi="Times New Roman" w:cs="Times New Roman"/>
-          <w:color w:val="0F1115"/>
-          <w:sz w:val="28"/>
-          <w:szCs w:val="28"/>
-          <w:lang w:eastAsia="ru-RU"/>
-        </w:rPr>
-        <w:t> </w:t>
-      </w:r>
-      <w:r>
-        <w:rPr>
-          <w:rFonts w:ascii="Times New Roman" w:eastAsia="Times New Roman" w:hAnsi="Times New Roman" w:cs="Times New Roman"/>
-          <w:color w:val="0F1115"/>
-          <w:sz w:val="28"/>
-          <w:szCs w:val="28"/>
-          <w:shd w:val="clear" w:color="auto" w:fill="EBEEF2"/>
-          <w:lang w:val="en-US" w:eastAsia="ru-RU"/>
-        </w:rPr>
-        <w:t>3</w:t>
-      </w:r>
-      <w:r>
-        <w:rPr>
-          <w:rFonts w:ascii="Times New Roman" w:eastAsia="Times New Roman" w:hAnsi="Times New Roman" w:cs="Times New Roman"/>
-          <w:color w:val="0F1115"/>
-          <w:sz w:val="28"/>
-          <w:szCs w:val="28"/>
-          <w:shd w:val="clear" w:color="auto" w:fill="EBEEF2"/>
-          <w:lang w:eastAsia="ru-RU"/>
-        </w:rPr>
-        <w:t xml:space="preserve"> ядра</w:t>
-      </w:r>
-      <w:r>
-        <w:rPr>
-          <w:rFonts w:ascii="Times New Roman" w:eastAsia="Times New Roman" w:hAnsi="Times New Roman" w:cs="Times New Roman"/>
-          <w:color w:val="0F1115"/>
-          <w:sz w:val="28"/>
-          <w:szCs w:val="28"/>
-          <w:lang w:eastAsia="ru-RU"/>
-        </w:rPr>
-        <w:t>.</w:t>
-      </w:r>
-    </w:p>
-    <w:p>
-      <w:pPr>
-        <w:numPr>
-          <w:ilvl w:val="1"/>
-          <w:numId w:val="1"/>
-        </w:numPr>
-        <w:shd w:val="clear" w:color="auto" w:fill="FFFFFF"/>
-        <w:spacing w:before="100" w:beforeAutospacing="1" w:after="0" w:line="240" w:lineRule="auto"/>
-        <w:rPr>
-          <w:rFonts w:ascii="Times New Roman" w:eastAsia="Times New Roman" w:hAnsi="Times New Roman" w:cs="Times New Roman"/>
-          <w:color w:val="0F1115"/>
-          <w:sz w:val="28"/>
-          <w:szCs w:val="28"/>
-          <w:lang w:eastAsia="ru-RU"/>
-        </w:rPr>
-      </w:pPr>
-      <w:r>
-        <w:rPr>
-          <w:rFonts w:ascii="Times New Roman" w:eastAsia="Times New Roman" w:hAnsi="Times New Roman" w:cs="Times New Roman"/>
-          <w:b/>
-          <w:bCs/>
-          <w:color w:val="0F1115"/>
-          <w:sz w:val="28"/>
-          <w:szCs w:val="28"/>
-          <w:lang w:eastAsia="ru-RU"/>
-        </w:rPr>
-        <w:t>Диск:</w:t>
-      </w:r>
-      <w:r>
-        <w:rPr>
-          <w:rFonts w:ascii="Times New Roman" w:eastAsia="Times New Roman" w:hAnsi="Times New Roman" w:cs="Times New Roman"/>
-          <w:color w:val="0F1115"/>
-          <w:sz w:val="28"/>
-          <w:szCs w:val="28"/>
-          <w:lang w:eastAsia="ru-RU"/>
-        </w:rPr>
-        <w:t> </w:t>
-      </w:r>
-      <w:r>
-        <w:rPr>
-          <w:rFonts w:ascii="Times New Roman" w:eastAsia="Times New Roman" w:hAnsi="Times New Roman" w:cs="Times New Roman"/>
-          <w:color w:val="0F1115"/>
-          <w:sz w:val="28"/>
-          <w:szCs w:val="28"/>
-          <w:shd w:val="clear" w:color="auto" w:fill="EBEEF2"/>
-          <w:lang w:eastAsia="ru-RU"/>
-        </w:rPr>
-        <w:t>20 ГБ</w:t>
-      </w:r>
-    </w:p>
-    <w:p>
-      <w:pPr>
-        <w:numPr>
-          <w:ilvl w:val="1"/>
-          <w:numId w:val="1"/>
-        </w:numPr>
-        <w:shd w:val="clear" w:color="auto" w:fill="FFFFFF"/>
-        <w:spacing w:before="100" w:beforeAutospacing="1" w:after="0" w:line="240" w:lineRule="auto"/>
-        <w:rPr>
-          <w:rFonts w:ascii="Times New Roman" w:eastAsia="Times New Roman" w:hAnsi="Times New Roman" w:cs="Times New Roman"/>
-          <w:color w:val="0F1115"/>
-          <w:sz w:val="28"/>
-          <w:szCs w:val="28"/>
-          <w:lang w:eastAsia="ru-RU"/>
-        </w:rPr>
-      </w:pPr>
-      <w:r>
-        <w:rPr>
-          <w:rFonts w:ascii="Times New Roman" w:eastAsia="Times New Roman" w:hAnsi="Times New Roman" w:cs="Times New Roman"/>
-          <w:b/>
-          <w:bCs/>
-          <w:color w:val="0F1115"/>
-          <w:sz w:val="28"/>
-          <w:szCs w:val="28"/>
-          <w:lang w:eastAsia="ru-RU"/>
-        </w:rPr>
-        <w:t>Ставим сетевой мост или внутренний адаптер</w:t>
-      </w:r>
-    </w:p>
-    <w:p>
-      <w:pPr>
-        <w:numPr>
-          <w:ilvl w:val="0"/>
-          <w:numId w:val="1"/>
-        </w:numPr>
-        <w:shd w:val="clear" w:color="auto" w:fill="FFFFFF"/>
-        <w:spacing w:before="100" w:beforeAutospacing="1" w:after="0" w:line="240" w:lineRule="auto"/>
-        <w:rPr>
-          <w:rFonts w:ascii="Times New Roman" w:eastAsia="Times New Roman" w:hAnsi="Times New Roman" w:cs="Times New Roman"/>
-          <w:color w:val="0F1115"/>
-          <w:sz w:val="28"/>
-          <w:szCs w:val="28"/>
-          <w:lang w:eastAsia="ru-RU"/>
-        </w:rPr>
-      </w:pPr>
-      <w:r>
-        <w:rPr>
-          <w:rFonts w:ascii="Times New Roman" w:eastAsia="Times New Roman" w:hAnsi="Times New Roman" w:cs="Times New Roman"/>
-          <w:color w:val="0F1115"/>
-          <w:sz w:val="28"/>
-          <w:szCs w:val="28"/>
-          <w:lang w:eastAsia="ru-RU"/>
-        </w:rPr>
-        <w:t>Нажми </w:t>
-      </w:r>
-      <w:r>
-        <w:rPr>
-          <w:rFonts w:ascii="Times New Roman" w:eastAsia="Times New Roman" w:hAnsi="Times New Roman" w:cs="Times New Roman"/>
-          <w:i/>
-          <w:iCs/>
-          <w:color w:val="0F1115"/>
-          <w:sz w:val="28"/>
-          <w:szCs w:val="28"/>
-          <w:lang w:eastAsia="ru-RU"/>
-        </w:rPr>
-        <w:t>"Готово"</w:t>
-      </w:r>
-      <w:r>
-        <w:rPr>
-          <w:rFonts w:ascii="Times New Roman" w:eastAsia="Times New Roman" w:hAnsi="Times New Roman" w:cs="Times New Roman"/>
-          <w:color w:val="0F1115"/>
-          <w:sz w:val="28"/>
-          <w:szCs w:val="28"/>
-          <w:lang w:eastAsia="ru-RU"/>
-        </w:rPr>
-        <w:t> и </w:t>
-      </w:r>
-      <w:r>
-        <w:rPr>
-          <w:rFonts w:ascii="Times New Roman" w:eastAsia="Times New Roman" w:hAnsi="Times New Roman" w:cs="Times New Roman"/>
-          <w:b/>
-          <w:bCs/>
-          <w:color w:val="0F1115"/>
-          <w:sz w:val="28"/>
-          <w:szCs w:val="28"/>
-          <w:lang w:eastAsia="ru-RU"/>
-        </w:rPr>
-        <w:t>запусти машину</w:t>
-      </w:r>
-      <w:r>
-        <w:rPr>
-          <w:rFonts w:ascii="Times New Roman" w:eastAsia="Times New Roman" w:hAnsi="Times New Roman" w:cs="Times New Roman"/>
-          <w:color w:val="0F1115"/>
-          <w:sz w:val="28"/>
-          <w:szCs w:val="28"/>
-          <w:lang w:eastAsia="ru-RU"/>
-        </w:rPr>
-        <w:t> (кнопка </w:t>
-      </w:r>
-      <w:r>
-        <w:rPr>
-          <w:rFonts w:ascii="Times New Roman" w:eastAsia="Times New Roman" w:hAnsi="Times New Roman" w:cs="Times New Roman"/>
-          <w:i/>
-          <w:iCs/>
-          <w:color w:val="0F1115"/>
-          <w:sz w:val="28"/>
-          <w:szCs w:val="28"/>
-          <w:lang w:eastAsia="ru-RU"/>
-        </w:rPr>
-        <w:t>"Запустить"</w:t>
-      </w:r>
-      <w:r>
-        <w:rPr>
-          <w:rFonts w:ascii="Times New Roman" w:eastAsia="Times New Roman" w:hAnsi="Times New Roman" w:cs="Times New Roman"/>
-          <w:color w:val="0F1115"/>
-          <w:sz w:val="28"/>
-          <w:szCs w:val="28"/>
-          <w:lang w:eastAsia="ru-RU"/>
-        </w:rPr>
-        <w:t>). Начнётся установка.</w:t>
-      </w:r>
-    </w:p>
-    <w:p>
-      <w:pPr>
-        <w:shd w:val="clear" w:color="auto" w:fill="FFFFFF"/>
-        <w:spacing w:before="480" w:after="240" w:line="450" w:lineRule="atLeast"/>
-        <w:outlineLvl w:val="2"/>
-        <w:rPr>
-          <w:rFonts w:ascii="Times New Roman" w:eastAsia="Times New Roman" w:hAnsi="Times New Roman" w:cs="Times New Roman"/>
-          <w:b/>
-          <w:bCs/>
-          <w:color w:val="0F1115"/>
-          <w:sz w:val="28"/>
-          <w:szCs w:val="28"/>
-          <w:lang w:eastAsia="ru-RU"/>
-        </w:rPr>
-      </w:pPr>
-      <w:r>
-        <w:rPr>
-          <w:rFonts w:ascii="Times New Roman" w:eastAsia="Times New Roman" w:hAnsi="Times New Roman" w:cs="Times New Roman"/>
-          <w:b/>
-          <w:bCs/>
-          <w:color w:val="0F1115"/>
-          <w:sz w:val="28"/>
-          <w:szCs w:val="28"/>
-          <w:lang w:eastAsia="ru-RU"/>
-        </w:rPr>
-        <w:t>Шаг 2: Установка и создание пользователя</w:t>
-      </w:r>
-    </w:p>
-    <w:p>
-      <w:pPr>
-        <w:shd w:val="clear" w:color="auto" w:fill="FFFFFF"/>
-        <w:spacing w:before="240" w:after="240" w:line="240" w:lineRule="auto"/>
-        <w:rPr>
-          <w:rFonts w:ascii="Times New Roman" w:eastAsia="Times New Roman" w:hAnsi="Times New Roman" w:cs="Times New Roman"/>
-          <w:color w:val="0F1115"/>
-          <w:sz w:val="28"/>
-          <w:szCs w:val="28"/>
-          <w:lang w:eastAsia="ru-RU"/>
-        </w:rPr>
-      </w:pPr>
-      <w:r>
-        <w:rPr>
-          <w:rFonts w:ascii="Times New Roman" w:eastAsia="Times New Roman" w:hAnsi="Times New Roman" w:cs="Times New Roman"/>
-          <w:color w:val="0F1115"/>
-          <w:sz w:val="28"/>
-          <w:szCs w:val="28"/>
-          <w:lang w:eastAsia="ru-RU"/>
-        </w:rPr>
-        <w:t>Система установится сама, но пару раз придётся нажать кнопки:</w:t>
-      </w:r>
-    </w:p>
-    <w:p>
-      <w:pPr>
-        <w:numPr>
-          <w:ilvl w:val="0"/>
-          <w:numId w:val="2"/>
-        </w:numPr>
-        <w:shd w:val="clear" w:color="auto" w:fill="FFFFFF"/>
-        <w:spacing w:before="100" w:beforeAutospacing="1" w:after="0" w:line="240" w:lineRule="auto"/>
-        <w:rPr>
-          <w:rFonts w:ascii="Times New Roman" w:eastAsia="Times New Roman" w:hAnsi="Times New Roman" w:cs="Times New Roman"/>
-          <w:color w:val="0F1115"/>
-          <w:sz w:val="28"/>
-          <w:szCs w:val="28"/>
-          <w:lang w:eastAsia="ru-RU"/>
-        </w:rPr>
-      </w:pPr>
-      <w:r>
-        <w:rPr>
-          <w:rFonts w:ascii="Times New Roman" w:eastAsia="Times New Roman" w:hAnsi="Times New Roman" w:cs="Times New Roman"/>
-          <w:color w:val="0F1115"/>
-          <w:sz w:val="28"/>
-          <w:szCs w:val="28"/>
-          <w:lang w:eastAsia="ru-RU"/>
-        </w:rPr>
-        <w:t>Выбери </w:t>
-      </w:r>
-      <w:r>
-        <w:rPr>
-          <w:rFonts w:ascii="Times New Roman" w:eastAsia="Times New Roman" w:hAnsi="Times New Roman" w:cs="Times New Roman"/>
-          <w:i/>
-          <w:iCs/>
-          <w:color w:val="0F1115"/>
-          <w:sz w:val="28"/>
-          <w:szCs w:val="28"/>
-          <w:lang w:eastAsia="ru-RU"/>
-        </w:rPr>
-        <w:t>"</w:t>
-      </w:r>
-      <w:proofErr w:type="spellStart"/>
-      <w:r>
-        <w:rPr>
-          <w:rFonts w:ascii="Times New Roman" w:eastAsia="Times New Roman" w:hAnsi="Times New Roman" w:cs="Times New Roman"/>
-          <w:i/>
-          <w:iCs/>
-          <w:color w:val="0F1115"/>
-          <w:sz w:val="28"/>
-          <w:szCs w:val="28"/>
-          <w:lang w:eastAsia="ru-RU"/>
-        </w:rPr>
-        <w:t>Install</w:t>
-      </w:r>
-      <w:proofErr w:type="spellEnd"/>
-      <w:r>
-        <w:rPr>
-          <w:rFonts w:ascii="Times New Roman" w:eastAsia="Times New Roman" w:hAnsi="Times New Roman" w:cs="Times New Roman"/>
-          <w:i/>
-          <w:iCs/>
-          <w:color w:val="0F1115"/>
-          <w:sz w:val="28"/>
-          <w:szCs w:val="28"/>
-          <w:lang w:eastAsia="ru-RU"/>
-        </w:rPr>
-        <w:t>"</w:t>
-      </w:r>
-      <w:r>
-        <w:rPr>
-          <w:rFonts w:ascii="Times New Roman" w:eastAsia="Times New Roman" w:hAnsi="Times New Roman" w:cs="Times New Roman"/>
-          <w:color w:val="0F1115"/>
-          <w:sz w:val="28"/>
-          <w:szCs w:val="28"/>
-          <w:lang w:eastAsia="ru-RU"/>
-        </w:rPr>
-        <w:t>.</w:t>
-      </w:r>
-    </w:p>
-    <w:p>
-      <w:pPr>
-        <w:numPr>
-          <w:ilvl w:val="0"/>
-          <w:numId w:val="2"/>
-        </w:numPr>
-        <w:shd w:val="clear" w:color="auto" w:fill="FFFFFF"/>
-        <w:spacing w:before="100" w:beforeAutospacing="1" w:after="0" w:line="240" w:lineRule="auto"/>
-        <w:rPr>
-          <w:rFonts w:ascii="Times New Roman" w:eastAsia="Times New Roman" w:hAnsi="Times New Roman" w:cs="Times New Roman"/>
-          <w:b/>
-          <w:bCs/>
-          <w:color w:val="0F1115"/>
-          <w:sz w:val="28"/>
-          <w:szCs w:val="28"/>
-          <w:lang w:eastAsia="ru-RU"/>
-        </w:rPr>
-      </w:pPr>
-      <w:r>
-        <w:rPr>
-          <w:rFonts w:ascii="Times New Roman" w:eastAsia="Times New Roman" w:hAnsi="Times New Roman" w:cs="Times New Roman"/>
-          <w:b/>
-          <w:bCs/>
-          <w:color w:val="0F1115"/>
-          <w:sz w:val="28"/>
-          <w:szCs w:val="28"/>
-          <w:lang w:eastAsia="ru-RU"/>
-        </w:rPr>
-        <w:t>Выбери язык</w:t>
-      </w:r>
-      <w:r>
-        <w:rPr>
-          <w:rFonts w:ascii="Times New Roman" w:eastAsia="Times New Roman" w:hAnsi="Times New Roman" w:cs="Times New Roman"/>
-          <w:color w:val="0F1115"/>
-          <w:sz w:val="28"/>
-          <w:szCs w:val="28"/>
-          <w:lang w:eastAsia="ru-RU"/>
-        </w:rPr>
-        <w:t> </w:t>
-      </w:r>
-      <w:r>
-        <w:rPr>
-          <w:rFonts w:ascii="Times New Roman" w:eastAsia="Times New Roman" w:hAnsi="Times New Roman" w:cs="Times New Roman"/>
-          <w:b/>
-          <w:bCs/>
-          <w:color w:val="0F1115"/>
-          <w:sz w:val="28"/>
-          <w:szCs w:val="28"/>
-          <w:lang w:eastAsia="ru-RU"/>
-        </w:rPr>
-        <w:t>и страну.</w:t>
-      </w:r>
-    </w:p>
-    <w:p>
-      <w:pPr>
-        <w:numPr>
-          <w:ilvl w:val="0"/>
-          <w:numId w:val="2"/>
-        </w:numPr>
-        <w:shd w:val="clear" w:color="auto" w:fill="FFFFFF"/>
-        <w:spacing w:before="100" w:beforeAutospacing="1" w:after="0" w:line="240" w:lineRule="auto"/>
-        <w:rPr>
-          <w:rFonts w:ascii="Times New Roman" w:eastAsia="Times New Roman" w:hAnsi="Times New Roman" w:cs="Times New Roman"/>
-          <w:color w:val="0F1115"/>
-          <w:sz w:val="28"/>
-          <w:szCs w:val="28"/>
-          <w:lang w:eastAsia="ru-RU"/>
-        </w:rPr>
-      </w:pPr>
-      <w:r>
-        <w:rPr>
-          <w:rFonts w:ascii="Times New Roman" w:eastAsia="Times New Roman" w:hAnsi="Times New Roman" w:cs="Times New Roman"/>
-          <w:color w:val="0F1115"/>
-          <w:sz w:val="28"/>
-          <w:szCs w:val="28"/>
-          <w:lang w:eastAsia="ru-RU"/>
-        </w:rPr>
-        <w:t>Придумай </w:t>
-      </w:r>
-      <w:r>
-        <w:rPr>
-          <w:rFonts w:ascii="Times New Roman" w:eastAsia="Times New Roman" w:hAnsi="Times New Roman" w:cs="Times New Roman"/>
-          <w:b/>
-          <w:bCs/>
-          <w:color w:val="0F1115"/>
-          <w:sz w:val="28"/>
-          <w:szCs w:val="28"/>
-          <w:lang w:eastAsia="ru-RU"/>
-        </w:rPr>
-        <w:t>пароль для администратора</w:t>
-      </w:r>
-      <w:r>
-        <w:rPr>
-          <w:rFonts w:ascii="Times New Roman" w:eastAsia="Times New Roman" w:hAnsi="Times New Roman" w:cs="Times New Roman"/>
-          <w:color w:val="0F1115"/>
-          <w:sz w:val="28"/>
-          <w:szCs w:val="28"/>
-          <w:lang w:eastAsia="ru-RU"/>
-        </w:rPr>
-        <w:t> (</w:t>
-      </w:r>
-      <w:proofErr w:type="spellStart"/>
-      <w:r>
-        <w:rPr>
-          <w:rFonts w:ascii="Times New Roman" w:eastAsia="Times New Roman" w:hAnsi="Times New Roman" w:cs="Times New Roman"/>
-          <w:color w:val="0F1115"/>
-          <w:sz w:val="28"/>
-          <w:szCs w:val="28"/>
-          <w:lang w:eastAsia="ru-RU"/>
-        </w:rPr>
-        <w:t>root</w:t>
-      </w:r>
-      <w:proofErr w:type="spellEnd"/>
-      <w:r>
-        <w:rPr>
-          <w:rFonts w:ascii="Times New Roman" w:eastAsia="Times New Roman" w:hAnsi="Times New Roman" w:cs="Times New Roman"/>
-          <w:color w:val="0F1115"/>
-          <w:sz w:val="28"/>
-          <w:szCs w:val="28"/>
-          <w:lang w:eastAsia="ru-RU"/>
-        </w:rPr>
-        <w:t>).</w:t>
-      </w:r>
-    </w:p>
-    <w:p>
-      <w:pPr>
-        <w:numPr>
-          <w:ilvl w:val="0"/>
-          <w:numId w:val="2"/>
-        </w:numPr>
-        <w:shd w:val="clear" w:color="auto" w:fill="FFFFFF"/>
-        <w:spacing w:before="100" w:beforeAutospacing="1" w:after="0" w:line="240" w:lineRule="auto"/>
-        <w:rPr>
-          <w:rFonts w:ascii="Times New Roman" w:eastAsia="Times New Roman" w:hAnsi="Times New Roman" w:cs="Times New Roman"/>
-          <w:color w:val="0F1115"/>
-          <w:sz w:val="28"/>
-          <w:szCs w:val="28"/>
-          <w:lang w:eastAsia="ru-RU"/>
-        </w:rPr>
-      </w:pPr>
-      <w:r>
-        <w:rPr>
-          <w:rFonts w:ascii="Times New Roman" w:eastAsia="Times New Roman" w:hAnsi="Times New Roman" w:cs="Times New Roman"/>
-          <w:b/>
-          <w:bCs/>
-          <w:color w:val="0F1115"/>
-          <w:sz w:val="28"/>
-          <w:szCs w:val="28"/>
-          <w:lang w:eastAsia="ru-RU"/>
-        </w:rPr>
-        <w:t>Самое важное</w:t>
-      </w:r>
-      <w:proofErr w:type="gramStart"/>
-      <w:r>
-        <w:rPr>
-          <w:rFonts w:ascii="Times New Roman" w:eastAsia="Times New Roman" w:hAnsi="Times New Roman" w:cs="Times New Roman"/>
-          <w:b/>
-          <w:bCs/>
-          <w:color w:val="0F1115"/>
-          <w:sz w:val="28"/>
-          <w:szCs w:val="28"/>
-          <w:lang w:eastAsia="ru-RU"/>
-        </w:rPr>
-        <w:t>:</w:t>
-      </w:r>
-      <w:r>
-        <w:rPr>
-          <w:rFonts w:ascii="Times New Roman" w:eastAsia="Times New Roman" w:hAnsi="Times New Roman" w:cs="Times New Roman"/>
-          <w:color w:val="0F1115"/>
-          <w:sz w:val="28"/>
-          <w:szCs w:val="28"/>
-          <w:lang w:eastAsia="ru-RU"/>
-        </w:rPr>
-        <w:t> Когда</w:t>
-      </w:r>
-      <w:proofErr w:type="gramEnd"/>
-      <w:r>
-        <w:rPr>
-          <w:rFonts w:ascii="Times New Roman" w:eastAsia="Times New Roman" w:hAnsi="Times New Roman" w:cs="Times New Roman"/>
-          <w:color w:val="0F1115"/>
-          <w:sz w:val="28"/>
-          <w:szCs w:val="28"/>
-          <w:lang w:eastAsia="ru-RU"/>
-        </w:rPr>
-        <w:t xml:space="preserve"> дойдёшь до выбора диска — выбери </w:t>
-      </w:r>
-      <w:r>
-        <w:rPr>
-          <w:rFonts w:ascii="Times New Roman" w:eastAsia="Times New Roman" w:hAnsi="Times New Roman" w:cs="Times New Roman"/>
-          <w:b/>
-          <w:bCs/>
-          <w:color w:val="0F1115"/>
-          <w:sz w:val="28"/>
-          <w:szCs w:val="28"/>
-          <w:lang w:eastAsia="ru-RU"/>
-        </w:rPr>
-        <w:t>диск</w:t>
-      </w:r>
-      <w:r>
-        <w:rPr>
-          <w:rFonts w:ascii="Times New Roman" w:eastAsia="Times New Roman" w:hAnsi="Times New Roman" w:cs="Times New Roman"/>
-          <w:color w:val="0F1115"/>
-          <w:sz w:val="28"/>
-          <w:szCs w:val="28"/>
-          <w:lang w:eastAsia="ru-RU"/>
-        </w:rPr>
-        <w:t> (тот самый на 20 ГБ) и нажми завершить установку.</w:t>
-      </w:r>
-    </w:p>
-    <w:p>
-      <w:pPr>
-        <w:numPr>
-          <w:ilvl w:val="0"/>
-          <w:numId w:val="2"/>
-        </w:numPr>
-        <w:shd w:val="clear" w:color="auto" w:fill="FFFFFF"/>
-        <w:spacing w:before="100" w:beforeAutospacing="1" w:after="0" w:line="240" w:lineRule="auto"/>
-        <w:rPr>
-          <w:rFonts w:ascii="Times New Roman" w:eastAsia="Times New Roman" w:hAnsi="Times New Roman" w:cs="Times New Roman"/>
-          <w:color w:val="0F1115"/>
-          <w:sz w:val="28"/>
-          <w:szCs w:val="28"/>
-          <w:lang w:eastAsia="ru-RU"/>
-        </w:rPr>
-      </w:pPr>
-      <w:r>
-        <w:rPr>
-          <w:rFonts w:ascii="Times New Roman" w:eastAsia="Times New Roman" w:hAnsi="Times New Roman" w:cs="Times New Roman"/>
-          <w:color w:val="0F1115"/>
-          <w:sz w:val="28"/>
-          <w:szCs w:val="28"/>
-          <w:lang w:eastAsia="ru-RU"/>
-        </w:rPr>
-        <w:t>Через 5-10 минут установка закончится — нажми </w:t>
-      </w:r>
-      <w:r>
-        <w:rPr>
-          <w:rFonts w:ascii="Times New Roman" w:eastAsia="Times New Roman" w:hAnsi="Times New Roman" w:cs="Times New Roman"/>
-          <w:i/>
-          <w:iCs/>
-          <w:color w:val="0F1115"/>
-          <w:sz w:val="28"/>
-          <w:szCs w:val="28"/>
-          <w:lang w:eastAsia="ru-RU"/>
-        </w:rPr>
-        <w:t>"</w:t>
-      </w:r>
-      <w:proofErr w:type="spellStart"/>
-      <w:r>
-        <w:rPr>
-          <w:rFonts w:ascii="Times New Roman" w:eastAsia="Times New Roman" w:hAnsi="Times New Roman" w:cs="Times New Roman"/>
-          <w:i/>
-          <w:iCs/>
-          <w:color w:val="0F1115"/>
-          <w:sz w:val="28"/>
-          <w:szCs w:val="28"/>
-          <w:lang w:eastAsia="ru-RU"/>
-        </w:rPr>
-        <w:t>Continue</w:t>
-      </w:r>
-      <w:proofErr w:type="spellEnd"/>
-      <w:r>
-        <w:rPr>
-          <w:rFonts w:ascii="Times New Roman" w:eastAsia="Times New Roman" w:hAnsi="Times New Roman" w:cs="Times New Roman"/>
-          <w:i/>
-          <w:iCs/>
-          <w:color w:val="0F1115"/>
-          <w:sz w:val="28"/>
-          <w:szCs w:val="28"/>
-          <w:lang w:eastAsia="ru-RU"/>
-        </w:rPr>
-        <w:t>"</w:t>
-      </w:r>
-      <w:r>
-        <w:rPr>
-          <w:rFonts w:ascii="Times New Roman" w:eastAsia="Times New Roman" w:hAnsi="Times New Roman" w:cs="Times New Roman"/>
-          <w:color w:val="0F1115"/>
-          <w:sz w:val="28"/>
-          <w:szCs w:val="28"/>
-          <w:lang w:eastAsia="ru-RU"/>
-        </w:rPr>
-        <w:t>.</w:t>
-      </w:r>
-    </w:p>
-    <w:p>
-      <w:pPr>
-        <w:shd w:val="clear" w:color="auto" w:fill="FFFFFF"/>
-        <w:spacing w:before="480" w:after="240" w:line="450" w:lineRule="atLeast"/>
-        <w:outlineLvl w:val="2"/>
-        <w:rPr>
-          <w:rFonts w:ascii="Times New Roman" w:eastAsia="Times New Roman" w:hAnsi="Times New Roman" w:cs="Times New Roman"/>
-          <w:b/>
-          <w:bCs/>
-          <w:color w:val="0F1115"/>
-          <w:sz w:val="28"/>
-          <w:szCs w:val="28"/>
-          <w:lang w:eastAsia="ru-RU"/>
-        </w:rPr>
-      </w:pPr>
-      <w:r>
-        <w:rPr>
-          <w:rFonts w:ascii="Times New Roman" w:eastAsia="Times New Roman" w:hAnsi="Times New Roman" w:cs="Times New Roman"/>
-          <w:b/>
-          <w:bCs/>
-          <w:color w:val="0F1115"/>
-          <w:sz w:val="28"/>
-          <w:szCs w:val="28"/>
-          <w:lang w:eastAsia="ru-RU"/>
-        </w:rPr>
-        <w:t>Шаг 3</w:t>
-      </w:r>
-      <w:proofErr w:type="gramStart"/>
-      <w:r>
-        <w:rPr>
-          <w:rFonts w:ascii="Times New Roman" w:eastAsia="Times New Roman" w:hAnsi="Times New Roman" w:cs="Times New Roman"/>
-          <w:b/>
-          <w:bCs/>
-          <w:color w:val="0F1115"/>
-          <w:sz w:val="28"/>
-          <w:szCs w:val="28"/>
-          <w:lang w:eastAsia="ru-RU"/>
-        </w:rPr>
-        <w:t>: Смотрим</w:t>
-      </w:r>
-      <w:proofErr w:type="gramEnd"/>
-      <w:r>
-        <w:rPr>
-          <w:rFonts w:ascii="Times New Roman" w:eastAsia="Times New Roman" w:hAnsi="Times New Roman" w:cs="Times New Roman"/>
-          <w:b/>
-          <w:bCs/>
-          <w:color w:val="0F1115"/>
-          <w:sz w:val="28"/>
-          <w:szCs w:val="28"/>
-          <w:lang w:eastAsia="ru-RU"/>
-        </w:rPr>
-        <w:t xml:space="preserve"> IP-адрес</w:t>
-      </w:r>
-    </w:p>
-    <w:p>
-      <w:pPr>
-        <w:shd w:val="clear" w:color="auto" w:fill="FFFFFF"/>
-        <w:spacing w:before="240" w:after="240" w:line="240" w:lineRule="auto"/>
-        <w:rPr>
-          <w:rFonts w:ascii="Times New Roman" w:eastAsia="Times New Roman" w:hAnsi="Times New Roman" w:cs="Times New Roman"/>
-          <w:color w:val="0F1115"/>
-          <w:sz w:val="28"/>
-          <w:szCs w:val="28"/>
-          <w:lang w:eastAsia="ru-RU"/>
-        </w:rPr>
-      </w:pPr>
-      <w:r>
-        <w:rPr>
-          <w:rFonts w:ascii="Times New Roman" w:eastAsia="Times New Roman" w:hAnsi="Times New Roman" w:cs="Times New Roman"/>
-          <w:color w:val="0F1115"/>
-          <w:sz w:val="28"/>
-          <w:szCs w:val="28"/>
-          <w:lang w:eastAsia="ru-RU"/>
-        </w:rPr>
-        <w:t xml:space="preserve">После перезагрузки </w:t>
-      </w:r>
-      <w:proofErr w:type="spellStart"/>
-      <w:r>
-        <w:rPr>
-          <w:rFonts w:ascii="Times New Roman" w:eastAsia="Times New Roman" w:hAnsi="Times New Roman" w:cs="Times New Roman"/>
-          <w:color w:val="0F1115"/>
-          <w:sz w:val="28"/>
-          <w:szCs w:val="28"/>
-          <w:lang w:eastAsia="ru-RU"/>
-        </w:rPr>
-        <w:t>виртуалки</w:t>
-      </w:r>
-      <w:proofErr w:type="spellEnd"/>
-      <w:r>
-        <w:rPr>
-          <w:rFonts w:ascii="Times New Roman" w:eastAsia="Times New Roman" w:hAnsi="Times New Roman" w:cs="Times New Roman"/>
-          <w:color w:val="0F1115"/>
-          <w:sz w:val="28"/>
-          <w:szCs w:val="28"/>
-          <w:lang w:eastAsia="ru-RU"/>
-        </w:rPr>
-        <w:t xml:space="preserve"> ты увидишь чёрный экран с текстом. </w:t>
-      </w:r>
-      <w:r>
-        <w:rPr>
-          <w:rFonts w:ascii="Times New Roman" w:eastAsia="Times New Roman" w:hAnsi="Times New Roman" w:cs="Times New Roman"/>
-          <w:color w:val="0F1115"/>
-          <w:sz w:val="28"/>
-          <w:szCs w:val="28"/>
-          <w:lang w:eastAsia="ru-RU"/>
-        </w:rPr>
-        <w:br/>
-        <w:t>вводим «</w:t>
-      </w:r>
-      <w:proofErr w:type="spellStart"/>
-      <w:r>
-        <w:rPr>
-          <w:rFonts w:ascii="Times New Roman" w:eastAsia="Times New Roman" w:hAnsi="Times New Roman" w:cs="Times New Roman"/>
-          <w:color w:val="0F1115"/>
-          <w:sz w:val="28"/>
-          <w:szCs w:val="28"/>
-          <w:lang w:val="en-US" w:eastAsia="ru-RU"/>
-        </w:rPr>
-        <w:t>ip</w:t>
-      </w:r>
-      <w:proofErr w:type="spellEnd"/>
-      <w:r>
-        <w:rPr>
-          <w:rFonts w:ascii="Times New Roman" w:eastAsia="Times New Roman" w:hAnsi="Times New Roman" w:cs="Times New Roman"/>
-          <w:color w:val="0F1115"/>
-          <w:sz w:val="28"/>
-          <w:szCs w:val="28"/>
-          <w:lang w:eastAsia="ru-RU"/>
-        </w:rPr>
-        <w:t xml:space="preserve"> </w:t>
-      </w:r>
-      <w:proofErr w:type="spellStart"/>
-      <w:r>
-        <w:rPr>
-          <w:rFonts w:ascii="Times New Roman" w:eastAsia="Times New Roman" w:hAnsi="Times New Roman" w:cs="Times New Roman"/>
-          <w:color w:val="0F1115"/>
-          <w:sz w:val="28"/>
-          <w:szCs w:val="28"/>
-          <w:lang w:val="en-US" w:eastAsia="ru-RU"/>
-        </w:rPr>
-        <w:t>addr</w:t>
-      </w:r>
-      <w:proofErr w:type="spellEnd"/>
-      <w:r>
-        <w:rPr>
-          <w:rFonts w:ascii="Times New Roman" w:eastAsia="Times New Roman" w:hAnsi="Times New Roman" w:cs="Times New Roman"/>
-          <w:color w:val="0F1115"/>
-          <w:sz w:val="28"/>
-          <w:szCs w:val="28"/>
-          <w:lang w:eastAsia="ru-RU"/>
-        </w:rPr>
-        <w:t>»</w:t>
-      </w:r>
-      <w:r>
-        <w:rPr>
-          <w:rFonts w:ascii="Times New Roman" w:eastAsia="Times New Roman" w:hAnsi="Times New Roman" w:cs="Times New Roman"/>
-          <w:color w:val="0F1115"/>
-          <w:sz w:val="28"/>
-          <w:szCs w:val="28"/>
-          <w:lang w:eastAsia="ru-RU"/>
-        </w:rPr>
-        <w:t xml:space="preserve"> </w:t>
-      </w:r>
-      <w:r>
-        <w:rPr>
-          <w:rFonts w:ascii="Times New Roman" w:eastAsia="Times New Roman" w:hAnsi="Times New Roman" w:cs="Times New Roman"/>
-          <w:color w:val="0F1115"/>
-          <w:sz w:val="28"/>
-          <w:szCs w:val="28"/>
-          <w:lang w:eastAsia="ru-RU"/>
-        </w:rPr>
-        <w:t xml:space="preserve">и просматриваем свой </w:t>
-      </w:r>
-      <w:r>
-        <w:rPr>
-          <w:rFonts w:ascii="Times New Roman" w:eastAsia="Times New Roman" w:hAnsi="Times New Roman" w:cs="Times New Roman"/>
-          <w:color w:val="0F1115"/>
-          <w:sz w:val="28"/>
-          <w:szCs w:val="28"/>
-          <w:lang w:val="en-US" w:eastAsia="ru-RU"/>
-        </w:rPr>
-        <w:t>IP</w:t>
-      </w:r>
-    </w:p>
-    <w:p>
-      <w:pPr>
-        <w:shd w:val="clear" w:color="auto" w:fill="FFFFFF"/>
-        <w:spacing w:before="240" w:after="240" w:line="240" w:lineRule="auto"/>
-        <w:rPr>
-          <w:rFonts w:ascii="Times New Roman" w:eastAsia="Times New Roman" w:hAnsi="Times New Roman" w:cs="Times New Roman"/>
-          <w:color w:val="0F1115"/>
-          <w:sz w:val="28"/>
-          <w:szCs w:val="28"/>
-          <w:lang w:eastAsia="ru-RU"/>
-        </w:rPr>
-      </w:pPr>
-      <w:r>
-        <w:rPr>
-          <w:rFonts w:ascii="Times New Roman" w:eastAsia="Times New Roman" w:hAnsi="Times New Roman" w:cs="Times New Roman"/>
-          <w:b/>
-          <w:bCs/>
-          <w:color w:val="0F1115"/>
-          <w:sz w:val="28"/>
-          <w:szCs w:val="28"/>
-          <w:lang w:eastAsia="ru-RU"/>
-        </w:rPr>
-        <w:t>Запомни этот адрес.</w:t>
-      </w:r>
-      <w:r>
-        <w:rPr>
-          <w:rFonts w:ascii="Times New Roman" w:eastAsia="Times New Roman" w:hAnsi="Times New Roman" w:cs="Times New Roman"/>
-          <w:color w:val="0F1115"/>
-          <w:sz w:val="28"/>
-          <w:szCs w:val="28"/>
-          <w:lang w:eastAsia="ru-RU"/>
-        </w:rPr>
-        <w:t> Он нужен, чтобы зайти в настройки с компьютера.</w:t>
-      </w:r>
-    </w:p>
-    <w:p>
-      <w:pPr>
-        <w:shd w:val="clear" w:color="auto" w:fill="FFFFFF"/>
-        <w:spacing w:before="480" w:after="240" w:line="450" w:lineRule="atLeast"/>
-        <w:outlineLvl w:val="2"/>
-        <w:rPr>
-          <w:rFonts w:ascii="Times New Roman" w:eastAsia="Times New Roman" w:hAnsi="Times New Roman" w:cs="Times New Roman"/>
-          <w:b/>
-          <w:bCs/>
-          <w:color w:val="0F1115"/>
-          <w:sz w:val="28"/>
-          <w:szCs w:val="28"/>
-          <w:lang w:eastAsia="ru-RU"/>
-        </w:rPr>
-      </w:pPr>
-      <w:r>
-        <w:rPr>
-          <w:rFonts w:ascii="Times New Roman" w:eastAsia="Times New Roman" w:hAnsi="Times New Roman" w:cs="Times New Roman"/>
-          <w:b/>
-          <w:bCs/>
-          <w:color w:val="0F1115"/>
-          <w:sz w:val="28"/>
-          <w:szCs w:val="28"/>
-          <w:lang w:eastAsia="ru-RU"/>
-        </w:rPr>
-        <w:t>Шаг 4</w:t>
-      </w:r>
-      <w:proofErr w:type="gramStart"/>
-      <w:r>
-        <w:rPr>
-          <w:rFonts w:ascii="Times New Roman" w:eastAsia="Times New Roman" w:hAnsi="Times New Roman" w:cs="Times New Roman"/>
-          <w:b/>
-          <w:bCs/>
-          <w:color w:val="0F1115"/>
-          <w:sz w:val="28"/>
-          <w:szCs w:val="28"/>
-          <w:lang w:eastAsia="ru-RU"/>
-        </w:rPr>
-        <w:t>: Настраиваем</w:t>
-      </w:r>
-      <w:proofErr w:type="gramEnd"/>
-      <w:r>
-        <w:rPr>
-          <w:rFonts w:ascii="Times New Roman" w:eastAsia="Times New Roman" w:hAnsi="Times New Roman" w:cs="Times New Roman"/>
-          <w:b/>
-          <w:bCs/>
-          <w:color w:val="0F1115"/>
-          <w:sz w:val="28"/>
-          <w:szCs w:val="28"/>
-          <w:lang w:eastAsia="ru-RU"/>
-        </w:rPr>
-        <w:t xml:space="preserve"> сеть </w:t>
-      </w:r>
-    </w:p>
-    <w:p>
-      <w:pPr>
-        <w:shd w:val="clear" w:color="auto" w:fill="FFFFFF"/>
-        <w:spacing w:before="240" w:after="240" w:line="240" w:lineRule="auto"/>
-        <w:rPr>
-          <w:rFonts w:ascii="Times New Roman" w:eastAsia="Times New Roman" w:hAnsi="Times New Roman" w:cs="Times New Roman"/>
-          <w:color w:val="0F1115"/>
-          <w:sz w:val="28"/>
-          <w:szCs w:val="28"/>
-          <w:lang w:eastAsia="ru-RU"/>
-        </w:rPr>
-      </w:pPr>
-      <w:r>
-        <w:rPr>
-          <w:rFonts w:ascii="Times New Roman" w:eastAsia="Times New Roman" w:hAnsi="Times New Roman" w:cs="Times New Roman"/>
-          <w:b/>
-          <w:bCs/>
-          <w:color w:val="0F1115"/>
-          <w:sz w:val="28"/>
-          <w:szCs w:val="28"/>
-          <w:lang w:eastAsia="ru-RU"/>
-        </w:rPr>
-        <w:t>Есть 2 способа:</w:t>
-      </w:r>
-    </w:p>
-    <w:p>
-      <w:pPr>
-        <w:shd w:val="clear" w:color="auto" w:fill="FFFFFF"/>
-        <w:spacing w:before="240" w:after="240" w:line="240" w:lineRule="auto"/>
-        <w:rPr>
-          <w:rFonts w:ascii="Times New Roman" w:eastAsia="Times New Roman" w:hAnsi="Times New Roman" w:cs="Times New Roman"/>
-          <w:color w:val="0F1115"/>
-          <w:sz w:val="28"/>
-          <w:szCs w:val="28"/>
-          <w:lang w:eastAsia="ru-RU"/>
-        </w:rPr>
-      </w:pPr>
-      <w:r>
-        <w:rPr>
-          <w:rFonts w:ascii="Times New Roman" w:eastAsia="Times New Roman" w:hAnsi="Times New Roman" w:cs="Times New Roman"/>
-          <w:b/>
-          <w:bCs/>
-          <w:color w:val="0F1115"/>
-          <w:sz w:val="28"/>
-          <w:szCs w:val="28"/>
-          <w:lang w:eastAsia="ru-RU"/>
-        </w:rPr>
-        <w:lastRenderedPageBreak/>
-        <w:t>через веб-интерфейс</w:t>
-      </w:r>
-    </w:p>
-    <w:p>
-      <w:pPr>
-        <w:numPr>
-          <w:ilvl w:val="0"/>
-          <w:numId w:val="4"/>
-        </w:numPr>
-        <w:shd w:val="clear" w:color="auto" w:fill="FFFFFF"/>
-        <w:spacing w:before="100" w:beforeAutospacing="1" w:after="0" w:line="240" w:lineRule="auto"/>
-        <w:rPr>
-          <w:rFonts w:ascii="Times New Roman" w:eastAsia="Times New Roman" w:hAnsi="Times New Roman" w:cs="Times New Roman"/>
-          <w:color w:val="0F1115"/>
-          <w:sz w:val="28"/>
-          <w:szCs w:val="28"/>
-          <w:lang w:eastAsia="ru-RU"/>
-        </w:rPr>
-      </w:pPr>
-      <w:r>
-        <w:rPr>
-          <w:rFonts w:ascii="Times New Roman" w:eastAsia="Times New Roman" w:hAnsi="Times New Roman" w:cs="Times New Roman"/>
-          <w:color w:val="0F1115"/>
-          <w:sz w:val="28"/>
-          <w:szCs w:val="28"/>
-          <w:lang w:eastAsia="ru-RU"/>
-        </w:rPr>
-        <w:t>Открой браузер на основном компьютере.</w:t>
-      </w:r>
-    </w:p>
-    <w:p>
-      <w:pPr>
-        <w:numPr>
-          <w:ilvl w:val="0"/>
-          <w:numId w:val="4"/>
-        </w:numPr>
-        <w:shd w:val="clear" w:color="auto" w:fill="FFFFFF"/>
-        <w:spacing w:before="100" w:beforeAutospacing="1" w:after="0" w:line="240" w:lineRule="auto"/>
-        <w:rPr>
-          <w:rFonts w:ascii="Times New Roman" w:eastAsia="Times New Roman" w:hAnsi="Times New Roman" w:cs="Times New Roman"/>
-          <w:color w:val="0F1115"/>
-          <w:sz w:val="28"/>
-          <w:szCs w:val="28"/>
-          <w:lang w:eastAsia="ru-RU"/>
-        </w:rPr>
-      </w:pPr>
-      <w:r>
-        <w:rPr>
-          <w:rFonts w:ascii="Times New Roman" w:eastAsia="Times New Roman" w:hAnsi="Times New Roman" w:cs="Times New Roman"/>
-          <w:color w:val="0F1115"/>
-          <w:sz w:val="28"/>
-          <w:szCs w:val="28"/>
-          <w:lang w:eastAsia="ru-RU"/>
-        </w:rPr>
-        <w:t>Введи в строке: </w:t>
-      </w:r>
-      <w:r>
-        <w:rPr>
-          <w:rFonts w:ascii="Times New Roman" w:eastAsia="Times New Roman" w:hAnsi="Times New Roman" w:cs="Times New Roman"/>
-          <w:color w:val="0F1115"/>
-          <w:sz w:val="28"/>
-          <w:szCs w:val="28"/>
-          <w:shd w:val="clear" w:color="auto" w:fill="EBEEF2"/>
-          <w:lang w:eastAsia="ru-RU"/>
-        </w:rPr>
-        <w:t>http://[твой_IP-адрес]</w:t>
-      </w:r>
-    </w:p>
-    <w:p>
-      <w:pPr>
-        <w:numPr>
-          <w:ilvl w:val="0"/>
-          <w:numId w:val="4"/>
-        </w:numPr>
-        <w:shd w:val="clear" w:color="auto" w:fill="FFFFFF"/>
-        <w:spacing w:before="100" w:beforeAutospacing="1" w:after="0" w:line="240" w:lineRule="auto"/>
-        <w:rPr>
-          <w:rFonts w:ascii="Times New Roman" w:eastAsia="Times New Roman" w:hAnsi="Times New Roman" w:cs="Times New Roman"/>
-          <w:color w:val="0F1115"/>
-          <w:sz w:val="28"/>
-          <w:szCs w:val="28"/>
-          <w:lang w:eastAsia="ru-RU"/>
-        </w:rPr>
-      </w:pPr>
-      <w:r>
-        <w:rPr>
-          <w:rFonts w:ascii="Times New Roman" w:eastAsia="Times New Roman" w:hAnsi="Times New Roman" w:cs="Times New Roman"/>
-          <w:color w:val="0F1115"/>
-          <w:sz w:val="28"/>
-          <w:szCs w:val="28"/>
-          <w:lang w:eastAsia="ru-RU"/>
-        </w:rPr>
-        <w:t>Логин: </w:t>
-      </w:r>
-      <w:proofErr w:type="spellStart"/>
-      <w:r>
-        <w:rPr>
-          <w:rFonts w:ascii="Times New Roman" w:eastAsia="Times New Roman" w:hAnsi="Times New Roman" w:cs="Times New Roman"/>
-          <w:color w:val="0F1115"/>
-          <w:sz w:val="28"/>
-          <w:szCs w:val="28"/>
-          <w:shd w:val="clear" w:color="auto" w:fill="EBEEF2"/>
-          <w:lang w:eastAsia="ru-RU"/>
-        </w:rPr>
-        <w:t>admin</w:t>
-      </w:r>
-      <w:proofErr w:type="spellEnd"/>
-      <w:r>
-        <w:rPr>
-          <w:rFonts w:ascii="Times New Roman" w:eastAsia="Times New Roman" w:hAnsi="Times New Roman" w:cs="Times New Roman"/>
-          <w:color w:val="0F1115"/>
-          <w:sz w:val="28"/>
-          <w:szCs w:val="28"/>
-          <w:lang w:eastAsia="ru-RU"/>
-        </w:rPr>
-        <w:t>, пароль: </w:t>
-      </w:r>
-      <w:proofErr w:type="spellStart"/>
-      <w:r>
-        <w:rPr>
-          <w:rFonts w:ascii="Times New Roman" w:eastAsia="Times New Roman" w:hAnsi="Times New Roman" w:cs="Times New Roman"/>
-          <w:color w:val="0F1115"/>
-          <w:sz w:val="28"/>
-          <w:szCs w:val="28"/>
-          <w:shd w:val="clear" w:color="auto" w:fill="EBEEF2"/>
-          <w:lang w:eastAsia="ru-RU"/>
-        </w:rPr>
-        <w:t>openmediavault</w:t>
-      </w:r>
-      <w:proofErr w:type="spellEnd"/>
-      <w:r>
-        <w:rPr>
-          <w:rFonts w:ascii="Times New Roman" w:eastAsia="Times New Roman" w:hAnsi="Times New Roman" w:cs="Times New Roman"/>
-          <w:color w:val="0F1115"/>
-          <w:sz w:val="28"/>
-          <w:szCs w:val="28"/>
-          <w:lang w:eastAsia="ru-RU"/>
-        </w:rPr>
-        <w:t>.</w:t>
-      </w:r>
-    </w:p>
-    <w:p>
-      <w:pPr>
-        <w:rPr>
-          <w:rFonts w:ascii="Times New Roman" w:hAnsi="Times New Roman" w:cs="Times New Roman"/>
-          <w:sz w:val="28"/>
-          <w:szCs w:val="28"/>
-        </w:rPr>
-      </w:pPr>
-      <w:r>
-        <w:rPr>
-          <w:rFonts w:ascii="Times New Roman" w:hAnsi="Times New Roman" w:cs="Times New Roman"/>
-          <w:sz w:val="28"/>
-          <w:szCs w:val="28"/>
-        </w:rPr>
-        <w:br w:type="page"/>
-      </w:r>
-    </w:p>
-    <w:p>
-      <w:pPr>
         <w:rPr>
           <w:rFonts w:ascii="Times New Roman" w:hAnsi="Times New Roman" w:cs="Times New Roman"/>
           <w:sz w:val="28"/>
@@ -3218,7 +1376,6 @@
                 <w:lang w:val="en-US"/>
               </w:rPr>
             </w:pPr>
-            <w:proofErr w:type="spellStart"/>
             <w:r>
               <w:rPr>
                 <w:rFonts w:ascii="Segoe UI" w:hAnsi="Segoe UI" w:cs="Segoe UI"/>
@@ -3228,7 +1385,6 @@
               </w:rPr>
               <w:t>RedOS</w:t>
             </w:r>
-            <w:proofErr w:type="spellEnd"/>
           </w:p>
         </w:tc>
         <w:tc>
@@ -3270,7 +1426,6 @@
                 <w:lang w:val="en-US"/>
               </w:rPr>
             </w:pPr>
-            <w:proofErr w:type="spellStart"/>
             <w:r>
               <w:rPr>
                 <w:rFonts w:ascii="Segoe UI" w:hAnsi="Segoe UI" w:cs="Segoe UI"/>
@@ -3280,7 +1435,6 @@
               </w:rPr>
               <w:t>OpenMediaVault</w:t>
             </w:r>
-            <w:proofErr w:type="spellEnd"/>
           </w:p>
         </w:tc>
       </w:tr>
@@ -3460,27 +1614,7 @@
                 <w:sz w:val="23"/>
                 <w:szCs w:val="23"/>
               </w:rPr>
-              <w:t xml:space="preserve">Закрытая (NT </w:t>
-            </w:r>
-            <w:proofErr w:type="spellStart"/>
-            <w:r>
-              <w:rPr>
-                <w:rFonts w:ascii="Segoe UI" w:hAnsi="Segoe UI" w:cs="Segoe UI"/>
-                <w:color w:val="0F1115"/>
-                <w:sz w:val="23"/>
-                <w:szCs w:val="23"/>
-              </w:rPr>
-              <w:t>Kernel</w:t>
-            </w:r>
-            <w:proofErr w:type="spellEnd"/>
-            <w:r>
-              <w:rPr>
-                <w:rFonts w:ascii="Segoe UI" w:hAnsi="Segoe UI" w:cs="Segoe UI"/>
-                <w:color w:val="0F1115"/>
-                <w:sz w:val="23"/>
-                <w:szCs w:val="23"/>
-              </w:rPr>
-              <w:t>)</w:t>
+              <w:t>Закрытая (NT Kernel)</w:t>
             </w:r>
           </w:p>
         </w:tc>
@@ -3505,27 +1639,7 @@
                 <w:sz w:val="23"/>
                 <w:szCs w:val="23"/>
               </w:rPr>
-              <w:t xml:space="preserve">Linux (Ответвление от Red Hat / </w:t>
-            </w:r>
-            <w:proofErr w:type="spellStart"/>
-            <w:r>
-              <w:rPr>
-                <w:rFonts w:ascii="Segoe UI" w:hAnsi="Segoe UI" w:cs="Segoe UI"/>
-                <w:color w:val="0F1115"/>
-                <w:sz w:val="23"/>
-                <w:szCs w:val="23"/>
-              </w:rPr>
-              <w:t>CentOS</w:t>
-            </w:r>
-            <w:proofErr w:type="spellEnd"/>
-            <w:r>
-              <w:rPr>
-                <w:rFonts w:ascii="Segoe UI" w:hAnsi="Segoe UI" w:cs="Segoe UI"/>
-                <w:color w:val="0F1115"/>
-                <w:sz w:val="23"/>
-                <w:szCs w:val="23"/>
-              </w:rPr>
-              <w:t>)</w:t>
+              <w:t>Linux (Ответвление от Red Hat / CentOS)</w:t>
             </w:r>
           </w:p>
         </w:tc>
@@ -3550,27 +1664,7 @@
                 <w:sz w:val="23"/>
                 <w:szCs w:val="23"/>
               </w:rPr>
-              <w:t>Linux (</w:t>
-            </w:r>
-            <w:proofErr w:type="spellStart"/>
-            <w:r>
-              <w:rPr>
-                <w:rFonts w:ascii="Segoe UI" w:hAnsi="Segoe UI" w:cs="Segoe UI"/>
-                <w:color w:val="0F1115"/>
-                <w:sz w:val="23"/>
-                <w:szCs w:val="23"/>
-              </w:rPr>
-              <w:t>Debian</w:t>
-            </w:r>
-            <w:proofErr w:type="spellEnd"/>
-            <w:r>
-              <w:rPr>
-                <w:rFonts w:ascii="Segoe UI" w:hAnsi="Segoe UI" w:cs="Segoe UI"/>
-                <w:color w:val="0F1115"/>
-                <w:sz w:val="23"/>
-                <w:szCs w:val="23"/>
-              </w:rPr>
-              <w:t>)</w:t>
+              <w:t>Linux (Debian)</w:t>
             </w:r>
           </w:p>
         </w:tc>
@@ -3595,27 +1689,7 @@
                 <w:sz w:val="23"/>
                 <w:szCs w:val="23"/>
               </w:rPr>
-              <w:t>Linux (</w:t>
-            </w:r>
-            <w:proofErr w:type="spellStart"/>
-            <w:r>
-              <w:rPr>
-                <w:rFonts w:ascii="Segoe UI" w:hAnsi="Segoe UI" w:cs="Segoe UI"/>
-                <w:color w:val="0F1115"/>
-                <w:sz w:val="23"/>
-                <w:szCs w:val="23"/>
-              </w:rPr>
-              <w:t>Debian</w:t>
-            </w:r>
-            <w:proofErr w:type="spellEnd"/>
-            <w:r>
-              <w:rPr>
-                <w:rFonts w:ascii="Segoe UI" w:hAnsi="Segoe UI" w:cs="Segoe UI"/>
-                <w:color w:val="0F1115"/>
-                <w:sz w:val="23"/>
-                <w:szCs w:val="23"/>
-              </w:rPr>
-              <w:t>)</w:t>
+              <w:t>Linux (Debian)</w:t>
             </w:r>
           </w:p>
         </w:tc>
@@ -4091,27 +2165,7 @@
                 <w:sz w:val="23"/>
                 <w:szCs w:val="23"/>
               </w:rPr>
-              <w:t xml:space="preserve">Средняя (через консольный установщик </w:t>
-            </w:r>
-            <w:proofErr w:type="spellStart"/>
-            <w:r>
-              <w:rPr>
-                <w:rFonts w:ascii="Segoe UI" w:hAnsi="Segoe UI" w:cs="Segoe UI"/>
-                <w:color w:val="0F1115"/>
-                <w:sz w:val="23"/>
-                <w:szCs w:val="23"/>
-              </w:rPr>
-              <w:t>Debian</w:t>
-            </w:r>
-            <w:proofErr w:type="spellEnd"/>
-            <w:r>
-              <w:rPr>
-                <w:rFonts w:ascii="Segoe UI" w:hAnsi="Segoe UI" w:cs="Segoe UI"/>
-                <w:color w:val="0F1115"/>
-                <w:sz w:val="23"/>
-                <w:szCs w:val="23"/>
-              </w:rPr>
-              <w:t>)</w:t>
+              <w:t>Средняя (через консольный установщик Debian)</w:t>
             </w:r>
           </w:p>
         </w:tc>
@@ -4244,47 +2298,7 @@
                 <w:sz w:val="23"/>
                 <w:szCs w:val="23"/>
               </w:rPr>
-              <w:t xml:space="preserve">: </w:t>
-            </w:r>
-            <w:proofErr w:type="spellStart"/>
-            <w:r>
-              <w:rPr>
-                <w:rFonts w:ascii="Segoe UI" w:hAnsi="Segoe UI" w:cs="Segoe UI"/>
-                <w:color w:val="0F1115"/>
-                <w:sz w:val="23"/>
-                <w:szCs w:val="23"/>
-              </w:rPr>
-              <w:t>Plex</w:t>
-            </w:r>
-            <w:proofErr w:type="spellEnd"/>
-            <w:r>
-              <w:rPr>
-                <w:rFonts w:ascii="Segoe UI" w:hAnsi="Segoe UI" w:cs="Segoe UI"/>
-                <w:color w:val="0F1115"/>
-                <w:sz w:val="23"/>
-                <w:szCs w:val="23"/>
-              </w:rPr>
-              <w:t xml:space="preserve">, SMB, FTP, </w:t>
-            </w:r>
-            <w:proofErr w:type="spellStart"/>
-            <w:r>
-              <w:rPr>
-                <w:rFonts w:ascii="Segoe UI" w:hAnsi="Segoe UI" w:cs="Segoe UI"/>
-                <w:color w:val="0F1115"/>
-                <w:sz w:val="23"/>
-                <w:szCs w:val="23"/>
-              </w:rPr>
-              <w:t>Torrent</w:t>
-            </w:r>
-            <w:proofErr w:type="spellEnd"/>
-            <w:r>
-              <w:rPr>
-                <w:rFonts w:ascii="Segoe UI" w:hAnsi="Segoe UI" w:cs="Segoe UI"/>
-                <w:color w:val="0F1115"/>
-                <w:sz w:val="23"/>
-                <w:szCs w:val="23"/>
-              </w:rPr>
-              <w:t>-клиент</w:t>
+              <w:t>: Plex, SMB, FTP, Torrent-клиент</w:t>
             </w:r>
           </w:p>
         </w:tc>
